--- a/7_semester/Методы искусственного интеллекта/ЛР5/ЛР5_Отчет_Буренков_МИИ.docx
+++ b/7_semester/Методы искусственного интеллекта/ЛР5/ЛР5_Отчет_Буренков_МИИ.docx
@@ -1,6 +1,6 @@
 
 <file path=word/document.xml><?xml version="1.0" encoding="utf-8"?>
-<w:document xmlns:wpc="http://schemas.microsoft.com/office/word/2010/wordprocessingCanvas" xmlns:cx="http://schemas.microsoft.com/office/drawing/2014/chartex" xmlns:cx1="http://schemas.microsoft.com/office/drawing/2015/9/8/chartex" xmlns:cx2="http://schemas.microsoft.com/office/drawing/2015/10/21/chartex" xmlns:cx3="http://schemas.microsoft.com/office/drawing/2016/5/9/chartex" xmlns:cx4="http://schemas.microsoft.com/office/drawing/2016/5/10/chartex" xmlns:cx5="http://schemas.microsoft.com/office/drawing/2016/5/11/chartex" xmlns:cx6="http://schemas.microsoft.com/office/drawing/2016/5/12/chartex" xmlns:cx7="http://schemas.microsoft.com/office/drawing/2016/5/13/chartex" xmlns:cx8="http://schemas.microsoft.com/office/drawing/2016/5/14/chartex" xmlns:mc="http://schemas.openxmlformats.org/markup-compatibility/2006" xmlns:aink="http://schemas.microsoft.com/office/drawing/2016/ink" xmlns:am3d="http://schemas.microsoft.com/office/drawing/2017/model3d" xmlns:o="urn:schemas-microsoft-com:office:office" xmlns:r="http://schemas.openxmlformats.org/officeDocument/2006/relationships" xmlns:m="http://schemas.openxmlformats.org/officeDocument/2006/math" xmlns:v="urn:schemas-microsoft-com:vml" xmlns:wp14="http://schemas.microsoft.com/office/word/2010/wordprocessingDrawing" xmlns:wp="http://schemas.openxmlformats.org/drawingml/2006/wordprocessingDrawing" xmlns:w10="urn:schemas-microsoft-com:office:word" xmlns:w="http://schemas.openxmlformats.org/wordprocessingml/2006/main" xmlns:w14="http://schemas.microsoft.com/office/word/2010/wordml" xmlns:w15="http://schemas.microsoft.com/office/word/2012/wordml" xmlns:w16cid="http://schemas.microsoft.com/office/word/2016/wordml/cid" xmlns:w16se="http://schemas.microsoft.com/office/word/2015/wordml/symex" xmlns:wpg="http://schemas.microsoft.com/office/word/2010/wordprocessingGroup" xmlns:wpi="http://schemas.microsoft.com/office/word/2010/wordprocessingInk" xmlns:wne="http://schemas.microsoft.com/office/word/2006/wordml" xmlns:wps="http://schemas.microsoft.com/office/word/2010/wordprocessingShape" mc:Ignorable="w14 w15 w16se w16cid wp14">
+<w:document xmlns:wpc="http://schemas.microsoft.com/office/word/2010/wordprocessingCanvas" xmlns:cx="http://schemas.microsoft.com/office/drawing/2014/chartex" xmlns:cx1="http://schemas.microsoft.com/office/drawing/2015/9/8/chartex" xmlns:cx2="http://schemas.microsoft.com/office/drawing/2015/10/21/chartex" xmlns:cx3="http://schemas.microsoft.com/office/drawing/2016/5/9/chartex" xmlns:cx4="http://schemas.microsoft.com/office/drawing/2016/5/10/chartex" xmlns:cx5="http://schemas.microsoft.com/office/drawing/2016/5/11/chartex" xmlns:cx6="http://schemas.microsoft.com/office/drawing/2016/5/12/chartex" xmlns:cx7="http://schemas.microsoft.com/office/drawing/2016/5/13/chartex" xmlns:cx8="http://schemas.microsoft.com/office/drawing/2016/5/14/chartex" xmlns:mc="http://schemas.openxmlformats.org/markup-compatibility/2006" xmlns:aink="http://schemas.microsoft.com/office/drawing/2016/ink" xmlns:am3d="http://schemas.microsoft.com/office/drawing/2017/model3d" xmlns:o="urn:schemas-microsoft-com:office:office" xmlns:oel="http://schemas.microsoft.com/office/2019/extlst" xmlns:r="http://schemas.openxmlformats.org/officeDocument/2006/relationships" xmlns:m="http://schemas.openxmlformats.org/officeDocument/2006/math" xmlns:v="urn:schemas-microsoft-com:vml" xmlns:wp14="http://schemas.microsoft.com/office/word/2010/wordprocessingDrawing" xmlns:wp="http://schemas.openxmlformats.org/drawingml/2006/wordprocessingDrawing" xmlns:w10="urn:schemas-microsoft-com:office:word" xmlns:w="http://schemas.openxmlformats.org/wordprocessingml/2006/main" xmlns:w14="http://schemas.microsoft.com/office/word/2010/wordml" xmlns:w15="http://schemas.microsoft.com/office/word/2012/wordml" xmlns:w16cex="http://schemas.microsoft.com/office/word/2018/wordml/cex" xmlns:w16cid="http://schemas.microsoft.com/office/word/2016/wordml/cid" xmlns:w16="http://schemas.microsoft.com/office/word/2018/wordml" xmlns:w16sdtdh="http://schemas.microsoft.com/office/word/2020/wordml/sdtdatahash" xmlns:w16se="http://schemas.microsoft.com/office/word/2015/wordml/symex" xmlns:wpg="http://schemas.microsoft.com/office/word/2010/wordprocessingGroup" xmlns:wpi="http://schemas.microsoft.com/office/word/2010/wordprocessingInk" xmlns:wne="http://schemas.microsoft.com/office/word/2006/wordml" xmlns:wps="http://schemas.microsoft.com/office/word/2010/wordprocessingShape" mc:Ignorable="w14 w15 w16se w16cid w16 w16cex w16sdtdh wp14">
   <w:body>
     <w:p>
       <w:pPr>
@@ -906,35 +906,28 @@
     <w:p>
       <w:pPr>
         <w:keepNext/>
-        <w:spacing w:lineRule="auto" w:line="360" w:after="240" w:before="0"/>
-        <w:ind w:firstLine="0"/>
+        <w:spacing w:after="240" w:line="360" w:lineRule="auto"/>
         <w:jc w:val="center"/>
       </w:pPr>
       <w:r>
         <w:rPr>
-          <w:rFonts w:ascii="Times New Roman" w:hAnsi="Times New Roman" w:eastAsia="Times New Roman"/>
           <w:b/>
-          <w:i w:val="0"/>
           <w:color w:val="000000"/>
           <w:sz w:val="28"/>
         </w:rPr>
+        <w:lastRenderedPageBreak/>
         <w:t>СОДЕРЖАНИЕ</w:t>
       </w:r>
     </w:p>
     <w:p>
       <w:pPr>
         <w:tabs>
-          <w:tab w:pos="9354" w:val="right" w:leader="dot"/>
+          <w:tab w:val="right" w:leader="dot" w:pos="9354"/>
         </w:tabs>
-        <w:spacing w:lineRule="auto" w:line="360" w:after="0" w:before="0"/>
-        <w:ind w:firstLine="0"/>
-        <w:jc w:val="left"/>
+        <w:spacing w:line="360" w:lineRule="auto"/>
       </w:pPr>
       <w:r>
         <w:rPr>
-          <w:rFonts w:ascii="Times New Roman" w:hAnsi="Times New Roman" w:eastAsia="Times New Roman"/>
-          <w:b w:val="0"/>
-          <w:i w:val="0"/>
           <w:color w:val="000000"/>
           <w:sz w:val="28"/>
         </w:rPr>
@@ -942,39 +935,22 @@
       </w:r>
       <w:r>
         <w:rPr>
-          <w:rFonts w:ascii="Times New Roman" w:hAnsi="Times New Roman" w:eastAsia="Times New Roman"/>
-          <w:b w:val="0"/>
-          <w:i w:val="0"/>
           <w:color w:val="000000"/>
           <w:sz w:val="28"/>
         </w:rPr>
         <w:tab/>
-      </w:r>
-      <w:r>
-        <w:rPr>
-          <w:rFonts w:ascii="Times New Roman" w:hAnsi="Times New Roman" w:eastAsia="Times New Roman"/>
-          <w:b w:val="0"/>
-          <w:i w:val="0"/>
-          <w:color w:val="000000"/>
-          <w:sz w:val="28"/>
-        </w:rPr>
         <w:t>3</w:t>
       </w:r>
     </w:p>
     <w:p>
       <w:pPr>
         <w:tabs>
-          <w:tab w:pos="9354" w:val="right" w:leader="dot"/>
+          <w:tab w:val="right" w:leader="dot" w:pos="9354"/>
         </w:tabs>
-        <w:spacing w:lineRule="auto" w:line="360" w:after="0" w:before="0"/>
-        <w:ind w:firstLine="0"/>
-        <w:jc w:val="left"/>
+        <w:spacing w:line="360" w:lineRule="auto"/>
       </w:pPr>
       <w:r>
         <w:rPr>
-          <w:rFonts w:ascii="Times New Roman" w:hAnsi="Times New Roman" w:eastAsia="Times New Roman"/>
-          <w:b w:val="0"/>
-          <w:i w:val="0"/>
           <w:color w:val="000000"/>
           <w:sz w:val="28"/>
         </w:rPr>
@@ -982,39 +958,22 @@
       </w:r>
       <w:r>
         <w:rPr>
-          <w:rFonts w:ascii="Times New Roman" w:hAnsi="Times New Roman" w:eastAsia="Times New Roman"/>
-          <w:b w:val="0"/>
-          <w:i w:val="0"/>
           <w:color w:val="000000"/>
           <w:sz w:val="28"/>
         </w:rPr>
         <w:tab/>
-      </w:r>
-      <w:r>
-        <w:rPr>
-          <w:rFonts w:ascii="Times New Roman" w:hAnsi="Times New Roman" w:eastAsia="Times New Roman"/>
-          <w:b w:val="0"/>
-          <w:i w:val="0"/>
-          <w:color w:val="000000"/>
-          <w:sz w:val="28"/>
-        </w:rPr>
         <w:t>4</w:t>
       </w:r>
     </w:p>
     <w:p>
       <w:pPr>
         <w:tabs>
-          <w:tab w:pos="9354" w:val="right" w:leader="dot"/>
+          <w:tab w:val="right" w:leader="dot" w:pos="9354"/>
         </w:tabs>
-        <w:spacing w:lineRule="auto" w:line="360" w:after="0" w:before="0"/>
-        <w:ind w:firstLine="0"/>
-        <w:jc w:val="left"/>
+        <w:spacing w:line="360" w:lineRule="auto"/>
       </w:pPr>
       <w:r>
         <w:rPr>
-          <w:rFonts w:ascii="Times New Roman" w:hAnsi="Times New Roman" w:eastAsia="Times New Roman"/>
-          <w:b w:val="0"/>
-          <w:i w:val="0"/>
           <w:color w:val="000000"/>
           <w:sz w:val="28"/>
         </w:rPr>
@@ -1022,39 +981,22 @@
       </w:r>
       <w:r>
         <w:rPr>
-          <w:rFonts w:ascii="Times New Roman" w:hAnsi="Times New Roman" w:eastAsia="Times New Roman"/>
-          <w:b w:val="0"/>
-          <w:i w:val="0"/>
           <w:color w:val="000000"/>
           <w:sz w:val="28"/>
         </w:rPr>
         <w:tab/>
-      </w:r>
-      <w:r>
-        <w:rPr>
-          <w:rFonts w:ascii="Times New Roman" w:hAnsi="Times New Roman" w:eastAsia="Times New Roman"/>
-          <w:b w:val="0"/>
-          <w:i w:val="0"/>
-          <w:color w:val="000000"/>
-          <w:sz w:val="28"/>
-        </w:rPr>
         <w:t>5</w:t>
       </w:r>
     </w:p>
     <w:p>
       <w:pPr>
         <w:tabs>
-          <w:tab w:pos="9354" w:val="right" w:leader="dot"/>
+          <w:tab w:val="right" w:leader="dot" w:pos="9354"/>
         </w:tabs>
-        <w:spacing w:lineRule="auto" w:line="360" w:after="0" w:before="0"/>
-        <w:ind w:firstLine="0"/>
-        <w:jc w:val="left"/>
+        <w:spacing w:line="360" w:lineRule="auto"/>
       </w:pPr>
       <w:r>
         <w:rPr>
-          <w:rFonts w:ascii="Times New Roman" w:hAnsi="Times New Roman" w:eastAsia="Times New Roman"/>
-          <w:b w:val="0"/>
-          <w:i w:val="0"/>
           <w:color w:val="000000"/>
           <w:sz w:val="28"/>
         </w:rPr>
@@ -1062,23 +1004,11 @@
       </w:r>
       <w:r>
         <w:rPr>
-          <w:rFonts w:ascii="Times New Roman" w:hAnsi="Times New Roman" w:eastAsia="Times New Roman"/>
-          <w:b w:val="0"/>
-          <w:i w:val="0"/>
           <w:color w:val="000000"/>
           <w:sz w:val="28"/>
         </w:rPr>
         <w:tab/>
-      </w:r>
-      <w:r>
-        <w:rPr>
-          <w:rFonts w:ascii="Times New Roman" w:hAnsi="Times New Roman" w:eastAsia="Times New Roman"/>
-          <w:b w:val="0"/>
-          <w:i w:val="0"/>
-          <w:color w:val="000000"/>
-          <w:sz w:val="28"/>
-        </w:rPr>
-        <w:t>7</w:t>
+        <w:t>9</w:t>
       </w:r>
     </w:p>
     <w:p>
@@ -1089,73 +1019,174 @@
     <w:p>
       <w:pPr>
         <w:keepNext/>
-        <w:spacing w:lineRule="auto" w:line="360" w:after="240" w:before="0"/>
+        <w:spacing w:after="240" w:line="360" w:lineRule="auto"/>
         <w:ind w:firstLine="709"/>
-        <w:jc w:val="left"/>
       </w:pPr>
       <w:r>
         <w:rPr>
-          <w:rFonts w:ascii="Times New Roman" w:hAnsi="Times New Roman" w:eastAsia="Times New Roman"/>
           <w:b/>
-          <w:i w:val="0"/>
           <w:color w:val="000000"/>
           <w:sz w:val="28"/>
         </w:rPr>
-        <w:t>1</w:t>
-      </w:r>
-      <w:r>
-        <w:rPr>
-          <w:rFonts w:ascii="Times New Roman" w:hAnsi="Times New Roman" w:eastAsia="Times New Roman"/>
-          <w:b/>
-          <w:i w:val="0"/>
-          <w:color w:val="000000"/>
-          <w:sz w:val="28"/>
-        </w:rPr>
-        <w:t xml:space="preserve"> </w:t>
-      </w:r>
-      <w:r>
-        <w:rPr>
-          <w:rFonts w:ascii="Times New Roman" w:hAnsi="Times New Roman" w:eastAsia="Times New Roman"/>
-          <w:b/>
-          <w:i w:val="0"/>
-          <w:color w:val="000000"/>
-          <w:sz w:val="28"/>
-        </w:rPr>
-        <w:t>Задание</w:t>
+        <w:lastRenderedPageBreak/>
+        <w:t>1 Задание</w:t>
       </w:r>
     </w:p>
     <w:p>
       <w:pPr>
-        <w:spacing w:lineRule="auto" w:line="360" w:after="0" w:before="0"/>
+        <w:spacing w:line="360" w:lineRule="auto"/>
         <w:ind w:firstLine="709"/>
         <w:jc w:val="both"/>
       </w:pPr>
       <w:r>
         <w:rPr>
-          <w:rFonts w:ascii="Times New Roman" w:hAnsi="Times New Roman" w:eastAsia="Times New Roman"/>
-          <w:b w:val="0"/>
-          <w:i w:val="0"/>
           <w:color w:val="000000"/>
           <w:sz w:val="28"/>
         </w:rPr>
-        <w:t>Цель работы — отнести розыгрыш мяча к одному из трёх классов методом опорных векторов и сравнить точность с методами лабораторных 2, 3 и 4 на тех же строках.</w:t>
+        <w:t>Цель работы — отнести измерение мяча к одному из трёх классов методом опорных векторов и сравнить точность с методами лабораторных 2, 3 и 4 на тех же строках одного общего теста.</w:t>
       </w:r>
     </w:p>
     <w:p>
       <w:pPr>
-        <w:spacing w:lineRule="auto" w:line="360" w:after="0" w:before="0"/>
+        <w:spacing w:line="360" w:lineRule="auto"/>
         <w:ind w:firstLine="709"/>
         <w:jc w:val="both"/>
       </w:pPr>
       <w:r>
         <w:rPr>
-          <w:rFonts w:ascii="Times New Roman" w:hAnsi="Times New Roman" w:eastAsia="Times New Roman"/>
-          <w:b w:val="0"/>
-          <w:i w:val="0"/>
           <w:color w:val="000000"/>
           <w:sz w:val="28"/>
         </w:rPr>
-        <w:t>По практикуму читается своя таблица, модель обучается на обучающей части, для теста считаются класс и вероятности классов. Ядро — радиальная базисная функция, штраф за неверную точку равен 1, параметр сигма равен 0,5. Затем считаются матрица ошибок, accuracy, precision, recall и F-measure. В вывод входит сравнение четырёх методов.</w:t>
+        <w:t>По практикуму читается своя таблица. Модель обучается на обучающей части; для теста считаются класс и вероятности классов. Ядро — радиальная базисная функция, штраф за неверную точку равен 1, параметр сигма равен 0,5. Перед обучением признаки приводятся к одному масштабу по обучающей выборке. Затем считаются матрица ошибок, accuracy, precision, recall и F-measure. В выводе — краткое сравнение четырёх методов на одном тесте и ключевые параметры, из‑за которых отличаются показатели.</w:t>
+      </w:r>
+    </w:p>
+    <w:p>
+      <w:pPr>
+        <w:spacing w:line="360" w:lineRule="auto"/>
+        <w:ind w:firstLine="709"/>
+        <w:jc w:val="both"/>
+        <w:rPr>
+          <w:color w:val="000000"/>
+          <w:sz w:val="28"/>
+        </w:rPr>
+      </w:pPr>
+      <w:r>
+        <w:rPr>
+          <w:color w:val="000000"/>
+          <w:sz w:val="28"/>
+        </w:rPr>
+        <w:t>Класс 1 — вид мяча: футбольный</w:t>
+      </w:r>
+    </w:p>
+    <w:p>
+      <w:pPr>
+        <w:spacing w:line="360" w:lineRule="auto"/>
+        <w:ind w:firstLine="709"/>
+        <w:jc w:val="both"/>
+        <w:rPr>
+          <w:color w:val="000000"/>
+          <w:sz w:val="28"/>
+        </w:rPr>
+      </w:pPr>
+      <w:r>
+        <w:rPr>
+          <w:color w:val="000000"/>
+          <w:sz w:val="28"/>
+        </w:rPr>
+        <w:t>Применяется для активной командной игры исключительно ногами и головой на открытых травяных или грунтовых стадионах, позволяя игрокам безопасно наносить мощные удары на любые дистанции, тренировать точность передач в движении и развивать общую координацию бега.</w:t>
+      </w:r>
+    </w:p>
+    <w:p>
+      <w:pPr>
+        <w:spacing w:line="360" w:lineRule="auto"/>
+        <w:ind w:firstLine="709"/>
+        <w:jc w:val="both"/>
+        <w:rPr>
+          <w:color w:val="000000"/>
+          <w:sz w:val="28"/>
+        </w:rPr>
+      </w:pPr>
+      <w:r>
+        <w:rPr>
+          <w:color w:val="000000"/>
+          <w:sz w:val="28"/>
+        </w:rPr>
+        <w:t xml:space="preserve">Класс 2 — вид мяча: волейбольный. </w:t>
+      </w:r>
+    </w:p>
+    <w:p>
+      <w:pPr>
+        <w:spacing w:line="360" w:lineRule="auto"/>
+        <w:ind w:firstLine="709"/>
+        <w:jc w:val="both"/>
+        <w:rPr>
+          <w:color w:val="000000"/>
+          <w:sz w:val="28"/>
+        </w:rPr>
+      </w:pPr>
+      <w:r>
+        <w:rPr>
+          <w:color w:val="000000"/>
+          <w:sz w:val="28"/>
+        </w:rPr>
+        <w:t>Используется для непрерывного перекидывания руками через высокую сетку на песчаных пляжах или внутри крытых спортивных залов, обеспечивая участникам максимально комфортный, мягкий и совершенно безболезненный прием высоко взлетающего снаряда без риска травмировать кисти.</w:t>
+      </w:r>
+    </w:p>
+    <w:p>
+      <w:pPr>
+        <w:spacing w:line="360" w:lineRule="auto"/>
+        <w:ind w:firstLine="709"/>
+        <w:jc w:val="both"/>
+        <w:rPr>
+          <w:color w:val="000000"/>
+          <w:sz w:val="28"/>
+        </w:rPr>
+      </w:pPr>
+      <w:r>
+        <w:rPr>
+          <w:color w:val="000000"/>
+          <w:sz w:val="28"/>
+        </w:rPr>
+        <w:t xml:space="preserve">Класс 3 — вид мяча: баскетбольный. </w:t>
+      </w:r>
+    </w:p>
+    <w:p>
+      <w:pPr>
+        <w:spacing w:line="360" w:lineRule="auto"/>
+        <w:ind w:firstLine="709"/>
+        <w:jc w:val="both"/>
+        <w:rPr>
+          <w:color w:val="000000"/>
+          <w:sz w:val="28"/>
+        </w:rPr>
+      </w:pPr>
+      <w:r>
+        <w:rPr>
+          <w:color w:val="000000"/>
+          <w:sz w:val="28"/>
+        </w:rPr>
+        <w:t>Применяется для динамичного ведения руками, тактических распасовок и прицельных бросков в подвесную корзину на асфальтовых площадках или деревянном паркете, давая игроку ощущение полного контроля при скоростном дриблинге и гарантируя стабильный высокий отскок</w:t>
+      </w:r>
+      <w:r>
+        <w:rPr>
+          <w:color w:val="000000"/>
+          <w:sz w:val="28"/>
+        </w:rPr>
+        <w:t xml:space="preserve">. </w:t>
+      </w:r>
+    </w:p>
+    <w:p>
+      <w:pPr>
+        <w:spacing w:line="360" w:lineRule="auto"/>
+        <w:ind w:firstLine="709"/>
+        <w:jc w:val="both"/>
+      </w:pPr>
+      <w:r>
+        <w:rPr>
+          <w:color w:val="000000"/>
+          <w:sz w:val="28"/>
+        </w:rPr>
+        <w:t>Признаки — коэффициент упругости, окружность в сантиметрах, масса в граммах, давление в барах и высота контрольного отскока в сантиметрах. Номер наблюдения в модель не входит.</w:t>
       </w:r>
     </w:p>
     <w:p>
@@ -1166,218 +1197,49 @@
     <w:p>
       <w:pPr>
         <w:keepNext/>
-        <w:spacing w:lineRule="auto" w:line="360" w:after="240" w:before="0"/>
+        <w:spacing w:after="240" w:line="360" w:lineRule="auto"/>
         <w:ind w:firstLine="709"/>
-        <w:jc w:val="left"/>
       </w:pPr>
       <w:r>
         <w:rPr>
-          <w:rFonts w:ascii="Times New Roman" w:hAnsi="Times New Roman" w:eastAsia="Times New Roman"/>
           <w:b/>
-          <w:i w:val="0"/>
           <w:color w:val="000000"/>
           <w:sz w:val="28"/>
         </w:rPr>
-        <w:t>2</w:t>
-      </w:r>
-      <w:r>
-        <w:rPr>
-          <w:rFonts w:ascii="Times New Roman" w:hAnsi="Times New Roman" w:eastAsia="Times New Roman"/>
-          <w:b/>
-          <w:i w:val="0"/>
-          <w:color w:val="000000"/>
-          <w:sz w:val="28"/>
-        </w:rPr>
-        <w:t xml:space="preserve"> </w:t>
-      </w:r>
-      <w:r>
-        <w:rPr>
-          <w:rFonts w:ascii="Times New Roman" w:hAnsi="Times New Roman" w:eastAsia="Times New Roman"/>
-          <w:b/>
-          <w:i w:val="0"/>
-          <w:color w:val="000000"/>
-          <w:sz w:val="28"/>
-        </w:rPr>
-        <w:t>Входные данные</w:t>
+        <w:lastRenderedPageBreak/>
+        <w:t>2 Входные данные</w:t>
       </w:r>
     </w:p>
     <w:p>
       <w:pPr>
-        <w:spacing w:lineRule="auto" w:line="360" w:after="0" w:before="0"/>
+        <w:spacing w:line="360" w:lineRule="auto"/>
         <w:ind w:firstLine="709"/>
         <w:jc w:val="both"/>
       </w:pPr>
       <w:r>
         <w:rPr>
-          <w:rFonts w:ascii="Times New Roman" w:hAnsi="Times New Roman" w:eastAsia="Times New Roman"/>
-          <w:b w:val="0"/>
-          <w:i w:val="0"/>
           <w:color w:val="000000"/>
           <w:sz w:val="28"/>
         </w:rPr>
-        <w:t>Таблица, классы и разбиение те же, что в лабораторных 2, 3 и 4. Девяносто розыгрышей, по 30 футбольных, баскетбольных и волейбольных. Обучение — 63 строки, тест — 27, в каждом классе 21 и 9. Пять кодов: динамика владения, игровая зона, удержание контроля, вектор атаки и контакт с землёй. Обычные наборы, по 8 строк в классе: футбольный 0, 0, 1, 0, 2; баскетбольный 1, 2, 2, 1, 0; волейбольный 2, 1, 0, 1, 0. Два других набора встречаются сразу у нескольких мячей, а код зоны 0, 1 и 2 есть у всех трёх классов.</w:t>
-      </w:r>
-    </w:p>
-    <w:p>
-      <w:r>
-        <w:br w:type="page"/>
+        <w:t>Таблица, классы и разбиение те же, что в лабораторных 2, 3 и 4. 150 измерений мяча, по 50 футбольных, баскетбольных и волейбольных. Обучение — 105 строк (по 35 в классе), тест — 45 (по 15). Это один общий тест. Пять признаков: коэффициент упругости, окружность в сантиметрах, масса в граммах, давление в барах и высота контрольного отскока в сантиметрах. Типовой набор — центр класса; точных копий типового набора в таблице нет, строки — измерения с разбросом.</w:t>
       </w:r>
     </w:p>
     <w:p>
       <w:pPr>
         <w:keepNext/>
-        <w:spacing w:lineRule="auto" w:line="360" w:after="240" w:before="0"/>
-        <w:ind w:firstLine="709"/>
-        <w:jc w:val="left"/>
+        <w:spacing w:before="240" w:after="120"/>
       </w:pPr>
       <w:r>
         <w:rPr>
-          <w:rFonts w:ascii="Times New Roman" w:hAnsi="Times New Roman" w:eastAsia="Times New Roman"/>
-          <w:b/>
-          <w:i w:val="0"/>
           <w:color w:val="000000"/>
           <w:sz w:val="28"/>
         </w:rPr>
-        <w:t>3</w:t>
-      </w:r>
-      <w:r>
-        <w:rPr>
-          <w:rFonts w:ascii="Times New Roman" w:hAnsi="Times New Roman" w:eastAsia="Times New Roman"/>
-          <w:b/>
-          <w:i w:val="0"/>
-          <w:color w:val="000000"/>
-          <w:sz w:val="28"/>
-        </w:rPr>
-        <w:t xml:space="preserve"> </w:t>
-      </w:r>
-      <w:r>
-        <w:rPr>
-          <w:rFonts w:ascii="Times New Roman" w:hAnsi="Times New Roman" w:eastAsia="Times New Roman"/>
-          <w:b/>
-          <w:i w:val="0"/>
-          <w:color w:val="000000"/>
-          <w:sz w:val="28"/>
-        </w:rPr>
-        <w:t>Ход выполнения работы</w:t>
-      </w:r>
-    </w:p>
-    <w:p>
-      <w:pPr>
-        <w:spacing w:lineRule="auto" w:line="360" w:after="0" w:before="0"/>
-        <w:ind w:firstLine="709"/>
-        <w:jc w:val="both"/>
-      </w:pPr>
-      <w:r>
-        <w:rPr>
-          <w:rFonts w:ascii="Times New Roman" w:hAnsi="Times New Roman" w:eastAsia="Times New Roman"/>
-          <w:b w:val="0"/>
-          <w:i w:val="0"/>
-          <w:color w:val="000000"/>
-          <w:sz w:val="28"/>
-        </w:rPr>
-        <w:t>Расчёт выполнен на Python. Схема приведена на рисунке 1. Штраф равен 1, ядро RBF, сигма равна 0,5.</w:t>
-      </w:r>
-    </w:p>
-    <w:p>
-      <w:pPr>
-        <w:keepNext/>
-        <w:spacing w:lineRule="auto" w:line="360" w:after="0" w:before="120"/>
-        <w:ind w:firstLine="0"/>
-        <w:jc w:val="center"/>
-      </w:pPr>
-      <w:r>
-        <w:drawing>
-          <wp:inline xmlns:a="http://schemas.openxmlformats.org/drawingml/2006/main" xmlns:pic="http://schemas.openxmlformats.org/drawingml/2006/picture">
-            <wp:extent cx="5580000" cy="1497073"/>
-            <wp:docPr id="1" name="Picture 1"/>
-            <wp:cNvGraphicFramePr>
-              <a:graphicFrameLocks noChangeAspect="1"/>
-            </wp:cNvGraphicFramePr>
-            <a:graphic>
-              <a:graphicData uri="http://schemas.openxmlformats.org/drawingml/2006/picture">
-                <pic:pic>
-                  <pic:nvPicPr>
-                    <pic:cNvPr id="0" name="scheme.png"/>
-                    <pic:cNvPicPr/>
-                  </pic:nvPicPr>
-                  <pic:blipFill>
-                    <a:blip r:embed="rId13"/>
-                    <a:stretch>
-                      <a:fillRect/>
-                    </a:stretch>
-                  </pic:blipFill>
-                  <pic:spPr>
-                    <a:xfrm>
-                      <a:off x="0" y="0"/>
-                      <a:ext cx="5580000" cy="1497073"/>
-                    </a:xfrm>
-                    <a:prstGeom prst="rect"/>
-                  </pic:spPr>
-                </pic:pic>
-              </a:graphicData>
-            </a:graphic>
-          </wp:inline>
-        </w:drawing>
-      </w:r>
-    </w:p>
-    <w:p>
-      <w:pPr>
-        <w:spacing w:lineRule="auto" w:line="360" w:after="240" w:before="120"/>
-        <w:ind w:firstLine="0"/>
-        <w:jc w:val="center"/>
-      </w:pPr>
-      <w:r>
-        <w:rPr>
-          <w:rFonts w:ascii="Times New Roman" w:hAnsi="Times New Roman" w:eastAsia="Times New Roman"/>
-          <w:b w:val="0"/>
-          <w:i w:val="0"/>
-          <w:color w:val="000000"/>
-          <w:sz w:val="28"/>
-        </w:rPr>
-        <w:t>Рисунок 1 — Схема расчёта</w:t>
-      </w:r>
-    </w:p>
-    <w:p>
-      <w:pPr>
-        <w:spacing w:lineRule="auto" w:line="360" w:after="0" w:before="0"/>
-        <w:ind w:firstLine="709"/>
-        <w:jc w:val="both"/>
-      </w:pPr>
-      <w:r>
-        <w:rPr>
-          <w:rFonts w:ascii="Times New Roman" w:hAnsi="Times New Roman" w:eastAsia="Times New Roman"/>
-          <w:b w:val="0"/>
-          <w:i w:val="0"/>
-          <w:color w:val="000000"/>
-          <w:sz w:val="28"/>
-        </w:rPr>
-        <w:t>Опорных векторов 30: футбольный — 11, баскетбольный — 10, волейбольный — 9. Граница проходит по нескольким разным розыгрышам, а не по одному обычному набору.</w:t>
-      </w:r>
-    </w:p>
-    <w:p>
-      <w:pPr>
-        <w:keepNext/>
-        <w:spacing w:lineRule="auto" w:line="240" w:after="120" w:before="240"/>
-        <w:ind w:firstLine="0" w:left="0"/>
-        <w:jc w:val="left"/>
-      </w:pPr>
-      <w:r>
-        <w:rPr>
-          <w:rFonts w:ascii="Times New Roman" w:hAnsi="Times New Roman" w:eastAsia="Times New Roman"/>
-          <w:b w:val="0"/>
-          <w:i w:val="0"/>
-          <w:color w:val="000000"/>
-          <w:sz w:val="28"/>
-        </w:rPr>
-        <w:t>Таблица 1 — Число опорных векторов</w:t>
+        <w:t>Таблица 1 — Типовые измерения трёх мячей</w:t>
       </w:r>
     </w:p>
     <w:tbl>
       <w:tblPr>
-        <w:tblW w:type="auto" w:w="0"/>
-        <w:jc w:val="left"/>
-        <w:tblLayout w:type="fixed"/>
-        <w:tblLook w:firstColumn="1" w:firstRow="1" w:lastColumn="0" w:lastRow="0" w:noHBand="0" w:noVBand="1" w:val="04A0"/>
+        <w:tblW w:w="9299" w:type="dxa"/>
         <w:tblBorders>
           <w:top w:val="single" w:sz="4" w:space="0" w:color="000000"/>
           <w:left w:val="single" w:sz="4" w:space="0" w:color="000000"/>
@@ -1387,11 +1249,15 @@
           <w:insideV w:val="single" w:sz="4" w:space="0" w:color="000000"/>
         </w:tblBorders>
         <w:tblLayout w:type="fixed"/>
-        <w:tblW w:w="5954" w:type="dxa"/>
+        <w:tblLook w:val="04A0" w:firstRow="1" w:lastRow="0" w:firstColumn="1" w:lastColumn="0" w:noHBand="0" w:noVBand="1"/>
       </w:tblPr>
       <w:tblGrid>
-        <w:gridCol w:w="3402"/>
-        <w:gridCol w:w="2552"/>
+        <w:gridCol w:w="1929"/>
+        <w:gridCol w:w="1474"/>
+        <w:gridCol w:w="1587"/>
+        <w:gridCol w:w="1361"/>
+        <w:gridCol w:w="1474"/>
+        <w:gridCol w:w="1474"/>
       </w:tblGrid>
       <w:tr>
         <w:trPr>
@@ -1399,30 +1265,24 @@
         </w:trPr>
         <w:tc>
           <w:tcPr>
-            <w:tcW w:type="dxa" w:w="3402"/>
-            <w:tcBorders>
-              <w:top w:val="single" w:sz="4" w:space="0" w:color="000000"/>
-              <w:left w:val="single" w:sz="4" w:space="0" w:color="000000"/>
-              <w:bottom w:val="single" w:sz="4" w:space="0" w:color="000000"/>
-              <w:right w:val="single" w:sz="4" w:space="0" w:color="000000"/>
-            </w:tcBorders>
-            <w:vAlign w:val="center"/>
-            <w:shd w:fill="F2F2F2" w:val="clear"/>
-          </w:tcPr>
-          <w:p>
-            <w:pPr>
-              <w:spacing w:lineRule="auto" w:line="240" w:after="0" w:before="0"/>
-              <w:ind w:firstLine="0"/>
-              <w:jc w:val="center"/>
-            </w:pPr>
-            <w:r/>
-            <w:r>
-              <w:rPr>
-                <w:rFonts w:ascii="Times New Roman" w:hAnsi="Times New Roman" w:eastAsia="Times New Roman"/>
+            <w:tcW w:w="1928" w:type="dxa"/>
+            <w:tcBorders>
+              <w:top w:val="single" w:sz="4" w:space="0" w:color="000000"/>
+              <w:left w:val="single" w:sz="4" w:space="0" w:color="000000"/>
+              <w:bottom w:val="single" w:sz="4" w:space="0" w:color="000000"/>
+              <w:right w:val="single" w:sz="4" w:space="0" w:color="000000"/>
+            </w:tcBorders>
+            <w:shd w:val="clear" w:color="auto" w:fill="F2F2F2"/>
+            <w:vAlign w:val="center"/>
+          </w:tcPr>
+          <w:p>
+            <w:pPr>
+              <w:jc w:val="center"/>
+            </w:pPr>
+            <w:r>
+              <w:rPr>
                 <w:b/>
-                <w:i w:val="0"/>
-                <w:color w:val="000000"/>
-                <w:sz w:val="24"/>
+                <w:color w:val="000000"/>
               </w:rPr>
               <w:t>Класс</w:t>
             </w:r>
@@ -1430,32 +1290,126 @@
         </w:tc>
         <w:tc>
           <w:tcPr>
-            <w:tcW w:type="dxa" w:w="2551"/>
-            <w:tcBorders>
-              <w:top w:val="single" w:sz="4" w:space="0" w:color="000000"/>
-              <w:left w:val="single" w:sz="4" w:space="0" w:color="000000"/>
-              <w:bottom w:val="single" w:sz="4" w:space="0" w:color="000000"/>
-              <w:right w:val="single" w:sz="4" w:space="0" w:color="000000"/>
-            </w:tcBorders>
-            <w:vAlign w:val="center"/>
-            <w:shd w:fill="F2F2F2" w:val="clear"/>
-          </w:tcPr>
-          <w:p>
-            <w:pPr>
-              <w:spacing w:lineRule="auto" w:line="240" w:after="0" w:before="0"/>
-              <w:ind w:firstLine="0"/>
-              <w:jc w:val="center"/>
-            </w:pPr>
-            <w:r/>
-            <w:r>
-              <w:rPr>
-                <w:rFonts w:ascii="Times New Roman" w:hAnsi="Times New Roman" w:eastAsia="Times New Roman"/>
+            <w:tcW w:w="1474" w:type="dxa"/>
+            <w:tcBorders>
+              <w:top w:val="single" w:sz="4" w:space="0" w:color="000000"/>
+              <w:left w:val="single" w:sz="4" w:space="0" w:color="000000"/>
+              <w:bottom w:val="single" w:sz="4" w:space="0" w:color="000000"/>
+              <w:right w:val="single" w:sz="4" w:space="0" w:color="000000"/>
+            </w:tcBorders>
+            <w:shd w:val="clear" w:color="auto" w:fill="F2F2F2"/>
+            <w:vAlign w:val="center"/>
+          </w:tcPr>
+          <w:p>
+            <w:pPr>
+              <w:jc w:val="center"/>
+            </w:pPr>
+            <w:r>
+              <w:rPr>
                 <w:b/>
-                <w:i w:val="0"/>
-                <w:color w:val="000000"/>
-                <w:sz w:val="24"/>
-              </w:rPr>
-              <w:t>Опорных векторов</w:t>
+                <w:color w:val="000000"/>
+              </w:rPr>
+              <w:t>Упругость</w:t>
+            </w:r>
+          </w:p>
+        </w:tc>
+        <w:tc>
+          <w:tcPr>
+            <w:tcW w:w="1587" w:type="dxa"/>
+            <w:tcBorders>
+              <w:top w:val="single" w:sz="4" w:space="0" w:color="000000"/>
+              <w:left w:val="single" w:sz="4" w:space="0" w:color="000000"/>
+              <w:bottom w:val="single" w:sz="4" w:space="0" w:color="000000"/>
+              <w:right w:val="single" w:sz="4" w:space="0" w:color="000000"/>
+            </w:tcBorders>
+            <w:shd w:val="clear" w:color="auto" w:fill="F2F2F2"/>
+            <w:vAlign w:val="center"/>
+          </w:tcPr>
+          <w:p>
+            <w:pPr>
+              <w:jc w:val="center"/>
+            </w:pPr>
+            <w:r>
+              <w:rPr>
+                <w:b/>
+                <w:color w:val="000000"/>
+              </w:rPr>
+              <w:t>Окружность, см</w:t>
+            </w:r>
+          </w:p>
+        </w:tc>
+        <w:tc>
+          <w:tcPr>
+            <w:tcW w:w="1361" w:type="dxa"/>
+            <w:tcBorders>
+              <w:top w:val="single" w:sz="4" w:space="0" w:color="000000"/>
+              <w:left w:val="single" w:sz="4" w:space="0" w:color="000000"/>
+              <w:bottom w:val="single" w:sz="4" w:space="0" w:color="000000"/>
+              <w:right w:val="single" w:sz="4" w:space="0" w:color="000000"/>
+            </w:tcBorders>
+            <w:shd w:val="clear" w:color="auto" w:fill="F2F2F2"/>
+            <w:vAlign w:val="center"/>
+          </w:tcPr>
+          <w:p>
+            <w:pPr>
+              <w:jc w:val="center"/>
+            </w:pPr>
+            <w:r>
+              <w:rPr>
+                <w:b/>
+                <w:color w:val="000000"/>
+              </w:rPr>
+              <w:t>Масса, г</w:t>
+            </w:r>
+          </w:p>
+        </w:tc>
+        <w:tc>
+          <w:tcPr>
+            <w:tcW w:w="1474" w:type="dxa"/>
+            <w:tcBorders>
+              <w:top w:val="single" w:sz="4" w:space="0" w:color="000000"/>
+              <w:left w:val="single" w:sz="4" w:space="0" w:color="000000"/>
+              <w:bottom w:val="single" w:sz="4" w:space="0" w:color="000000"/>
+              <w:right w:val="single" w:sz="4" w:space="0" w:color="000000"/>
+            </w:tcBorders>
+            <w:shd w:val="clear" w:color="auto" w:fill="F2F2F2"/>
+            <w:vAlign w:val="center"/>
+          </w:tcPr>
+          <w:p>
+            <w:pPr>
+              <w:jc w:val="center"/>
+            </w:pPr>
+            <w:r>
+              <w:rPr>
+                <w:b/>
+                <w:color w:val="000000"/>
+              </w:rPr>
+              <w:t>Давление, бар</w:t>
+            </w:r>
+          </w:p>
+        </w:tc>
+        <w:tc>
+          <w:tcPr>
+            <w:tcW w:w="1474" w:type="dxa"/>
+            <w:tcBorders>
+              <w:top w:val="single" w:sz="4" w:space="0" w:color="000000"/>
+              <w:left w:val="single" w:sz="4" w:space="0" w:color="000000"/>
+              <w:bottom w:val="single" w:sz="4" w:space="0" w:color="000000"/>
+              <w:right w:val="single" w:sz="4" w:space="0" w:color="000000"/>
+            </w:tcBorders>
+            <w:shd w:val="clear" w:color="auto" w:fill="F2F2F2"/>
+            <w:vAlign w:val="center"/>
+          </w:tcPr>
+          <w:p>
+            <w:pPr>
+              <w:jc w:val="center"/>
+            </w:pPr>
+            <w:r>
+              <w:rPr>
+                <w:b/>
+                <w:color w:val="000000"/>
+              </w:rPr>
+              <w:t>Отскок, см</w:t>
             </w:r>
           </w:p>
         </w:tc>
@@ -1463,29 +1417,22 @@
       <w:tr>
         <w:tc>
           <w:tcPr>
-            <w:tcW w:type="dxa" w:w="3402"/>
-            <w:tcBorders>
-              <w:top w:val="single" w:sz="4" w:space="0" w:color="000000"/>
-              <w:left w:val="single" w:sz="4" w:space="0" w:color="000000"/>
-              <w:bottom w:val="single" w:sz="4" w:space="0" w:color="000000"/>
-              <w:right w:val="single" w:sz="4" w:space="0" w:color="000000"/>
-            </w:tcBorders>
-            <w:vAlign w:val="center"/>
-          </w:tcPr>
-          <w:p>
-            <w:pPr>
-              <w:spacing w:lineRule="auto" w:line="240" w:after="0" w:before="0"/>
-              <w:ind w:firstLine="0"/>
-              <w:jc w:val="center"/>
-            </w:pPr>
-            <w:r/>
-            <w:r>
-              <w:rPr>
-                <w:rFonts w:ascii="Times New Roman" w:hAnsi="Times New Roman" w:eastAsia="Times New Roman"/>
-                <w:b w:val="0"/>
-                <w:i w:val="0"/>
-                <w:color w:val="000000"/>
-                <w:sz w:val="24"/>
+            <w:tcW w:w="1928" w:type="dxa"/>
+            <w:tcBorders>
+              <w:top w:val="single" w:sz="4" w:space="0" w:color="000000"/>
+              <w:left w:val="single" w:sz="4" w:space="0" w:color="000000"/>
+              <w:bottom w:val="single" w:sz="4" w:space="0" w:color="000000"/>
+              <w:right w:val="single" w:sz="4" w:space="0" w:color="000000"/>
+            </w:tcBorders>
+            <w:vAlign w:val="center"/>
+          </w:tcPr>
+          <w:p>
+            <w:pPr>
+              <w:jc w:val="center"/>
+            </w:pPr>
+            <w:r>
+              <w:rPr>
+                <w:color w:val="000000"/>
               </w:rPr>
               <w:t>футбольный</w:t>
             </w:r>
@@ -1493,31 +1440,116 @@
         </w:tc>
         <w:tc>
           <w:tcPr>
-            <w:tcW w:type="dxa" w:w="2551"/>
-            <w:tcBorders>
-              <w:top w:val="single" w:sz="4" w:space="0" w:color="000000"/>
-              <w:left w:val="single" w:sz="4" w:space="0" w:color="000000"/>
-              <w:bottom w:val="single" w:sz="4" w:space="0" w:color="000000"/>
-              <w:right w:val="single" w:sz="4" w:space="0" w:color="000000"/>
-            </w:tcBorders>
-            <w:vAlign w:val="center"/>
-          </w:tcPr>
-          <w:p>
-            <w:pPr>
-              <w:spacing w:lineRule="auto" w:line="240" w:after="0" w:before="0"/>
-              <w:ind w:firstLine="0"/>
-              <w:jc w:val="center"/>
-            </w:pPr>
-            <w:r/>
-            <w:r>
-              <w:rPr>
-                <w:rFonts w:ascii="Times New Roman" w:hAnsi="Times New Roman" w:eastAsia="Times New Roman"/>
-                <w:b w:val="0"/>
-                <w:i w:val="0"/>
-                <w:color w:val="000000"/>
-                <w:sz w:val="24"/>
-              </w:rPr>
-              <w:t>11</w:t>
+            <w:tcW w:w="1474" w:type="dxa"/>
+            <w:tcBorders>
+              <w:top w:val="single" w:sz="4" w:space="0" w:color="000000"/>
+              <w:left w:val="single" w:sz="4" w:space="0" w:color="000000"/>
+              <w:bottom w:val="single" w:sz="4" w:space="0" w:color="000000"/>
+              <w:right w:val="single" w:sz="4" w:space="0" w:color="000000"/>
+            </w:tcBorders>
+            <w:vAlign w:val="center"/>
+          </w:tcPr>
+          <w:p>
+            <w:pPr>
+              <w:jc w:val="center"/>
+            </w:pPr>
+            <w:r>
+              <w:rPr>
+                <w:color w:val="000000"/>
+              </w:rPr>
+              <w:t>0,75</w:t>
+            </w:r>
+          </w:p>
+        </w:tc>
+        <w:tc>
+          <w:tcPr>
+            <w:tcW w:w="1587" w:type="dxa"/>
+            <w:tcBorders>
+              <w:top w:val="single" w:sz="4" w:space="0" w:color="000000"/>
+              <w:left w:val="single" w:sz="4" w:space="0" w:color="000000"/>
+              <w:bottom w:val="single" w:sz="4" w:space="0" w:color="000000"/>
+              <w:right w:val="single" w:sz="4" w:space="0" w:color="000000"/>
+            </w:tcBorders>
+            <w:vAlign w:val="center"/>
+          </w:tcPr>
+          <w:p>
+            <w:pPr>
+              <w:jc w:val="center"/>
+            </w:pPr>
+            <w:r>
+              <w:rPr>
+                <w:color w:val="000000"/>
+              </w:rPr>
+              <w:t>70,0</w:t>
+            </w:r>
+          </w:p>
+        </w:tc>
+        <w:tc>
+          <w:tcPr>
+            <w:tcW w:w="1361" w:type="dxa"/>
+            <w:tcBorders>
+              <w:top w:val="single" w:sz="4" w:space="0" w:color="000000"/>
+              <w:left w:val="single" w:sz="4" w:space="0" w:color="000000"/>
+              <w:bottom w:val="single" w:sz="4" w:space="0" w:color="000000"/>
+              <w:right w:val="single" w:sz="4" w:space="0" w:color="000000"/>
+            </w:tcBorders>
+            <w:vAlign w:val="center"/>
+          </w:tcPr>
+          <w:p>
+            <w:pPr>
+              <w:jc w:val="center"/>
+            </w:pPr>
+            <w:r>
+              <w:rPr>
+                <w:color w:val="000000"/>
+              </w:rPr>
+              <w:t>420</w:t>
+            </w:r>
+          </w:p>
+        </w:tc>
+        <w:tc>
+          <w:tcPr>
+            <w:tcW w:w="1474" w:type="dxa"/>
+            <w:tcBorders>
+              <w:top w:val="single" w:sz="4" w:space="0" w:color="000000"/>
+              <w:left w:val="single" w:sz="4" w:space="0" w:color="000000"/>
+              <w:bottom w:val="single" w:sz="4" w:space="0" w:color="000000"/>
+              <w:right w:val="single" w:sz="4" w:space="0" w:color="000000"/>
+            </w:tcBorders>
+            <w:vAlign w:val="center"/>
+          </w:tcPr>
+          <w:p>
+            <w:pPr>
+              <w:jc w:val="center"/>
+            </w:pPr>
+            <w:r>
+              <w:rPr>
+                <w:color w:val="000000"/>
+              </w:rPr>
+              <w:t>0,55</w:t>
+            </w:r>
+          </w:p>
+        </w:tc>
+        <w:tc>
+          <w:tcPr>
+            <w:tcW w:w="1474" w:type="dxa"/>
+            <w:tcBorders>
+              <w:top w:val="single" w:sz="4" w:space="0" w:color="000000"/>
+              <w:left w:val="single" w:sz="4" w:space="0" w:color="000000"/>
+              <w:bottom w:val="single" w:sz="4" w:space="0" w:color="000000"/>
+              <w:right w:val="single" w:sz="4" w:space="0" w:color="000000"/>
+            </w:tcBorders>
+            <w:vAlign w:val="center"/>
+          </w:tcPr>
+          <w:p>
+            <w:pPr>
+              <w:jc w:val="center"/>
+            </w:pPr>
+            <w:r>
+              <w:rPr>
+                <w:color w:val="000000"/>
+              </w:rPr>
+              <w:t>125</w:t>
             </w:r>
           </w:p>
         </w:tc>
@@ -1525,29 +1557,22 @@
       <w:tr>
         <w:tc>
           <w:tcPr>
-            <w:tcW w:type="dxa" w:w="3402"/>
-            <w:tcBorders>
-              <w:top w:val="single" w:sz="4" w:space="0" w:color="000000"/>
-              <w:left w:val="single" w:sz="4" w:space="0" w:color="000000"/>
-              <w:bottom w:val="single" w:sz="4" w:space="0" w:color="000000"/>
-              <w:right w:val="single" w:sz="4" w:space="0" w:color="000000"/>
-            </w:tcBorders>
-            <w:vAlign w:val="center"/>
-          </w:tcPr>
-          <w:p>
-            <w:pPr>
-              <w:spacing w:lineRule="auto" w:line="240" w:after="0" w:before="0"/>
-              <w:ind w:firstLine="0"/>
-              <w:jc w:val="center"/>
-            </w:pPr>
-            <w:r/>
-            <w:r>
-              <w:rPr>
-                <w:rFonts w:ascii="Times New Roman" w:hAnsi="Times New Roman" w:eastAsia="Times New Roman"/>
-                <w:b w:val="0"/>
-                <w:i w:val="0"/>
-                <w:color w:val="000000"/>
-                <w:sz w:val="24"/>
+            <w:tcW w:w="1928" w:type="dxa"/>
+            <w:tcBorders>
+              <w:top w:val="single" w:sz="4" w:space="0" w:color="000000"/>
+              <w:left w:val="single" w:sz="4" w:space="0" w:color="000000"/>
+              <w:bottom w:val="single" w:sz="4" w:space="0" w:color="000000"/>
+              <w:right w:val="single" w:sz="4" w:space="0" w:color="000000"/>
+            </w:tcBorders>
+            <w:vAlign w:val="center"/>
+          </w:tcPr>
+          <w:p>
+            <w:pPr>
+              <w:jc w:val="center"/>
+            </w:pPr>
+            <w:r>
+              <w:rPr>
+                <w:color w:val="000000"/>
               </w:rPr>
               <w:t>баскетбольный</w:t>
             </w:r>
@@ -1555,31 +1580,116 @@
         </w:tc>
         <w:tc>
           <w:tcPr>
-            <w:tcW w:type="dxa" w:w="2551"/>
-            <w:tcBorders>
-              <w:top w:val="single" w:sz="4" w:space="0" w:color="000000"/>
-              <w:left w:val="single" w:sz="4" w:space="0" w:color="000000"/>
-              <w:bottom w:val="single" w:sz="4" w:space="0" w:color="000000"/>
-              <w:right w:val="single" w:sz="4" w:space="0" w:color="000000"/>
-            </w:tcBorders>
-            <w:vAlign w:val="center"/>
-          </w:tcPr>
-          <w:p>
-            <w:pPr>
-              <w:spacing w:lineRule="auto" w:line="240" w:after="0" w:before="0"/>
-              <w:ind w:firstLine="0"/>
-              <w:jc w:val="center"/>
-            </w:pPr>
-            <w:r/>
-            <w:r>
-              <w:rPr>
-                <w:rFonts w:ascii="Times New Roman" w:hAnsi="Times New Roman" w:eastAsia="Times New Roman"/>
-                <w:b w:val="0"/>
-                <w:i w:val="0"/>
-                <w:color w:val="000000"/>
-                <w:sz w:val="24"/>
-              </w:rPr>
-              <w:t>10</w:t>
+            <w:tcW w:w="1474" w:type="dxa"/>
+            <w:tcBorders>
+              <w:top w:val="single" w:sz="4" w:space="0" w:color="000000"/>
+              <w:left w:val="single" w:sz="4" w:space="0" w:color="000000"/>
+              <w:bottom w:val="single" w:sz="4" w:space="0" w:color="000000"/>
+              <w:right w:val="single" w:sz="4" w:space="0" w:color="000000"/>
+            </w:tcBorders>
+            <w:vAlign w:val="center"/>
+          </w:tcPr>
+          <w:p>
+            <w:pPr>
+              <w:jc w:val="center"/>
+            </w:pPr>
+            <w:r>
+              <w:rPr>
+                <w:color w:val="000000"/>
+              </w:rPr>
+              <w:t>0,82</w:t>
+            </w:r>
+          </w:p>
+        </w:tc>
+        <w:tc>
+          <w:tcPr>
+            <w:tcW w:w="1587" w:type="dxa"/>
+            <w:tcBorders>
+              <w:top w:val="single" w:sz="4" w:space="0" w:color="000000"/>
+              <w:left w:val="single" w:sz="4" w:space="0" w:color="000000"/>
+              <w:bottom w:val="single" w:sz="4" w:space="0" w:color="000000"/>
+              <w:right w:val="single" w:sz="4" w:space="0" w:color="000000"/>
+            </w:tcBorders>
+            <w:vAlign w:val="center"/>
+          </w:tcPr>
+          <w:p>
+            <w:pPr>
+              <w:jc w:val="center"/>
+            </w:pPr>
+            <w:r>
+              <w:rPr>
+                <w:color w:val="000000"/>
+              </w:rPr>
+              <w:t>72,0</w:t>
+            </w:r>
+          </w:p>
+        </w:tc>
+        <w:tc>
+          <w:tcPr>
+            <w:tcW w:w="1361" w:type="dxa"/>
+            <w:tcBorders>
+              <w:top w:val="single" w:sz="4" w:space="0" w:color="000000"/>
+              <w:left w:val="single" w:sz="4" w:space="0" w:color="000000"/>
+              <w:bottom w:val="single" w:sz="4" w:space="0" w:color="000000"/>
+              <w:right w:val="single" w:sz="4" w:space="0" w:color="000000"/>
+            </w:tcBorders>
+            <w:vAlign w:val="center"/>
+          </w:tcPr>
+          <w:p>
+            <w:pPr>
+              <w:jc w:val="center"/>
+            </w:pPr>
+            <w:r>
+              <w:rPr>
+                <w:color w:val="000000"/>
+              </w:rPr>
+              <w:t>480</w:t>
+            </w:r>
+          </w:p>
+        </w:tc>
+        <w:tc>
+          <w:tcPr>
+            <w:tcW w:w="1474" w:type="dxa"/>
+            <w:tcBorders>
+              <w:top w:val="single" w:sz="4" w:space="0" w:color="000000"/>
+              <w:left w:val="single" w:sz="4" w:space="0" w:color="000000"/>
+              <w:bottom w:val="single" w:sz="4" w:space="0" w:color="000000"/>
+              <w:right w:val="single" w:sz="4" w:space="0" w:color="000000"/>
+            </w:tcBorders>
+            <w:vAlign w:val="center"/>
+          </w:tcPr>
+          <w:p>
+            <w:pPr>
+              <w:jc w:val="center"/>
+            </w:pPr>
+            <w:r>
+              <w:rPr>
+                <w:color w:val="000000"/>
+              </w:rPr>
+              <w:t>0,50</w:t>
+            </w:r>
+          </w:p>
+        </w:tc>
+        <w:tc>
+          <w:tcPr>
+            <w:tcW w:w="1474" w:type="dxa"/>
+            <w:tcBorders>
+              <w:top w:val="single" w:sz="4" w:space="0" w:color="000000"/>
+              <w:left w:val="single" w:sz="4" w:space="0" w:color="000000"/>
+              <w:bottom w:val="single" w:sz="4" w:space="0" w:color="000000"/>
+              <w:right w:val="single" w:sz="4" w:space="0" w:color="000000"/>
+            </w:tcBorders>
+            <w:vAlign w:val="center"/>
+          </w:tcPr>
+          <w:p>
+            <w:pPr>
+              <w:jc w:val="center"/>
+            </w:pPr>
+            <w:r>
+              <w:rPr>
+                <w:color w:val="000000"/>
+              </w:rPr>
+              <w:t>135</w:t>
             </w:r>
           </w:p>
         </w:tc>
@@ -1587,29 +1697,22 @@
       <w:tr>
         <w:tc>
           <w:tcPr>
-            <w:tcW w:type="dxa" w:w="3402"/>
-            <w:tcBorders>
-              <w:top w:val="single" w:sz="4" w:space="0" w:color="000000"/>
-              <w:left w:val="single" w:sz="4" w:space="0" w:color="000000"/>
-              <w:bottom w:val="single" w:sz="4" w:space="0" w:color="000000"/>
-              <w:right w:val="single" w:sz="4" w:space="0" w:color="000000"/>
-            </w:tcBorders>
-            <w:vAlign w:val="center"/>
-          </w:tcPr>
-          <w:p>
-            <w:pPr>
-              <w:spacing w:lineRule="auto" w:line="240" w:after="0" w:before="0"/>
-              <w:ind w:firstLine="0"/>
-              <w:jc w:val="center"/>
-            </w:pPr>
-            <w:r/>
-            <w:r>
-              <w:rPr>
-                <w:rFonts w:ascii="Times New Roman" w:hAnsi="Times New Roman" w:eastAsia="Times New Roman"/>
-                <w:b w:val="0"/>
-                <w:i w:val="0"/>
-                <w:color w:val="000000"/>
-                <w:sz w:val="24"/>
+            <w:tcW w:w="1928" w:type="dxa"/>
+            <w:tcBorders>
+              <w:top w:val="single" w:sz="4" w:space="0" w:color="000000"/>
+              <w:left w:val="single" w:sz="4" w:space="0" w:color="000000"/>
+              <w:bottom w:val="single" w:sz="4" w:space="0" w:color="000000"/>
+              <w:right w:val="single" w:sz="4" w:space="0" w:color="000000"/>
+            </w:tcBorders>
+            <w:vAlign w:val="center"/>
+          </w:tcPr>
+          <w:p>
+            <w:pPr>
+              <w:jc w:val="center"/>
+            </w:pPr>
+            <w:r>
+              <w:rPr>
+                <w:color w:val="000000"/>
               </w:rPr>
               <w:t>волейбольный</w:t>
             </w:r>
@@ -1617,31 +1720,116 @@
         </w:tc>
         <w:tc>
           <w:tcPr>
-            <w:tcW w:type="dxa" w:w="2551"/>
-            <w:tcBorders>
-              <w:top w:val="single" w:sz="4" w:space="0" w:color="000000"/>
-              <w:left w:val="single" w:sz="4" w:space="0" w:color="000000"/>
-              <w:bottom w:val="single" w:sz="4" w:space="0" w:color="000000"/>
-              <w:right w:val="single" w:sz="4" w:space="0" w:color="000000"/>
-            </w:tcBorders>
-            <w:vAlign w:val="center"/>
-          </w:tcPr>
-          <w:p>
-            <w:pPr>
-              <w:spacing w:lineRule="auto" w:line="240" w:after="0" w:before="0"/>
-              <w:ind w:firstLine="0"/>
-              <w:jc w:val="center"/>
-            </w:pPr>
-            <w:r/>
-            <w:r>
-              <w:rPr>
-                <w:rFonts w:ascii="Times New Roman" w:hAnsi="Times New Roman" w:eastAsia="Times New Roman"/>
-                <w:b w:val="0"/>
-                <w:i w:val="0"/>
-                <w:color w:val="000000"/>
-                <w:sz w:val="24"/>
-              </w:rPr>
-              <w:t>9</w:t>
+            <w:tcW w:w="1474" w:type="dxa"/>
+            <w:tcBorders>
+              <w:top w:val="single" w:sz="4" w:space="0" w:color="000000"/>
+              <w:left w:val="single" w:sz="4" w:space="0" w:color="000000"/>
+              <w:bottom w:val="single" w:sz="4" w:space="0" w:color="000000"/>
+              <w:right w:val="single" w:sz="4" w:space="0" w:color="000000"/>
+            </w:tcBorders>
+            <w:vAlign w:val="center"/>
+          </w:tcPr>
+          <w:p>
+            <w:pPr>
+              <w:jc w:val="center"/>
+            </w:pPr>
+            <w:r>
+              <w:rPr>
+                <w:color w:val="000000"/>
+              </w:rPr>
+              <w:t>0,68</w:t>
+            </w:r>
+          </w:p>
+        </w:tc>
+        <w:tc>
+          <w:tcPr>
+            <w:tcW w:w="1587" w:type="dxa"/>
+            <w:tcBorders>
+              <w:top w:val="single" w:sz="4" w:space="0" w:color="000000"/>
+              <w:left w:val="single" w:sz="4" w:space="0" w:color="000000"/>
+              <w:bottom w:val="single" w:sz="4" w:space="0" w:color="000000"/>
+              <w:right w:val="single" w:sz="4" w:space="0" w:color="000000"/>
+            </w:tcBorders>
+            <w:vAlign w:val="center"/>
+          </w:tcPr>
+          <w:p>
+            <w:pPr>
+              <w:jc w:val="center"/>
+            </w:pPr>
+            <w:r>
+              <w:rPr>
+                <w:color w:val="000000"/>
+              </w:rPr>
+              <w:t>69,0</w:t>
+            </w:r>
+          </w:p>
+        </w:tc>
+        <w:tc>
+          <w:tcPr>
+            <w:tcW w:w="1361" w:type="dxa"/>
+            <w:tcBorders>
+              <w:top w:val="single" w:sz="4" w:space="0" w:color="000000"/>
+              <w:left w:val="single" w:sz="4" w:space="0" w:color="000000"/>
+              <w:bottom w:val="single" w:sz="4" w:space="0" w:color="000000"/>
+              <w:right w:val="single" w:sz="4" w:space="0" w:color="000000"/>
+            </w:tcBorders>
+            <w:vAlign w:val="center"/>
+          </w:tcPr>
+          <w:p>
+            <w:pPr>
+              <w:jc w:val="center"/>
+            </w:pPr>
+            <w:r>
+              <w:rPr>
+                <w:color w:val="000000"/>
+              </w:rPr>
+              <w:t>380</w:t>
+            </w:r>
+          </w:p>
+        </w:tc>
+        <w:tc>
+          <w:tcPr>
+            <w:tcW w:w="1474" w:type="dxa"/>
+            <w:tcBorders>
+              <w:top w:val="single" w:sz="4" w:space="0" w:color="000000"/>
+              <w:left w:val="single" w:sz="4" w:space="0" w:color="000000"/>
+              <w:bottom w:val="single" w:sz="4" w:space="0" w:color="000000"/>
+              <w:right w:val="single" w:sz="4" w:space="0" w:color="000000"/>
+            </w:tcBorders>
+            <w:vAlign w:val="center"/>
+          </w:tcPr>
+          <w:p>
+            <w:pPr>
+              <w:jc w:val="center"/>
+            </w:pPr>
+            <w:r>
+              <w:rPr>
+                <w:color w:val="000000"/>
+              </w:rPr>
+              <w:t>0,42</w:t>
+            </w:r>
+          </w:p>
+        </w:tc>
+        <w:tc>
+          <w:tcPr>
+            <w:tcW w:w="1474" w:type="dxa"/>
+            <w:tcBorders>
+              <w:top w:val="single" w:sz="4" w:space="0" w:color="000000"/>
+              <w:left w:val="single" w:sz="4" w:space="0" w:color="000000"/>
+              <w:bottom w:val="single" w:sz="4" w:space="0" w:color="000000"/>
+              <w:right w:val="single" w:sz="4" w:space="0" w:color="000000"/>
+            </w:tcBorders>
+            <w:vAlign w:val="center"/>
+          </w:tcPr>
+          <w:p>
+            <w:pPr>
+              <w:jc w:val="center"/>
+            </w:pPr>
+            <w:r>
+              <w:rPr>
+                <w:color w:val="000000"/>
+              </w:rPr>
+              <w:t>118</w:t>
             </w:r>
           </w:p>
         </w:tc>
@@ -1649,45 +1837,143 @@
     </w:tbl>
     <w:p>
       <w:pPr>
-        <w:spacing w:lineRule="auto" w:line="360" w:after="0" w:before="0"/>
+        <w:spacing w:before="240" w:line="360" w:lineRule="auto"/>
         <w:ind w:firstLine="709"/>
         <w:jc w:val="both"/>
       </w:pPr>
       <w:r>
         <w:rPr>
-          <w:rFonts w:ascii="Times New Roman" w:hAnsi="Times New Roman" w:eastAsia="Times New Roman"/>
-          <w:b w:val="0"/>
-          <w:i w:val="0"/>
           <w:color w:val="000000"/>
           <w:sz w:val="28"/>
         </w:rPr>
-        <w:t>Для строки 1 коды 0, 1, 2, 0, 0. Факт — «баскетбольный», прогноз — «баскетбольный». Вероятности: футбольный 43,60 %, баскетбольный 52,34 %, волейбольный 4,05 %.</w:t>
+        <w:t>Диапазоны соседних классов пересекаются: упругость футбольного 0,70–0,80, баскетбольного 0,71–0,87; окружность волейбольного 67,1–70,6 см, футбольного 68,2–72,9 см. Поэтому стопроцентной точности на тесте ни у одного из четырёх методов нет.</w:t>
+      </w:r>
+    </w:p>
+    <w:p>
+      <w:r>
+        <w:br w:type="page"/>
       </w:r>
     </w:p>
     <w:p>
       <w:pPr>
         <w:keepNext/>
-        <w:spacing w:lineRule="auto" w:line="240" w:after="120" w:before="240"/>
-        <w:ind w:firstLine="0" w:left="0"/>
-        <w:jc w:val="left"/>
+        <w:spacing w:after="240" w:line="360" w:lineRule="auto"/>
+        <w:ind w:firstLine="709"/>
       </w:pPr>
       <w:r>
         <w:rPr>
-          <w:rFonts w:ascii="Times New Roman" w:hAnsi="Times New Roman" w:eastAsia="Times New Roman"/>
-          <w:b w:val="0"/>
-          <w:i w:val="0"/>
+          <w:b/>
           <w:color w:val="000000"/>
           <w:sz w:val="28"/>
         </w:rPr>
-        <w:t>Таблица 2 — Матрица ошибок на 27 тестовых строках</w:t>
+        <w:lastRenderedPageBreak/>
+        <w:t>3 Ход выполнения работы</w:t>
+      </w:r>
+    </w:p>
+    <w:p>
+      <w:pPr>
+        <w:spacing w:line="360" w:lineRule="auto"/>
+        <w:ind w:firstLine="709"/>
+        <w:jc w:val="both"/>
+      </w:pPr>
+      <w:r>
+        <w:rPr>
+          <w:color w:val="000000"/>
+          <w:sz w:val="28"/>
+        </w:rPr>
+        <w:t>Последовательность расчёта показана на рисунке 1. Штраф равен 1, ядро — радиальная базисная функция, сигма равна 0,5. Признаки стандартизированы по обучению: у каждого признака нулевое среднее и единичный разброс на обучающих строках; те же среднее и разброс применены к тесту.</w:t>
+      </w:r>
+    </w:p>
+    <w:p>
+      <w:pPr>
+        <w:keepNext/>
+        <w:spacing w:before="120" w:line="360" w:lineRule="auto"/>
+        <w:jc w:val="center"/>
+      </w:pPr>
+      <w:r>
+        <w:rPr>
+          <w:noProof/>
+        </w:rPr>
+        <w:drawing>
+          <wp:inline distT="0" distB="0" distL="0" distR="0">
+            <wp:extent cx="5580000" cy="4324500"/>
+            <wp:effectExtent l="0" t="0" r="0" b="0"/>
+            <wp:docPr id="1" name="Picture 1"/>
+            <wp:cNvGraphicFramePr>
+              <a:graphicFrameLocks xmlns:a="http://schemas.openxmlformats.org/drawingml/2006/main" noChangeAspect="1"/>
+            </wp:cNvGraphicFramePr>
+            <a:graphic xmlns:a="http://schemas.openxmlformats.org/drawingml/2006/main">
+              <a:graphicData uri="http://schemas.openxmlformats.org/drawingml/2006/picture">
+                <pic:pic xmlns:pic="http://schemas.openxmlformats.org/drawingml/2006/picture">
+                  <pic:nvPicPr>
+                    <pic:cNvPr id="0" name="scheme.png"/>
+                    <pic:cNvPicPr/>
+                  </pic:nvPicPr>
+                  <pic:blipFill>
+                    <a:blip r:embed="rId7"/>
+                    <a:stretch>
+                      <a:fillRect/>
+                    </a:stretch>
+                  </pic:blipFill>
+                  <pic:spPr>
+                    <a:xfrm>
+                      <a:off x="0" y="0"/>
+                      <a:ext cx="5580000" cy="4324500"/>
+                    </a:xfrm>
+                    <a:prstGeom prst="rect">
+                      <a:avLst/>
+                    </a:prstGeom>
+                  </pic:spPr>
+                </pic:pic>
+              </a:graphicData>
+            </a:graphic>
+          </wp:inline>
+        </w:drawing>
+      </w:r>
+    </w:p>
+    <w:p>
+      <w:pPr>
+        <w:spacing w:before="120" w:after="240" w:line="360" w:lineRule="auto"/>
+        <w:jc w:val="center"/>
+      </w:pPr>
+      <w:r>
+        <w:rPr>
+          <w:color w:val="000000"/>
+          <w:sz w:val="28"/>
+        </w:rPr>
+        <w:t>Рисунок 1 — Схема расчёта</w:t>
+      </w:r>
+    </w:p>
+    <w:p>
+      <w:pPr>
+        <w:spacing w:line="360" w:lineRule="auto"/>
+        <w:ind w:firstLine="709"/>
+        <w:jc w:val="both"/>
+      </w:pPr>
+      <w:r>
+        <w:rPr>
+          <w:color w:val="000000"/>
+          <w:sz w:val="28"/>
+        </w:rPr>
+        <w:t>Опорных векторов 80: футбольный — 25, баскетбольный — 26, волейбольный — 29. При 105 обучающих строках почти все они оказались опорными: граница классов в зоне пересечения диапазонов держится на многих пограничных измерениях, а не только на типовом центре.</w:t>
+      </w:r>
+    </w:p>
+    <w:p>
+      <w:pPr>
+        <w:keepNext/>
+        <w:spacing w:before="240" w:after="120"/>
+      </w:pPr>
+      <w:r>
+        <w:rPr>
+          <w:color w:val="000000"/>
+          <w:sz w:val="28"/>
+        </w:rPr>
+        <w:t>Таблица 2 — Число опорных векторов</w:t>
       </w:r>
     </w:p>
     <w:tbl>
       <w:tblPr>
-        <w:tblW w:type="auto" w:w="0"/>
-        <w:jc w:val="left"/>
-        <w:tblLayout w:type="fixed"/>
-        <w:tblLook w:firstColumn="1" w:firstRow="1" w:lastColumn="0" w:lastRow="0" w:noHBand="0" w:noVBand="1" w:val="04A0"/>
+        <w:tblW w:w="5954" w:type="dxa"/>
         <w:tblBorders>
           <w:top w:val="single" w:sz="4" w:space="0" w:color="000000"/>
           <w:left w:val="single" w:sz="4" w:space="0" w:color="000000"/>
@@ -1697,13 +1983,11 @@
           <w:insideV w:val="single" w:sz="4" w:space="0" w:color="000000"/>
         </w:tblBorders>
         <w:tblLayout w:type="fixed"/>
-        <w:tblW w:w="7598" w:type="dxa"/>
+        <w:tblLook w:val="04A0" w:firstRow="1" w:lastRow="0" w:firstColumn="1" w:lastColumn="0" w:noHBand="0" w:noVBand="1"/>
       </w:tblPr>
       <w:tblGrid>
-        <w:gridCol w:w="2268"/>
-        <w:gridCol w:w="1588"/>
-        <w:gridCol w:w="1928"/>
-        <w:gridCol w:w="1814"/>
+        <w:gridCol w:w="3403"/>
+        <w:gridCol w:w="2551"/>
       </w:tblGrid>
       <w:tr>
         <w:trPr>
@@ -1711,125 +1995,51 @@
         </w:trPr>
         <w:tc>
           <w:tcPr>
-            <w:tcW w:type="dxa" w:w="2268"/>
-            <w:tcBorders>
-              <w:top w:val="single" w:sz="4" w:space="0" w:color="000000"/>
-              <w:left w:val="single" w:sz="4" w:space="0" w:color="000000"/>
-              <w:bottom w:val="single" w:sz="4" w:space="0" w:color="000000"/>
-              <w:right w:val="single" w:sz="4" w:space="0" w:color="000000"/>
-            </w:tcBorders>
-            <w:vAlign w:val="center"/>
-            <w:shd w:fill="F2F2F2" w:val="clear"/>
-          </w:tcPr>
-          <w:p>
-            <w:pPr>
-              <w:spacing w:lineRule="auto" w:line="240" w:after="0" w:before="0"/>
-              <w:ind w:firstLine="0"/>
-              <w:jc w:val="center"/>
-            </w:pPr>
-            <w:r/>
-            <w:r>
-              <w:rPr>
-                <w:rFonts w:ascii="Times New Roman" w:hAnsi="Times New Roman" w:eastAsia="Times New Roman"/>
+            <w:tcW w:w="3402" w:type="dxa"/>
+            <w:tcBorders>
+              <w:top w:val="single" w:sz="4" w:space="0" w:color="000000"/>
+              <w:left w:val="single" w:sz="4" w:space="0" w:color="000000"/>
+              <w:bottom w:val="single" w:sz="4" w:space="0" w:color="000000"/>
+              <w:right w:val="single" w:sz="4" w:space="0" w:color="000000"/>
+            </w:tcBorders>
+            <w:shd w:val="clear" w:color="auto" w:fill="F2F2F2"/>
+            <w:vAlign w:val="center"/>
+          </w:tcPr>
+          <w:p>
+            <w:pPr>
+              <w:jc w:val="center"/>
+            </w:pPr>
+            <w:r>
+              <w:rPr>
                 <w:b/>
-                <w:i w:val="0"/>
-                <w:color w:val="000000"/>
-                <w:sz w:val="22"/>
-              </w:rPr>
-              <w:t>Факт \ прогноз</w:t>
-            </w:r>
-          </w:p>
-        </w:tc>
-        <w:tc>
-          <w:tcPr>
-            <w:tcW w:type="dxa" w:w="1587"/>
-            <w:tcBorders>
-              <w:top w:val="single" w:sz="4" w:space="0" w:color="000000"/>
-              <w:left w:val="single" w:sz="4" w:space="0" w:color="000000"/>
-              <w:bottom w:val="single" w:sz="4" w:space="0" w:color="000000"/>
-              <w:right w:val="single" w:sz="4" w:space="0" w:color="000000"/>
-            </w:tcBorders>
-            <w:vAlign w:val="center"/>
-            <w:shd w:fill="F2F2F2" w:val="clear"/>
-          </w:tcPr>
-          <w:p>
-            <w:pPr>
-              <w:spacing w:lineRule="auto" w:line="240" w:after="0" w:before="0"/>
-              <w:ind w:firstLine="0"/>
-              <w:jc w:val="center"/>
-            </w:pPr>
-            <w:r/>
-            <w:r>
-              <w:rPr>
-                <w:rFonts w:ascii="Times New Roman" w:hAnsi="Times New Roman" w:eastAsia="Times New Roman"/>
+                <w:color w:val="000000"/>
+              </w:rPr>
+              <w:t>Класс</w:t>
+            </w:r>
+          </w:p>
+        </w:tc>
+        <w:tc>
+          <w:tcPr>
+            <w:tcW w:w="2551" w:type="dxa"/>
+            <w:tcBorders>
+              <w:top w:val="single" w:sz="4" w:space="0" w:color="000000"/>
+              <w:left w:val="single" w:sz="4" w:space="0" w:color="000000"/>
+              <w:bottom w:val="single" w:sz="4" w:space="0" w:color="000000"/>
+              <w:right w:val="single" w:sz="4" w:space="0" w:color="000000"/>
+            </w:tcBorders>
+            <w:shd w:val="clear" w:color="auto" w:fill="F2F2F2"/>
+            <w:vAlign w:val="center"/>
+          </w:tcPr>
+          <w:p>
+            <w:pPr>
+              <w:jc w:val="center"/>
+            </w:pPr>
+            <w:r>
+              <w:rPr>
                 <w:b/>
-                <w:i w:val="0"/>
-                <w:color w:val="000000"/>
-                <w:sz w:val="22"/>
-              </w:rPr>
-              <w:t>футбольный</w:t>
-            </w:r>
-          </w:p>
-        </w:tc>
-        <w:tc>
-          <w:tcPr>
-            <w:tcW w:type="dxa" w:w="1928"/>
-            <w:tcBorders>
-              <w:top w:val="single" w:sz="4" w:space="0" w:color="000000"/>
-              <w:left w:val="single" w:sz="4" w:space="0" w:color="000000"/>
-              <w:bottom w:val="single" w:sz="4" w:space="0" w:color="000000"/>
-              <w:right w:val="single" w:sz="4" w:space="0" w:color="000000"/>
-            </w:tcBorders>
-            <w:vAlign w:val="center"/>
-            <w:shd w:fill="F2F2F2" w:val="clear"/>
-          </w:tcPr>
-          <w:p>
-            <w:pPr>
-              <w:spacing w:lineRule="auto" w:line="240" w:after="0" w:before="0"/>
-              <w:ind w:firstLine="0"/>
-              <w:jc w:val="center"/>
-            </w:pPr>
-            <w:r/>
-            <w:r>
-              <w:rPr>
-                <w:rFonts w:ascii="Times New Roman" w:hAnsi="Times New Roman" w:eastAsia="Times New Roman"/>
-                <w:b/>
-                <w:i w:val="0"/>
-                <w:color w:val="000000"/>
-                <w:sz w:val="22"/>
-              </w:rPr>
-              <w:t>баскетбольный</w:t>
-            </w:r>
-          </w:p>
-        </w:tc>
-        <w:tc>
-          <w:tcPr>
-            <w:tcW w:type="dxa" w:w="1814"/>
-            <w:tcBorders>
-              <w:top w:val="single" w:sz="4" w:space="0" w:color="000000"/>
-              <w:left w:val="single" w:sz="4" w:space="0" w:color="000000"/>
-              <w:bottom w:val="single" w:sz="4" w:space="0" w:color="000000"/>
-              <w:right w:val="single" w:sz="4" w:space="0" w:color="000000"/>
-            </w:tcBorders>
-            <w:vAlign w:val="center"/>
-            <w:shd w:fill="F2F2F2" w:val="clear"/>
-          </w:tcPr>
-          <w:p>
-            <w:pPr>
-              <w:spacing w:lineRule="auto" w:line="240" w:after="0" w:before="0"/>
-              <w:ind w:firstLine="0"/>
-              <w:jc w:val="center"/>
-            </w:pPr>
-            <w:r/>
-            <w:r>
-              <w:rPr>
-                <w:rFonts w:ascii="Times New Roman" w:hAnsi="Times New Roman" w:eastAsia="Times New Roman"/>
-                <w:b/>
-                <w:i w:val="0"/>
-                <w:color w:val="000000"/>
-                <w:sz w:val="22"/>
-              </w:rPr>
-              <w:t>волейбольный</w:t>
+                <w:color w:val="000000"/>
+              </w:rPr>
+              <w:t>Опорных векторов</w:t>
             </w:r>
           </w:p>
         </w:tc>
@@ -1837,29 +2047,22 @@
       <w:tr>
         <w:tc>
           <w:tcPr>
-            <w:tcW w:type="dxa" w:w="2268"/>
-            <w:tcBorders>
-              <w:top w:val="single" w:sz="4" w:space="0" w:color="000000"/>
-              <w:left w:val="single" w:sz="4" w:space="0" w:color="000000"/>
-              <w:bottom w:val="single" w:sz="4" w:space="0" w:color="000000"/>
-              <w:right w:val="single" w:sz="4" w:space="0" w:color="000000"/>
-            </w:tcBorders>
-            <w:vAlign w:val="center"/>
-          </w:tcPr>
-          <w:p>
-            <w:pPr>
-              <w:spacing w:lineRule="auto" w:line="240" w:after="0" w:before="0"/>
-              <w:ind w:firstLine="0"/>
-              <w:jc w:val="center"/>
-            </w:pPr>
-            <w:r/>
-            <w:r>
-              <w:rPr>
-                <w:rFonts w:ascii="Times New Roman" w:hAnsi="Times New Roman" w:eastAsia="Times New Roman"/>
-                <w:b w:val="0"/>
-                <w:i w:val="0"/>
-                <w:color w:val="000000"/>
-                <w:sz w:val="22"/>
+            <w:tcW w:w="3402" w:type="dxa"/>
+            <w:tcBorders>
+              <w:top w:val="single" w:sz="4" w:space="0" w:color="000000"/>
+              <w:left w:val="single" w:sz="4" w:space="0" w:color="000000"/>
+              <w:bottom w:val="single" w:sz="4" w:space="0" w:color="000000"/>
+              <w:right w:val="single" w:sz="4" w:space="0" w:color="000000"/>
+            </w:tcBorders>
+            <w:vAlign w:val="center"/>
+          </w:tcPr>
+          <w:p>
+            <w:pPr>
+              <w:jc w:val="center"/>
+            </w:pPr>
+            <w:r>
+              <w:rPr>
+                <w:color w:val="000000"/>
               </w:rPr>
               <w:t>футбольный</w:t>
             </w:r>
@@ -1867,91 +2070,24 @@
         </w:tc>
         <w:tc>
           <w:tcPr>
-            <w:tcW w:type="dxa" w:w="1587"/>
-            <w:tcBorders>
-              <w:top w:val="single" w:sz="4" w:space="0" w:color="000000"/>
-              <w:left w:val="single" w:sz="4" w:space="0" w:color="000000"/>
-              <w:bottom w:val="single" w:sz="4" w:space="0" w:color="000000"/>
-              <w:right w:val="single" w:sz="4" w:space="0" w:color="000000"/>
-            </w:tcBorders>
-            <w:vAlign w:val="center"/>
-          </w:tcPr>
-          <w:p>
-            <w:pPr>
-              <w:spacing w:lineRule="auto" w:line="240" w:after="0" w:before="0"/>
-              <w:ind w:firstLine="0"/>
-              <w:jc w:val="center"/>
-            </w:pPr>
-            <w:r/>
-            <w:r>
-              <w:rPr>
-                <w:rFonts w:ascii="Times New Roman" w:hAnsi="Times New Roman" w:eastAsia="Times New Roman"/>
-                <w:b w:val="0"/>
-                <w:i w:val="0"/>
-                <w:color w:val="000000"/>
-                <w:sz w:val="22"/>
-              </w:rPr>
-              <w:t>6</w:t>
-            </w:r>
-          </w:p>
-        </w:tc>
-        <w:tc>
-          <w:tcPr>
-            <w:tcW w:type="dxa" w:w="1928"/>
-            <w:tcBorders>
-              <w:top w:val="single" w:sz="4" w:space="0" w:color="000000"/>
-              <w:left w:val="single" w:sz="4" w:space="0" w:color="000000"/>
-              <w:bottom w:val="single" w:sz="4" w:space="0" w:color="000000"/>
-              <w:right w:val="single" w:sz="4" w:space="0" w:color="000000"/>
-            </w:tcBorders>
-            <w:vAlign w:val="center"/>
-          </w:tcPr>
-          <w:p>
-            <w:pPr>
-              <w:spacing w:lineRule="auto" w:line="240" w:after="0" w:before="0"/>
-              <w:ind w:firstLine="0"/>
-              <w:jc w:val="center"/>
-            </w:pPr>
-            <w:r/>
-            <w:r>
-              <w:rPr>
-                <w:rFonts w:ascii="Times New Roman" w:hAnsi="Times New Roman" w:eastAsia="Times New Roman"/>
-                <w:b w:val="0"/>
-                <w:i w:val="0"/>
-                <w:color w:val="000000"/>
-                <w:sz w:val="22"/>
-              </w:rPr>
-              <w:t>3</w:t>
-            </w:r>
-          </w:p>
-        </w:tc>
-        <w:tc>
-          <w:tcPr>
-            <w:tcW w:type="dxa" w:w="1814"/>
-            <w:tcBorders>
-              <w:top w:val="single" w:sz="4" w:space="0" w:color="000000"/>
-              <w:left w:val="single" w:sz="4" w:space="0" w:color="000000"/>
-              <w:bottom w:val="single" w:sz="4" w:space="0" w:color="000000"/>
-              <w:right w:val="single" w:sz="4" w:space="0" w:color="000000"/>
-            </w:tcBorders>
-            <w:vAlign w:val="center"/>
-          </w:tcPr>
-          <w:p>
-            <w:pPr>
-              <w:spacing w:lineRule="auto" w:line="240" w:after="0" w:before="0"/>
-              <w:ind w:firstLine="0"/>
-              <w:jc w:val="center"/>
-            </w:pPr>
-            <w:r/>
-            <w:r>
-              <w:rPr>
-                <w:rFonts w:ascii="Times New Roman" w:hAnsi="Times New Roman" w:eastAsia="Times New Roman"/>
-                <w:b w:val="0"/>
-                <w:i w:val="0"/>
-                <w:color w:val="000000"/>
-                <w:sz w:val="22"/>
-              </w:rPr>
-              <w:t>0</w:t>
+            <w:tcW w:w="2551" w:type="dxa"/>
+            <w:tcBorders>
+              <w:top w:val="single" w:sz="4" w:space="0" w:color="000000"/>
+              <w:left w:val="single" w:sz="4" w:space="0" w:color="000000"/>
+              <w:bottom w:val="single" w:sz="4" w:space="0" w:color="000000"/>
+              <w:right w:val="single" w:sz="4" w:space="0" w:color="000000"/>
+            </w:tcBorders>
+            <w:vAlign w:val="center"/>
+          </w:tcPr>
+          <w:p>
+            <w:pPr>
+              <w:jc w:val="center"/>
+            </w:pPr>
+            <w:r>
+              <w:rPr>
+                <w:color w:val="000000"/>
+              </w:rPr>
+              <w:t>25</w:t>
             </w:r>
           </w:p>
         </w:tc>
@@ -1959,29 +2095,22 @@
       <w:tr>
         <w:tc>
           <w:tcPr>
-            <w:tcW w:type="dxa" w:w="2268"/>
-            <w:tcBorders>
-              <w:top w:val="single" w:sz="4" w:space="0" w:color="000000"/>
-              <w:left w:val="single" w:sz="4" w:space="0" w:color="000000"/>
-              <w:bottom w:val="single" w:sz="4" w:space="0" w:color="000000"/>
-              <w:right w:val="single" w:sz="4" w:space="0" w:color="000000"/>
-            </w:tcBorders>
-            <w:vAlign w:val="center"/>
-          </w:tcPr>
-          <w:p>
-            <w:pPr>
-              <w:spacing w:lineRule="auto" w:line="240" w:after="0" w:before="0"/>
-              <w:ind w:firstLine="0"/>
-              <w:jc w:val="center"/>
-            </w:pPr>
-            <w:r/>
-            <w:r>
-              <w:rPr>
-                <w:rFonts w:ascii="Times New Roman" w:hAnsi="Times New Roman" w:eastAsia="Times New Roman"/>
-                <w:b w:val="0"/>
-                <w:i w:val="0"/>
-                <w:color w:val="000000"/>
-                <w:sz w:val="22"/>
+            <w:tcW w:w="3402" w:type="dxa"/>
+            <w:tcBorders>
+              <w:top w:val="single" w:sz="4" w:space="0" w:color="000000"/>
+              <w:left w:val="single" w:sz="4" w:space="0" w:color="000000"/>
+              <w:bottom w:val="single" w:sz="4" w:space="0" w:color="000000"/>
+              <w:right w:val="single" w:sz="4" w:space="0" w:color="000000"/>
+            </w:tcBorders>
+            <w:vAlign w:val="center"/>
+          </w:tcPr>
+          <w:p>
+            <w:pPr>
+              <w:jc w:val="center"/>
+            </w:pPr>
+            <w:r>
+              <w:rPr>
+                <w:color w:val="000000"/>
               </w:rPr>
               <w:t>баскетбольный</w:t>
             </w:r>
@@ -1989,91 +2118,24 @@
         </w:tc>
         <w:tc>
           <w:tcPr>
-            <w:tcW w:type="dxa" w:w="1587"/>
-            <w:tcBorders>
-              <w:top w:val="single" w:sz="4" w:space="0" w:color="000000"/>
-              <w:left w:val="single" w:sz="4" w:space="0" w:color="000000"/>
-              <w:bottom w:val="single" w:sz="4" w:space="0" w:color="000000"/>
-              <w:right w:val="single" w:sz="4" w:space="0" w:color="000000"/>
-            </w:tcBorders>
-            <w:vAlign w:val="center"/>
-          </w:tcPr>
-          <w:p>
-            <w:pPr>
-              <w:spacing w:lineRule="auto" w:line="240" w:after="0" w:before="0"/>
-              <w:ind w:firstLine="0"/>
-              <w:jc w:val="center"/>
-            </w:pPr>
-            <w:r/>
-            <w:r>
-              <w:rPr>
-                <w:rFonts w:ascii="Times New Roman" w:hAnsi="Times New Roman" w:eastAsia="Times New Roman"/>
-                <w:b w:val="0"/>
-                <w:i w:val="0"/>
-                <w:color w:val="000000"/>
-                <w:sz w:val="22"/>
-              </w:rPr>
-              <w:t>0</w:t>
-            </w:r>
-          </w:p>
-        </w:tc>
-        <w:tc>
-          <w:tcPr>
-            <w:tcW w:type="dxa" w:w="1928"/>
-            <w:tcBorders>
-              <w:top w:val="single" w:sz="4" w:space="0" w:color="000000"/>
-              <w:left w:val="single" w:sz="4" w:space="0" w:color="000000"/>
-              <w:bottom w:val="single" w:sz="4" w:space="0" w:color="000000"/>
-              <w:right w:val="single" w:sz="4" w:space="0" w:color="000000"/>
-            </w:tcBorders>
-            <w:vAlign w:val="center"/>
-          </w:tcPr>
-          <w:p>
-            <w:pPr>
-              <w:spacing w:lineRule="auto" w:line="240" w:after="0" w:before="0"/>
-              <w:ind w:firstLine="0"/>
-              <w:jc w:val="center"/>
-            </w:pPr>
-            <w:r/>
-            <w:r>
-              <w:rPr>
-                <w:rFonts w:ascii="Times New Roman" w:hAnsi="Times New Roman" w:eastAsia="Times New Roman"/>
-                <w:b w:val="0"/>
-                <w:i w:val="0"/>
-                <w:color w:val="000000"/>
-                <w:sz w:val="22"/>
-              </w:rPr>
-              <w:t>9</w:t>
-            </w:r>
-          </w:p>
-        </w:tc>
-        <w:tc>
-          <w:tcPr>
-            <w:tcW w:type="dxa" w:w="1814"/>
-            <w:tcBorders>
-              <w:top w:val="single" w:sz="4" w:space="0" w:color="000000"/>
-              <w:left w:val="single" w:sz="4" w:space="0" w:color="000000"/>
-              <w:bottom w:val="single" w:sz="4" w:space="0" w:color="000000"/>
-              <w:right w:val="single" w:sz="4" w:space="0" w:color="000000"/>
-            </w:tcBorders>
-            <w:vAlign w:val="center"/>
-          </w:tcPr>
-          <w:p>
-            <w:pPr>
-              <w:spacing w:lineRule="auto" w:line="240" w:after="0" w:before="0"/>
-              <w:ind w:firstLine="0"/>
-              <w:jc w:val="center"/>
-            </w:pPr>
-            <w:r/>
-            <w:r>
-              <w:rPr>
-                <w:rFonts w:ascii="Times New Roman" w:hAnsi="Times New Roman" w:eastAsia="Times New Roman"/>
-                <w:b w:val="0"/>
-                <w:i w:val="0"/>
-                <w:color w:val="000000"/>
-                <w:sz w:val="22"/>
-              </w:rPr>
-              <w:t>0</w:t>
+            <w:tcW w:w="2551" w:type="dxa"/>
+            <w:tcBorders>
+              <w:top w:val="single" w:sz="4" w:space="0" w:color="000000"/>
+              <w:left w:val="single" w:sz="4" w:space="0" w:color="000000"/>
+              <w:bottom w:val="single" w:sz="4" w:space="0" w:color="000000"/>
+              <w:right w:val="single" w:sz="4" w:space="0" w:color="000000"/>
+            </w:tcBorders>
+            <w:vAlign w:val="center"/>
+          </w:tcPr>
+          <w:p>
+            <w:pPr>
+              <w:jc w:val="center"/>
+            </w:pPr>
+            <w:r>
+              <w:rPr>
+                <w:color w:val="000000"/>
+              </w:rPr>
+              <w:t>26</w:t>
             </w:r>
           </w:p>
         </w:tc>
@@ -2081,121 +2143,48 @@
       <w:tr>
         <w:tc>
           <w:tcPr>
-            <w:tcW w:type="dxa" w:w="2268"/>
-            <w:tcBorders>
-              <w:top w:val="single" w:sz="4" w:space="0" w:color="000000"/>
-              <w:left w:val="single" w:sz="4" w:space="0" w:color="000000"/>
-              <w:bottom w:val="single" w:sz="4" w:space="0" w:color="000000"/>
-              <w:right w:val="single" w:sz="4" w:space="0" w:color="000000"/>
-            </w:tcBorders>
-            <w:vAlign w:val="center"/>
-          </w:tcPr>
-          <w:p>
-            <w:pPr>
-              <w:spacing w:lineRule="auto" w:line="240" w:after="0" w:before="0"/>
-              <w:ind w:firstLine="0"/>
-              <w:jc w:val="center"/>
-            </w:pPr>
-            <w:r/>
-            <w:r>
-              <w:rPr>
-                <w:rFonts w:ascii="Times New Roman" w:hAnsi="Times New Roman" w:eastAsia="Times New Roman"/>
-                <w:b w:val="0"/>
-                <w:i w:val="0"/>
-                <w:color w:val="000000"/>
-                <w:sz w:val="22"/>
-              </w:rPr>
+            <w:tcW w:w="3402" w:type="dxa"/>
+            <w:tcBorders>
+              <w:top w:val="single" w:sz="4" w:space="0" w:color="000000"/>
+              <w:left w:val="single" w:sz="4" w:space="0" w:color="000000"/>
+              <w:bottom w:val="single" w:sz="4" w:space="0" w:color="000000"/>
+              <w:right w:val="single" w:sz="4" w:space="0" w:color="000000"/>
+            </w:tcBorders>
+            <w:vAlign w:val="center"/>
+          </w:tcPr>
+          <w:p>
+            <w:pPr>
+              <w:jc w:val="center"/>
+            </w:pPr>
+            <w:r>
+              <w:rPr>
+                <w:color w:val="000000"/>
+              </w:rPr>
+              <w:lastRenderedPageBreak/>
               <w:t>волейбольный</w:t>
             </w:r>
           </w:p>
         </w:tc>
         <w:tc>
           <w:tcPr>
-            <w:tcW w:type="dxa" w:w="1587"/>
-            <w:tcBorders>
-              <w:top w:val="single" w:sz="4" w:space="0" w:color="000000"/>
-              <w:left w:val="single" w:sz="4" w:space="0" w:color="000000"/>
-              <w:bottom w:val="single" w:sz="4" w:space="0" w:color="000000"/>
-              <w:right w:val="single" w:sz="4" w:space="0" w:color="000000"/>
-            </w:tcBorders>
-            <w:vAlign w:val="center"/>
-          </w:tcPr>
-          <w:p>
-            <w:pPr>
-              <w:spacing w:lineRule="auto" w:line="240" w:after="0" w:before="0"/>
-              <w:ind w:firstLine="0"/>
-              <w:jc w:val="center"/>
-            </w:pPr>
-            <w:r/>
-            <w:r>
-              <w:rPr>
-                <w:rFonts w:ascii="Times New Roman" w:hAnsi="Times New Roman" w:eastAsia="Times New Roman"/>
-                <w:b w:val="0"/>
-                <w:i w:val="0"/>
-                <w:color w:val="000000"/>
-                <w:sz w:val="22"/>
-              </w:rPr>
-              <w:t>0</w:t>
-            </w:r>
-          </w:p>
-        </w:tc>
-        <w:tc>
-          <w:tcPr>
-            <w:tcW w:type="dxa" w:w="1928"/>
-            <w:tcBorders>
-              <w:top w:val="single" w:sz="4" w:space="0" w:color="000000"/>
-              <w:left w:val="single" w:sz="4" w:space="0" w:color="000000"/>
-              <w:bottom w:val="single" w:sz="4" w:space="0" w:color="000000"/>
-              <w:right w:val="single" w:sz="4" w:space="0" w:color="000000"/>
-            </w:tcBorders>
-            <w:vAlign w:val="center"/>
-          </w:tcPr>
-          <w:p>
-            <w:pPr>
-              <w:spacing w:lineRule="auto" w:line="240" w:after="0" w:before="0"/>
-              <w:ind w:firstLine="0"/>
-              <w:jc w:val="center"/>
-            </w:pPr>
-            <w:r/>
-            <w:r>
-              <w:rPr>
-                <w:rFonts w:ascii="Times New Roman" w:hAnsi="Times New Roman" w:eastAsia="Times New Roman"/>
-                <w:b w:val="0"/>
-                <w:i w:val="0"/>
-                <w:color w:val="000000"/>
-                <w:sz w:val="22"/>
-              </w:rPr>
-              <w:t>3</w:t>
-            </w:r>
-          </w:p>
-        </w:tc>
-        <w:tc>
-          <w:tcPr>
-            <w:tcW w:type="dxa" w:w="1814"/>
-            <w:tcBorders>
-              <w:top w:val="single" w:sz="4" w:space="0" w:color="000000"/>
-              <w:left w:val="single" w:sz="4" w:space="0" w:color="000000"/>
-              <w:bottom w:val="single" w:sz="4" w:space="0" w:color="000000"/>
-              <w:right w:val="single" w:sz="4" w:space="0" w:color="000000"/>
-            </w:tcBorders>
-            <w:vAlign w:val="center"/>
-          </w:tcPr>
-          <w:p>
-            <w:pPr>
-              <w:spacing w:lineRule="auto" w:line="240" w:after="0" w:before="0"/>
-              <w:ind w:firstLine="0"/>
-              <w:jc w:val="center"/>
-            </w:pPr>
-            <w:r/>
-            <w:r>
-              <w:rPr>
-                <w:rFonts w:ascii="Times New Roman" w:hAnsi="Times New Roman" w:eastAsia="Times New Roman"/>
-                <w:b w:val="0"/>
-                <w:i w:val="0"/>
-                <w:color w:val="000000"/>
-                <w:sz w:val="22"/>
-              </w:rPr>
-              <w:t>6</w:t>
+            <w:tcW w:w="2551" w:type="dxa"/>
+            <w:tcBorders>
+              <w:top w:val="single" w:sz="4" w:space="0" w:color="000000"/>
+              <w:left w:val="single" w:sz="4" w:space="0" w:color="000000"/>
+              <w:bottom w:val="single" w:sz="4" w:space="0" w:color="000000"/>
+              <w:right w:val="single" w:sz="4" w:space="0" w:color="000000"/>
+            </w:tcBorders>
+            <w:vAlign w:val="center"/>
+          </w:tcPr>
+          <w:p>
+            <w:pPr>
+              <w:jc w:val="center"/>
+            </w:pPr>
+            <w:r>
+              <w:rPr>
+                <w:color w:val="000000"/>
+              </w:rPr>
+              <w:t>29</w:t>
             </w:r>
           </w:p>
         </w:tc>
@@ -2203,121 +2192,48 @@
     </w:tbl>
     <w:p>
       <w:pPr>
-        <w:spacing w:lineRule="auto" w:line="360" w:after="0" w:before="0"/>
+        <w:spacing w:before="240" w:line="360" w:lineRule="auto"/>
         <w:ind w:firstLine="709"/>
         <w:jc w:val="both"/>
       </w:pPr>
       <w:r>
         <w:rPr>
-          <w:rFonts w:ascii="Times New Roman" w:hAnsi="Times New Roman" w:eastAsia="Times New Roman"/>
-          <w:b w:val="0"/>
-          <w:i w:val="0"/>
           <w:color w:val="000000"/>
           <w:sz w:val="28"/>
         </w:rPr>
-        <w:t>Верных ответов 21 из 27. Accuracy, средние precision, recall и F-measure равны 77,78 %.</w:t>
+        <w:t>Для строки 3: упругость 0,68, окружность 68,8 см, масса 380 г, давление 0,41 бар, отскок 117 см. Факт — «волейбольный», прогноз — «волейбольный». Вероятности: футбольный 3,24 %, баскетбольный 0,71 %, волейбольный 96,05 %.</w:t>
+      </w:r>
+    </w:p>
+    <w:p>
+      <w:pPr>
+        <w:spacing w:before="240" w:line="360" w:lineRule="auto"/>
+        <w:ind w:firstLine="709"/>
+        <w:jc w:val="both"/>
+      </w:pPr>
+      <w:r>
+        <w:rPr>
+          <w:color w:val="000000"/>
+          <w:sz w:val="28"/>
+        </w:rPr>
+        <w:t>Ошибки на тесте: № 8: факт «баскетбольный», прогноз «футбольный»; № 105: факт «волейбольный», прогноз «футбольный».</w:t>
       </w:r>
     </w:p>
     <w:p>
       <w:pPr>
         <w:keepNext/>
-        <w:spacing w:lineRule="auto" w:line="360" w:after="0" w:before="120"/>
-        <w:ind w:firstLine="0"/>
-        <w:jc w:val="center"/>
+        <w:spacing w:before="240" w:after="120"/>
       </w:pPr>
       <w:r>
-        <w:drawing>
-          <wp:inline xmlns:a="http://schemas.openxmlformats.org/drawingml/2006/main" xmlns:pic="http://schemas.openxmlformats.org/drawingml/2006/picture">
-            <wp:extent cx="5040000" cy="3220000"/>
-            <wp:docPr id="2" name="Picture 2"/>
-            <wp:cNvGraphicFramePr>
-              <a:graphicFrameLocks noChangeAspect="1"/>
-            </wp:cNvGraphicFramePr>
-            <a:graphic>
-              <a:graphicData uri="http://schemas.openxmlformats.org/drawingml/2006/picture">
-                <pic:pic>
-                  <pic:nvPicPr>
-                    <pic:cNvPr id="0" name="scatter.png"/>
-                    <pic:cNvPicPr/>
-                  </pic:nvPicPr>
-                  <pic:blipFill>
-                    <a:blip r:embed="rId14"/>
-                    <a:stretch>
-                      <a:fillRect/>
-                    </a:stretch>
-                  </pic:blipFill>
-                  <pic:spPr>
-                    <a:xfrm>
-                      <a:off x="0" y="0"/>
-                      <a:ext cx="5040000" cy="3220000"/>
-                    </a:xfrm>
-                    <a:prstGeom prst="rect"/>
-                  </pic:spPr>
-                </pic:pic>
-              </a:graphicData>
-            </a:graphic>
-          </wp:inline>
-        </w:drawing>
-      </w:r>
-    </w:p>
-    <w:p>
-      <w:pPr>
-        <w:spacing w:lineRule="auto" w:line="360" w:after="240" w:before="120"/>
-        <w:ind w:firstLine="0"/>
-        <w:jc w:val="center"/>
-      </w:pPr>
-      <w:r>
-        <w:rPr>
-          <w:rFonts w:ascii="Times New Roman" w:hAnsi="Times New Roman" w:eastAsia="Times New Roman"/>
-          <w:b w:val="0"/>
-          <w:i w:val="0"/>
+        <w:rPr>
           <w:color w:val="000000"/>
           <w:sz w:val="28"/>
         </w:rPr>
-        <w:t>Рисунок 2 — Игровая зона и вектор атаки</w:t>
-      </w:r>
-    </w:p>
-    <w:p>
-      <w:pPr>
-        <w:spacing w:lineRule="auto" w:line="360" w:after="0" w:before="0"/>
-        <w:ind w:firstLine="709"/>
-        <w:jc w:val="both"/>
-      </w:pPr>
-      <w:r>
-        <w:rPr>
-          <w:rFonts w:ascii="Times New Roman" w:hAnsi="Times New Roman" w:eastAsia="Times New Roman"/>
-          <w:b w:val="0"/>
-          <w:i w:val="0"/>
-          <w:color w:val="000000"/>
-          <w:sz w:val="28"/>
-        </w:rPr>
-        <w:t>Сравнение сделано на одном и том же тесте из 27 строк. Лабораторная 2 — k ближайших соседей при k = 1. Лабораторная 3 — дерево решений глубиной не больше 3. Лабораторная 4 — наивный Байес. Лабораторная 5 — опорные векторы. Числа собраны в таблице 3.</w:t>
-      </w:r>
-    </w:p>
-    <w:p>
-      <w:pPr>
-        <w:keepNext/>
-        <w:spacing w:lineRule="auto" w:line="240" w:after="120" w:before="240"/>
-        <w:ind w:firstLine="0" w:left="0"/>
-        <w:jc w:val="left"/>
-      </w:pPr>
-      <w:r>
-        <w:rPr>
-          <w:rFonts w:ascii="Times New Roman" w:hAnsi="Times New Roman" w:eastAsia="Times New Roman"/>
-          <w:b w:val="0"/>
-          <w:i w:val="0"/>
-          <w:color w:val="000000"/>
-          <w:sz w:val="28"/>
-        </w:rPr>
-        <w:t>Таблица 3 — Точность четырёх методов на одном тесте</w:t>
+        <w:t>Таблица 3 — Матрица ошибок на 45 тестовых строках</w:t>
       </w:r>
     </w:p>
     <w:tbl>
       <w:tblPr>
-        <w:tblW w:type="auto" w:w="0"/>
-        <w:jc w:val="left"/>
-        <w:tblLayout w:type="fixed"/>
-        <w:tblLook w:firstColumn="1" w:firstRow="1" w:lastColumn="0" w:lastRow="0" w:noHBand="0" w:noVBand="1" w:val="04A0"/>
+        <w:tblW w:w="7598" w:type="dxa"/>
         <w:tblBorders>
           <w:top w:val="single" w:sz="4" w:space="0" w:color="000000"/>
           <w:left w:val="single" w:sz="4" w:space="0" w:color="000000"/>
@@ -2327,14 +2243,13 @@
           <w:insideV w:val="single" w:sz="4" w:space="0" w:color="000000"/>
         </w:tblBorders>
         <w:tblLayout w:type="fixed"/>
-        <w:tblW w:w="9356" w:type="dxa"/>
+        <w:tblLook w:val="04A0" w:firstRow="1" w:lastRow="0" w:firstColumn="1" w:lastColumn="0" w:noHBand="0" w:noVBand="1"/>
       </w:tblPr>
       <w:tblGrid>
-        <w:gridCol w:w="1247"/>
-        <w:gridCol w:w="2722"/>
-        <w:gridCol w:w="1588"/>
-        <w:gridCol w:w="1871"/>
+        <w:gridCol w:w="2269"/>
+        <w:gridCol w:w="1587"/>
         <w:gridCol w:w="1928"/>
+        <w:gridCol w:w="1814"/>
       </w:tblGrid>
       <w:tr>
         <w:trPr>
@@ -2342,156 +2257,105 @@
         </w:trPr>
         <w:tc>
           <w:tcPr>
-            <w:tcW w:type="dxa" w:w="1247"/>
-            <w:tcBorders>
-              <w:top w:val="single" w:sz="4" w:space="0" w:color="000000"/>
-              <w:left w:val="single" w:sz="4" w:space="0" w:color="000000"/>
-              <w:bottom w:val="single" w:sz="4" w:space="0" w:color="000000"/>
-              <w:right w:val="single" w:sz="4" w:space="0" w:color="000000"/>
-            </w:tcBorders>
-            <w:vAlign w:val="center"/>
-            <w:shd w:fill="F2F2F2" w:val="clear"/>
-          </w:tcPr>
-          <w:p>
-            <w:pPr>
-              <w:spacing w:lineRule="auto" w:line="240" w:after="0" w:before="0"/>
-              <w:ind w:firstLine="0"/>
-              <w:jc w:val="center"/>
-            </w:pPr>
-            <w:r/>
-            <w:r>
-              <w:rPr>
-                <w:rFonts w:ascii="Times New Roman" w:hAnsi="Times New Roman" w:eastAsia="Times New Roman"/>
+            <w:tcW w:w="2268" w:type="dxa"/>
+            <w:tcBorders>
+              <w:top w:val="single" w:sz="4" w:space="0" w:color="000000"/>
+              <w:left w:val="single" w:sz="4" w:space="0" w:color="000000"/>
+              <w:bottom w:val="single" w:sz="4" w:space="0" w:color="000000"/>
+              <w:right w:val="single" w:sz="4" w:space="0" w:color="000000"/>
+            </w:tcBorders>
+            <w:shd w:val="clear" w:color="auto" w:fill="F2F2F2"/>
+            <w:vAlign w:val="center"/>
+          </w:tcPr>
+          <w:p>
+            <w:pPr>
+              <w:jc w:val="center"/>
+            </w:pPr>
+            <w:r>
+              <w:rPr>
                 <w:b/>
-                <w:i w:val="0"/>
-                <w:color w:val="000000"/>
-                <w:sz w:val="24"/>
-              </w:rPr>
-              <w:t>Работа</w:t>
-            </w:r>
-          </w:p>
-        </w:tc>
-        <w:tc>
-          <w:tcPr>
-            <w:tcW w:type="dxa" w:w="2721"/>
-            <w:tcBorders>
-              <w:top w:val="single" w:sz="4" w:space="0" w:color="000000"/>
-              <w:left w:val="single" w:sz="4" w:space="0" w:color="000000"/>
-              <w:bottom w:val="single" w:sz="4" w:space="0" w:color="000000"/>
-              <w:right w:val="single" w:sz="4" w:space="0" w:color="000000"/>
-            </w:tcBorders>
-            <w:vAlign w:val="center"/>
-            <w:shd w:fill="F2F2F2" w:val="clear"/>
-          </w:tcPr>
-          <w:p>
-            <w:pPr>
-              <w:spacing w:lineRule="auto" w:line="240" w:after="0" w:before="0"/>
-              <w:ind w:firstLine="0"/>
-              <w:jc w:val="center"/>
-            </w:pPr>
-            <w:r/>
-            <w:r>
-              <w:rPr>
-                <w:rFonts w:ascii="Times New Roman" w:hAnsi="Times New Roman" w:eastAsia="Times New Roman"/>
+                <w:color w:val="000000"/>
+                <w:sz w:val="22"/>
+              </w:rPr>
+              <w:t>Факт \ прогноз</w:t>
+            </w:r>
+          </w:p>
+        </w:tc>
+        <w:tc>
+          <w:tcPr>
+            <w:tcW w:w="1587" w:type="dxa"/>
+            <w:tcBorders>
+              <w:top w:val="single" w:sz="4" w:space="0" w:color="000000"/>
+              <w:left w:val="single" w:sz="4" w:space="0" w:color="000000"/>
+              <w:bottom w:val="single" w:sz="4" w:space="0" w:color="000000"/>
+              <w:right w:val="single" w:sz="4" w:space="0" w:color="000000"/>
+            </w:tcBorders>
+            <w:shd w:val="clear" w:color="auto" w:fill="F2F2F2"/>
+            <w:vAlign w:val="center"/>
+          </w:tcPr>
+          <w:p>
+            <w:pPr>
+              <w:jc w:val="center"/>
+            </w:pPr>
+            <w:r>
+              <w:rPr>
                 <w:b/>
-                <w:i w:val="0"/>
-                <w:color w:val="000000"/>
-                <w:sz w:val="24"/>
-              </w:rPr>
-              <w:t>Метод</w:t>
-            </w:r>
-          </w:p>
-        </w:tc>
-        <w:tc>
-          <w:tcPr>
-            <w:tcW w:type="dxa" w:w="1587"/>
-            <w:tcBorders>
-              <w:top w:val="single" w:sz="4" w:space="0" w:color="000000"/>
-              <w:left w:val="single" w:sz="4" w:space="0" w:color="000000"/>
-              <w:bottom w:val="single" w:sz="4" w:space="0" w:color="000000"/>
-              <w:right w:val="single" w:sz="4" w:space="0" w:color="000000"/>
-            </w:tcBorders>
-            <w:vAlign w:val="center"/>
-            <w:shd w:fill="F2F2F2" w:val="clear"/>
-          </w:tcPr>
-          <w:p>
-            <w:pPr>
-              <w:spacing w:lineRule="auto" w:line="240" w:after="0" w:before="0"/>
-              <w:ind w:firstLine="0"/>
-              <w:jc w:val="center"/>
-            </w:pPr>
-            <w:r/>
-            <w:r>
-              <w:rPr>
-                <w:rFonts w:ascii="Times New Roman" w:hAnsi="Times New Roman" w:eastAsia="Times New Roman"/>
+                <w:color w:val="000000"/>
+                <w:sz w:val="22"/>
+              </w:rPr>
+              <w:t>футбольный</w:t>
+            </w:r>
+          </w:p>
+        </w:tc>
+        <w:tc>
+          <w:tcPr>
+            <w:tcW w:w="1928" w:type="dxa"/>
+            <w:tcBorders>
+              <w:top w:val="single" w:sz="4" w:space="0" w:color="000000"/>
+              <w:left w:val="single" w:sz="4" w:space="0" w:color="000000"/>
+              <w:bottom w:val="single" w:sz="4" w:space="0" w:color="000000"/>
+              <w:right w:val="single" w:sz="4" w:space="0" w:color="000000"/>
+            </w:tcBorders>
+            <w:shd w:val="clear" w:color="auto" w:fill="F2F2F2"/>
+            <w:vAlign w:val="center"/>
+          </w:tcPr>
+          <w:p>
+            <w:pPr>
+              <w:jc w:val="center"/>
+            </w:pPr>
+            <w:r>
+              <w:rPr>
                 <w:b/>
-                <w:i w:val="0"/>
-                <w:color w:val="000000"/>
-                <w:sz w:val="24"/>
-              </w:rPr>
-              <w:t>Верных</w:t>
-            </w:r>
-          </w:p>
-        </w:tc>
-        <w:tc>
-          <w:tcPr>
-            <w:tcW w:type="dxa" w:w="1871"/>
-            <w:tcBorders>
-              <w:top w:val="single" w:sz="4" w:space="0" w:color="000000"/>
-              <w:left w:val="single" w:sz="4" w:space="0" w:color="000000"/>
-              <w:bottom w:val="single" w:sz="4" w:space="0" w:color="000000"/>
-              <w:right w:val="single" w:sz="4" w:space="0" w:color="000000"/>
-            </w:tcBorders>
-            <w:vAlign w:val="center"/>
-            <w:shd w:fill="F2F2F2" w:val="clear"/>
-          </w:tcPr>
-          <w:p>
-            <w:pPr>
-              <w:spacing w:lineRule="auto" w:line="240" w:after="0" w:before="0"/>
-              <w:ind w:firstLine="0"/>
-              <w:jc w:val="center"/>
-            </w:pPr>
-            <w:r/>
-            <w:r>
-              <w:rPr>
-                <w:rFonts w:ascii="Times New Roman" w:hAnsi="Times New Roman" w:eastAsia="Times New Roman"/>
+                <w:color w:val="000000"/>
+                <w:sz w:val="22"/>
+              </w:rPr>
+              <w:t>баскетбольный</w:t>
+            </w:r>
+          </w:p>
+        </w:tc>
+        <w:tc>
+          <w:tcPr>
+            <w:tcW w:w="1814" w:type="dxa"/>
+            <w:tcBorders>
+              <w:top w:val="single" w:sz="4" w:space="0" w:color="000000"/>
+              <w:left w:val="single" w:sz="4" w:space="0" w:color="000000"/>
+              <w:bottom w:val="single" w:sz="4" w:space="0" w:color="000000"/>
+              <w:right w:val="single" w:sz="4" w:space="0" w:color="000000"/>
+            </w:tcBorders>
+            <w:shd w:val="clear" w:color="auto" w:fill="F2F2F2"/>
+            <w:vAlign w:val="center"/>
+          </w:tcPr>
+          <w:p>
+            <w:pPr>
+              <w:jc w:val="center"/>
+            </w:pPr>
+            <w:r>
+              <w:rPr>
                 <w:b/>
-                <w:i w:val="0"/>
-                <w:color w:val="000000"/>
-                <w:sz w:val="24"/>
-              </w:rPr>
-              <w:t>Accuracy, %</w:t>
-            </w:r>
-          </w:p>
-        </w:tc>
-        <w:tc>
-          <w:tcPr>
-            <w:tcW w:type="dxa" w:w="1928"/>
-            <w:tcBorders>
-              <w:top w:val="single" w:sz="4" w:space="0" w:color="000000"/>
-              <w:left w:val="single" w:sz="4" w:space="0" w:color="000000"/>
-              <w:bottom w:val="single" w:sz="4" w:space="0" w:color="000000"/>
-              <w:right w:val="single" w:sz="4" w:space="0" w:color="000000"/>
-            </w:tcBorders>
-            <w:vAlign w:val="center"/>
-            <w:shd w:fill="F2F2F2" w:val="clear"/>
-          </w:tcPr>
-          <w:p>
-            <w:pPr>
-              <w:spacing w:lineRule="auto" w:line="240" w:after="0" w:before="0"/>
-              <w:ind w:firstLine="0"/>
-              <w:jc w:val="center"/>
-            </w:pPr>
-            <w:r/>
-            <w:r>
-              <w:rPr>
-                <w:rFonts w:ascii="Times New Roman" w:hAnsi="Times New Roman" w:eastAsia="Times New Roman"/>
-                <w:b/>
-                <w:i w:val="0"/>
-                <w:color w:val="000000"/>
-                <w:sz w:val="24"/>
-              </w:rPr>
-              <w:t>F-measure, %</w:t>
+                <w:color w:val="000000"/>
+                <w:sz w:val="22"/>
+              </w:rPr>
+              <w:t>волейбольный</w:t>
             </w:r>
           </w:p>
         </w:tc>
@@ -2499,151 +2363,97 @@
       <w:tr>
         <w:tc>
           <w:tcPr>
-            <w:tcW w:type="dxa" w:w="1247"/>
-            <w:tcBorders>
-              <w:top w:val="single" w:sz="4" w:space="0" w:color="000000"/>
-              <w:left w:val="single" w:sz="4" w:space="0" w:color="000000"/>
-              <w:bottom w:val="single" w:sz="4" w:space="0" w:color="000000"/>
-              <w:right w:val="single" w:sz="4" w:space="0" w:color="000000"/>
-            </w:tcBorders>
-            <w:vAlign w:val="center"/>
-          </w:tcPr>
-          <w:p>
-            <w:pPr>
-              <w:spacing w:lineRule="auto" w:line="240" w:after="0" w:before="0"/>
-              <w:ind w:firstLine="0"/>
-              <w:jc w:val="center"/>
-            </w:pPr>
-            <w:r/>
-            <w:r>
-              <w:rPr>
-                <w:rFonts w:ascii="Times New Roman" w:hAnsi="Times New Roman" w:eastAsia="Times New Roman"/>
-                <w:b w:val="0"/>
-                <w:i w:val="0"/>
-                <w:color w:val="000000"/>
-                <w:sz w:val="24"/>
-              </w:rPr>
-              <w:t>2</w:t>
-            </w:r>
-          </w:p>
-        </w:tc>
-        <w:tc>
-          <w:tcPr>
-            <w:tcW w:type="dxa" w:w="2721"/>
-            <w:tcBorders>
-              <w:top w:val="single" w:sz="4" w:space="0" w:color="000000"/>
-              <w:left w:val="single" w:sz="4" w:space="0" w:color="000000"/>
-              <w:bottom w:val="single" w:sz="4" w:space="0" w:color="000000"/>
-              <w:right w:val="single" w:sz="4" w:space="0" w:color="000000"/>
-            </w:tcBorders>
-            <w:vAlign w:val="center"/>
-          </w:tcPr>
-          <w:p>
-            <w:pPr>
-              <w:spacing w:lineRule="auto" w:line="240" w:after="0" w:before="0"/>
-              <w:ind w:firstLine="0"/>
-              <w:jc w:val="center"/>
-            </w:pPr>
-            <w:r/>
-            <w:r>
-              <w:rPr>
-                <w:rFonts w:ascii="Times New Roman" w:hAnsi="Times New Roman" w:eastAsia="Times New Roman"/>
-                <w:b w:val="0"/>
-                <w:i w:val="0"/>
-                <w:color w:val="000000"/>
-                <w:sz w:val="24"/>
-              </w:rPr>
-              <w:t>k ближайших соседей</w:t>
-            </w:r>
-          </w:p>
-        </w:tc>
-        <w:tc>
-          <w:tcPr>
-            <w:tcW w:type="dxa" w:w="1587"/>
-            <w:tcBorders>
-              <w:top w:val="single" w:sz="4" w:space="0" w:color="000000"/>
-              <w:left w:val="single" w:sz="4" w:space="0" w:color="000000"/>
-              <w:bottom w:val="single" w:sz="4" w:space="0" w:color="000000"/>
-              <w:right w:val="single" w:sz="4" w:space="0" w:color="000000"/>
-            </w:tcBorders>
-            <w:vAlign w:val="center"/>
-          </w:tcPr>
-          <w:p>
-            <w:pPr>
-              <w:spacing w:lineRule="auto" w:line="240" w:after="0" w:before="0"/>
-              <w:ind w:firstLine="0"/>
-              <w:jc w:val="center"/>
-            </w:pPr>
-            <w:r/>
-            <w:r>
-              <w:rPr>
-                <w:rFonts w:ascii="Times New Roman" w:hAnsi="Times New Roman" w:eastAsia="Times New Roman"/>
-                <w:b w:val="0"/>
-                <w:i w:val="0"/>
-                <w:color w:val="000000"/>
-                <w:sz w:val="24"/>
-              </w:rPr>
-              <w:t>22 из 27</w:t>
-            </w:r>
-          </w:p>
-        </w:tc>
-        <w:tc>
-          <w:tcPr>
-            <w:tcW w:type="dxa" w:w="1871"/>
-            <w:tcBorders>
-              <w:top w:val="single" w:sz="4" w:space="0" w:color="000000"/>
-              <w:left w:val="single" w:sz="4" w:space="0" w:color="000000"/>
-              <w:bottom w:val="single" w:sz="4" w:space="0" w:color="000000"/>
-              <w:right w:val="single" w:sz="4" w:space="0" w:color="000000"/>
-            </w:tcBorders>
-            <w:vAlign w:val="center"/>
-          </w:tcPr>
-          <w:p>
-            <w:pPr>
-              <w:spacing w:lineRule="auto" w:line="240" w:after="0" w:before="0"/>
-              <w:ind w:firstLine="0"/>
-              <w:jc w:val="center"/>
-            </w:pPr>
-            <w:r/>
-            <w:r>
-              <w:rPr>
-                <w:rFonts w:ascii="Times New Roman" w:hAnsi="Times New Roman" w:eastAsia="Times New Roman"/>
-                <w:b w:val="0"/>
-                <w:i w:val="0"/>
-                <w:color w:val="000000"/>
-                <w:sz w:val="24"/>
-              </w:rPr>
-              <w:t>81,48</w:t>
-            </w:r>
-          </w:p>
-        </w:tc>
-        <w:tc>
-          <w:tcPr>
-            <w:tcW w:type="dxa" w:w="1928"/>
-            <w:tcBorders>
-              <w:top w:val="single" w:sz="4" w:space="0" w:color="000000"/>
-              <w:left w:val="single" w:sz="4" w:space="0" w:color="000000"/>
-              <w:bottom w:val="single" w:sz="4" w:space="0" w:color="000000"/>
-              <w:right w:val="single" w:sz="4" w:space="0" w:color="000000"/>
-            </w:tcBorders>
-            <w:vAlign w:val="center"/>
-          </w:tcPr>
-          <w:p>
-            <w:pPr>
-              <w:spacing w:lineRule="auto" w:line="240" w:after="0" w:before="0"/>
-              <w:ind w:firstLine="0"/>
-              <w:jc w:val="center"/>
-            </w:pPr>
-            <w:r/>
-            <w:r>
-              <w:rPr>
-                <w:rFonts w:ascii="Times New Roman" w:hAnsi="Times New Roman" w:eastAsia="Times New Roman"/>
-                <w:b w:val="0"/>
-                <w:i w:val="0"/>
-                <w:color w:val="000000"/>
-                <w:sz w:val="24"/>
-              </w:rPr>
-              <w:t>81,69</w:t>
+            <w:tcW w:w="2268" w:type="dxa"/>
+            <w:tcBorders>
+              <w:top w:val="single" w:sz="4" w:space="0" w:color="000000"/>
+              <w:left w:val="single" w:sz="4" w:space="0" w:color="000000"/>
+              <w:bottom w:val="single" w:sz="4" w:space="0" w:color="000000"/>
+              <w:right w:val="single" w:sz="4" w:space="0" w:color="000000"/>
+            </w:tcBorders>
+            <w:vAlign w:val="center"/>
+          </w:tcPr>
+          <w:p>
+            <w:pPr>
+              <w:jc w:val="center"/>
+            </w:pPr>
+            <w:r>
+              <w:rPr>
+                <w:color w:val="000000"/>
+                <w:sz w:val="22"/>
+              </w:rPr>
+              <w:t>футбольный</w:t>
+            </w:r>
+          </w:p>
+        </w:tc>
+        <w:tc>
+          <w:tcPr>
+            <w:tcW w:w="1587" w:type="dxa"/>
+            <w:tcBorders>
+              <w:top w:val="single" w:sz="4" w:space="0" w:color="000000"/>
+              <w:left w:val="single" w:sz="4" w:space="0" w:color="000000"/>
+              <w:bottom w:val="single" w:sz="4" w:space="0" w:color="000000"/>
+              <w:right w:val="single" w:sz="4" w:space="0" w:color="000000"/>
+            </w:tcBorders>
+            <w:vAlign w:val="center"/>
+          </w:tcPr>
+          <w:p>
+            <w:pPr>
+              <w:jc w:val="center"/>
+            </w:pPr>
+            <w:r>
+              <w:rPr>
+                <w:color w:val="000000"/>
+                <w:sz w:val="22"/>
+              </w:rPr>
+              <w:t>15</w:t>
+            </w:r>
+          </w:p>
+        </w:tc>
+        <w:tc>
+          <w:tcPr>
+            <w:tcW w:w="1928" w:type="dxa"/>
+            <w:tcBorders>
+              <w:top w:val="single" w:sz="4" w:space="0" w:color="000000"/>
+              <w:left w:val="single" w:sz="4" w:space="0" w:color="000000"/>
+              <w:bottom w:val="single" w:sz="4" w:space="0" w:color="000000"/>
+              <w:right w:val="single" w:sz="4" w:space="0" w:color="000000"/>
+            </w:tcBorders>
+            <w:vAlign w:val="center"/>
+          </w:tcPr>
+          <w:p>
+            <w:pPr>
+              <w:jc w:val="center"/>
+            </w:pPr>
+            <w:r>
+              <w:rPr>
+                <w:color w:val="000000"/>
+                <w:sz w:val="22"/>
+              </w:rPr>
+              <w:t>0</w:t>
+            </w:r>
+          </w:p>
+        </w:tc>
+        <w:tc>
+          <w:tcPr>
+            <w:tcW w:w="1814" w:type="dxa"/>
+            <w:tcBorders>
+              <w:top w:val="single" w:sz="4" w:space="0" w:color="000000"/>
+              <w:left w:val="single" w:sz="4" w:space="0" w:color="000000"/>
+              <w:bottom w:val="single" w:sz="4" w:space="0" w:color="000000"/>
+              <w:right w:val="single" w:sz="4" w:space="0" w:color="000000"/>
+            </w:tcBorders>
+            <w:vAlign w:val="center"/>
+          </w:tcPr>
+          <w:p>
+            <w:pPr>
+              <w:jc w:val="center"/>
+            </w:pPr>
+            <w:r>
+              <w:rPr>
+                <w:color w:val="000000"/>
+                <w:sz w:val="22"/>
+              </w:rPr>
+              <w:t>0</w:t>
             </w:r>
           </w:p>
         </w:tc>
@@ -2651,151 +2461,97 @@
       <w:tr>
         <w:tc>
           <w:tcPr>
-            <w:tcW w:type="dxa" w:w="1247"/>
-            <w:tcBorders>
-              <w:top w:val="single" w:sz="4" w:space="0" w:color="000000"/>
-              <w:left w:val="single" w:sz="4" w:space="0" w:color="000000"/>
-              <w:bottom w:val="single" w:sz="4" w:space="0" w:color="000000"/>
-              <w:right w:val="single" w:sz="4" w:space="0" w:color="000000"/>
-            </w:tcBorders>
-            <w:vAlign w:val="center"/>
-          </w:tcPr>
-          <w:p>
-            <w:pPr>
-              <w:spacing w:lineRule="auto" w:line="240" w:after="0" w:before="0"/>
-              <w:ind w:firstLine="0"/>
-              <w:jc w:val="center"/>
-            </w:pPr>
-            <w:r/>
-            <w:r>
-              <w:rPr>
-                <w:rFonts w:ascii="Times New Roman" w:hAnsi="Times New Roman" w:eastAsia="Times New Roman"/>
-                <w:b w:val="0"/>
-                <w:i w:val="0"/>
-                <w:color w:val="000000"/>
-                <w:sz w:val="24"/>
-              </w:rPr>
-              <w:t>3</w:t>
-            </w:r>
-          </w:p>
-        </w:tc>
-        <w:tc>
-          <w:tcPr>
-            <w:tcW w:type="dxa" w:w="2721"/>
-            <w:tcBorders>
-              <w:top w:val="single" w:sz="4" w:space="0" w:color="000000"/>
-              <w:left w:val="single" w:sz="4" w:space="0" w:color="000000"/>
-              <w:bottom w:val="single" w:sz="4" w:space="0" w:color="000000"/>
-              <w:right w:val="single" w:sz="4" w:space="0" w:color="000000"/>
-            </w:tcBorders>
-            <w:vAlign w:val="center"/>
-          </w:tcPr>
-          <w:p>
-            <w:pPr>
-              <w:spacing w:lineRule="auto" w:line="240" w:after="0" w:before="0"/>
-              <w:ind w:firstLine="0"/>
-              <w:jc w:val="center"/>
-            </w:pPr>
-            <w:r/>
-            <w:r>
-              <w:rPr>
-                <w:rFonts w:ascii="Times New Roman" w:hAnsi="Times New Roman" w:eastAsia="Times New Roman"/>
-                <w:b w:val="0"/>
-                <w:i w:val="0"/>
-                <w:color w:val="000000"/>
-                <w:sz w:val="24"/>
-              </w:rPr>
-              <w:t>дерево решений</w:t>
-            </w:r>
-          </w:p>
-        </w:tc>
-        <w:tc>
-          <w:tcPr>
-            <w:tcW w:type="dxa" w:w="1587"/>
-            <w:tcBorders>
-              <w:top w:val="single" w:sz="4" w:space="0" w:color="000000"/>
-              <w:left w:val="single" w:sz="4" w:space="0" w:color="000000"/>
-              <w:bottom w:val="single" w:sz="4" w:space="0" w:color="000000"/>
-              <w:right w:val="single" w:sz="4" w:space="0" w:color="000000"/>
-            </w:tcBorders>
-            <w:vAlign w:val="center"/>
-          </w:tcPr>
-          <w:p>
-            <w:pPr>
-              <w:spacing w:lineRule="auto" w:line="240" w:after="0" w:before="0"/>
-              <w:ind w:firstLine="0"/>
-              <w:jc w:val="center"/>
-            </w:pPr>
-            <w:r/>
-            <w:r>
-              <w:rPr>
-                <w:rFonts w:ascii="Times New Roman" w:hAnsi="Times New Roman" w:eastAsia="Times New Roman"/>
-                <w:b w:val="0"/>
-                <w:i w:val="0"/>
-                <w:color w:val="000000"/>
-                <w:sz w:val="24"/>
-              </w:rPr>
-              <w:t>23 из 27</w:t>
-            </w:r>
-          </w:p>
-        </w:tc>
-        <w:tc>
-          <w:tcPr>
-            <w:tcW w:type="dxa" w:w="1871"/>
-            <w:tcBorders>
-              <w:top w:val="single" w:sz="4" w:space="0" w:color="000000"/>
-              <w:left w:val="single" w:sz="4" w:space="0" w:color="000000"/>
-              <w:bottom w:val="single" w:sz="4" w:space="0" w:color="000000"/>
-              <w:right w:val="single" w:sz="4" w:space="0" w:color="000000"/>
-            </w:tcBorders>
-            <w:vAlign w:val="center"/>
-          </w:tcPr>
-          <w:p>
-            <w:pPr>
-              <w:spacing w:lineRule="auto" w:line="240" w:after="0" w:before="0"/>
-              <w:ind w:firstLine="0"/>
-              <w:jc w:val="center"/>
-            </w:pPr>
-            <w:r/>
-            <w:r>
-              <w:rPr>
-                <w:rFonts w:ascii="Times New Roman" w:hAnsi="Times New Roman" w:eastAsia="Times New Roman"/>
-                <w:b w:val="0"/>
-                <w:i w:val="0"/>
-                <w:color w:val="000000"/>
-                <w:sz w:val="24"/>
-              </w:rPr>
-              <w:t>85,19</w:t>
-            </w:r>
-          </w:p>
-        </w:tc>
-        <w:tc>
-          <w:tcPr>
-            <w:tcW w:type="dxa" w:w="1928"/>
-            <w:tcBorders>
-              <w:top w:val="single" w:sz="4" w:space="0" w:color="000000"/>
-              <w:left w:val="single" w:sz="4" w:space="0" w:color="000000"/>
-              <w:bottom w:val="single" w:sz="4" w:space="0" w:color="000000"/>
-              <w:right w:val="single" w:sz="4" w:space="0" w:color="000000"/>
-            </w:tcBorders>
-            <w:vAlign w:val="center"/>
-          </w:tcPr>
-          <w:p>
-            <w:pPr>
-              <w:spacing w:lineRule="auto" w:line="240" w:after="0" w:before="0"/>
-              <w:ind w:firstLine="0"/>
-              <w:jc w:val="center"/>
-            </w:pPr>
-            <w:r/>
-            <w:r>
-              <w:rPr>
-                <w:rFonts w:ascii="Times New Roman" w:hAnsi="Times New Roman" w:eastAsia="Times New Roman"/>
-                <w:b w:val="0"/>
-                <w:i w:val="0"/>
-                <w:color w:val="000000"/>
-                <w:sz w:val="24"/>
-              </w:rPr>
-              <w:t>84,87</w:t>
+            <w:tcW w:w="2268" w:type="dxa"/>
+            <w:tcBorders>
+              <w:top w:val="single" w:sz="4" w:space="0" w:color="000000"/>
+              <w:left w:val="single" w:sz="4" w:space="0" w:color="000000"/>
+              <w:bottom w:val="single" w:sz="4" w:space="0" w:color="000000"/>
+              <w:right w:val="single" w:sz="4" w:space="0" w:color="000000"/>
+            </w:tcBorders>
+            <w:vAlign w:val="center"/>
+          </w:tcPr>
+          <w:p>
+            <w:pPr>
+              <w:jc w:val="center"/>
+            </w:pPr>
+            <w:r>
+              <w:rPr>
+                <w:color w:val="000000"/>
+                <w:sz w:val="22"/>
+              </w:rPr>
+              <w:t>баскетбольный</w:t>
+            </w:r>
+          </w:p>
+        </w:tc>
+        <w:tc>
+          <w:tcPr>
+            <w:tcW w:w="1587" w:type="dxa"/>
+            <w:tcBorders>
+              <w:top w:val="single" w:sz="4" w:space="0" w:color="000000"/>
+              <w:left w:val="single" w:sz="4" w:space="0" w:color="000000"/>
+              <w:bottom w:val="single" w:sz="4" w:space="0" w:color="000000"/>
+              <w:right w:val="single" w:sz="4" w:space="0" w:color="000000"/>
+            </w:tcBorders>
+            <w:vAlign w:val="center"/>
+          </w:tcPr>
+          <w:p>
+            <w:pPr>
+              <w:jc w:val="center"/>
+            </w:pPr>
+            <w:r>
+              <w:rPr>
+                <w:color w:val="000000"/>
+                <w:sz w:val="22"/>
+              </w:rPr>
+              <w:t>1</w:t>
+            </w:r>
+          </w:p>
+        </w:tc>
+        <w:tc>
+          <w:tcPr>
+            <w:tcW w:w="1928" w:type="dxa"/>
+            <w:tcBorders>
+              <w:top w:val="single" w:sz="4" w:space="0" w:color="000000"/>
+              <w:left w:val="single" w:sz="4" w:space="0" w:color="000000"/>
+              <w:bottom w:val="single" w:sz="4" w:space="0" w:color="000000"/>
+              <w:right w:val="single" w:sz="4" w:space="0" w:color="000000"/>
+            </w:tcBorders>
+            <w:vAlign w:val="center"/>
+          </w:tcPr>
+          <w:p>
+            <w:pPr>
+              <w:jc w:val="center"/>
+            </w:pPr>
+            <w:r>
+              <w:rPr>
+                <w:color w:val="000000"/>
+                <w:sz w:val="22"/>
+              </w:rPr>
+              <w:t>14</w:t>
+            </w:r>
+          </w:p>
+        </w:tc>
+        <w:tc>
+          <w:tcPr>
+            <w:tcW w:w="1814" w:type="dxa"/>
+            <w:tcBorders>
+              <w:top w:val="single" w:sz="4" w:space="0" w:color="000000"/>
+              <w:left w:val="single" w:sz="4" w:space="0" w:color="000000"/>
+              <w:bottom w:val="single" w:sz="4" w:space="0" w:color="000000"/>
+              <w:right w:val="single" w:sz="4" w:space="0" w:color="000000"/>
+            </w:tcBorders>
+            <w:vAlign w:val="center"/>
+          </w:tcPr>
+          <w:p>
+            <w:pPr>
+              <w:jc w:val="center"/>
+            </w:pPr>
+            <w:r>
+              <w:rPr>
+                <w:color w:val="000000"/>
+                <w:sz w:val="22"/>
+              </w:rPr>
+              <w:t>0</w:t>
             </w:r>
           </w:p>
         </w:tc>
@@ -2803,383 +2559,1692 @@
       <w:tr>
         <w:tc>
           <w:tcPr>
-            <w:tcW w:type="dxa" w:w="1247"/>
-            <w:tcBorders>
-              <w:top w:val="single" w:sz="4" w:space="0" w:color="000000"/>
-              <w:left w:val="single" w:sz="4" w:space="0" w:color="000000"/>
-              <w:bottom w:val="single" w:sz="4" w:space="0" w:color="000000"/>
-              <w:right w:val="single" w:sz="4" w:space="0" w:color="000000"/>
-            </w:tcBorders>
-            <w:vAlign w:val="center"/>
-          </w:tcPr>
-          <w:p>
-            <w:pPr>
-              <w:spacing w:lineRule="auto" w:line="240" w:after="0" w:before="0"/>
-              <w:ind w:firstLine="0"/>
-              <w:jc w:val="center"/>
-            </w:pPr>
-            <w:r/>
-            <w:r>
-              <w:rPr>
-                <w:rFonts w:ascii="Times New Roman" w:hAnsi="Times New Roman" w:eastAsia="Times New Roman"/>
-                <w:b w:val="0"/>
-                <w:i w:val="0"/>
-                <w:color w:val="000000"/>
-                <w:sz w:val="24"/>
-              </w:rPr>
-              <w:t>4</w:t>
-            </w:r>
-          </w:p>
-        </w:tc>
-        <w:tc>
-          <w:tcPr>
-            <w:tcW w:type="dxa" w:w="2721"/>
-            <w:tcBorders>
-              <w:top w:val="single" w:sz="4" w:space="0" w:color="000000"/>
-              <w:left w:val="single" w:sz="4" w:space="0" w:color="000000"/>
-              <w:bottom w:val="single" w:sz="4" w:space="0" w:color="000000"/>
-              <w:right w:val="single" w:sz="4" w:space="0" w:color="000000"/>
-            </w:tcBorders>
-            <w:vAlign w:val="center"/>
-          </w:tcPr>
-          <w:p>
-            <w:pPr>
-              <w:spacing w:lineRule="auto" w:line="240" w:after="0" w:before="0"/>
-              <w:ind w:firstLine="0"/>
-              <w:jc w:val="center"/>
-            </w:pPr>
-            <w:r/>
-            <w:r>
-              <w:rPr>
-                <w:rFonts w:ascii="Times New Roman" w:hAnsi="Times New Roman" w:eastAsia="Times New Roman"/>
-                <w:b w:val="0"/>
-                <w:i w:val="0"/>
-                <w:color w:val="000000"/>
-                <w:sz w:val="24"/>
-              </w:rPr>
-              <w:t>наивный Байес</w:t>
-            </w:r>
-          </w:p>
-        </w:tc>
-        <w:tc>
-          <w:tcPr>
-            <w:tcW w:type="dxa" w:w="1587"/>
-            <w:tcBorders>
-              <w:top w:val="single" w:sz="4" w:space="0" w:color="000000"/>
-              <w:left w:val="single" w:sz="4" w:space="0" w:color="000000"/>
-              <w:bottom w:val="single" w:sz="4" w:space="0" w:color="000000"/>
-              <w:right w:val="single" w:sz="4" w:space="0" w:color="000000"/>
-            </w:tcBorders>
-            <w:vAlign w:val="center"/>
-          </w:tcPr>
-          <w:p>
-            <w:pPr>
-              <w:spacing w:lineRule="auto" w:line="240" w:after="0" w:before="0"/>
-              <w:ind w:firstLine="0"/>
-              <w:jc w:val="center"/>
-            </w:pPr>
-            <w:r/>
-            <w:r>
-              <w:rPr>
-                <w:rFonts w:ascii="Times New Roman" w:hAnsi="Times New Roman" w:eastAsia="Times New Roman"/>
-                <w:b w:val="0"/>
-                <w:i w:val="0"/>
-                <w:color w:val="000000"/>
-                <w:sz w:val="24"/>
-              </w:rPr>
-              <w:t>21 из 27</w:t>
-            </w:r>
-          </w:p>
-        </w:tc>
-        <w:tc>
-          <w:tcPr>
-            <w:tcW w:type="dxa" w:w="1871"/>
-            <w:tcBorders>
-              <w:top w:val="single" w:sz="4" w:space="0" w:color="000000"/>
-              <w:left w:val="single" w:sz="4" w:space="0" w:color="000000"/>
-              <w:bottom w:val="single" w:sz="4" w:space="0" w:color="000000"/>
-              <w:right w:val="single" w:sz="4" w:space="0" w:color="000000"/>
-            </w:tcBorders>
-            <w:vAlign w:val="center"/>
-          </w:tcPr>
-          <w:p>
-            <w:pPr>
-              <w:spacing w:lineRule="auto" w:line="240" w:after="0" w:before="0"/>
-              <w:ind w:firstLine="0"/>
-              <w:jc w:val="center"/>
-            </w:pPr>
-            <w:r/>
-            <w:r>
-              <w:rPr>
-                <w:rFonts w:ascii="Times New Roman" w:hAnsi="Times New Roman" w:eastAsia="Times New Roman"/>
-                <w:b w:val="0"/>
-                <w:i w:val="0"/>
-                <w:color w:val="000000"/>
-                <w:sz w:val="24"/>
-              </w:rPr>
-              <w:t>77,78</w:t>
-            </w:r>
-          </w:p>
-        </w:tc>
-        <w:tc>
-          <w:tcPr>
-            <w:tcW w:type="dxa" w:w="1928"/>
-            <w:tcBorders>
-              <w:top w:val="single" w:sz="4" w:space="0" w:color="000000"/>
-              <w:left w:val="single" w:sz="4" w:space="0" w:color="000000"/>
-              <w:bottom w:val="single" w:sz="4" w:space="0" w:color="000000"/>
-              <w:right w:val="single" w:sz="4" w:space="0" w:color="000000"/>
-            </w:tcBorders>
-            <w:vAlign w:val="center"/>
-          </w:tcPr>
-          <w:p>
-            <w:pPr>
-              <w:spacing w:lineRule="auto" w:line="240" w:after="0" w:before="0"/>
-              <w:ind w:firstLine="0"/>
-              <w:jc w:val="center"/>
-            </w:pPr>
-            <w:r/>
-            <w:r>
-              <w:rPr>
-                <w:rFonts w:ascii="Times New Roman" w:hAnsi="Times New Roman" w:eastAsia="Times New Roman"/>
-                <w:b w:val="0"/>
-                <w:i w:val="0"/>
-                <w:color w:val="000000"/>
-                <w:sz w:val="24"/>
-              </w:rPr>
-              <w:t>77,65</w:t>
-            </w:r>
-          </w:p>
-        </w:tc>
-      </w:tr>
-      <w:tr>
-        <w:tc>
-          <w:tcPr>
-            <w:tcW w:type="dxa" w:w="1247"/>
-            <w:tcBorders>
-              <w:top w:val="single" w:sz="4" w:space="0" w:color="000000"/>
-              <w:left w:val="single" w:sz="4" w:space="0" w:color="000000"/>
-              <w:bottom w:val="single" w:sz="4" w:space="0" w:color="000000"/>
-              <w:right w:val="single" w:sz="4" w:space="0" w:color="000000"/>
-            </w:tcBorders>
-            <w:vAlign w:val="center"/>
-          </w:tcPr>
-          <w:p>
-            <w:pPr>
-              <w:spacing w:lineRule="auto" w:line="240" w:after="0" w:before="0"/>
-              <w:ind w:firstLine="0"/>
-              <w:jc w:val="center"/>
-            </w:pPr>
-            <w:r/>
-            <w:r>
-              <w:rPr>
-                <w:rFonts w:ascii="Times New Roman" w:hAnsi="Times New Roman" w:eastAsia="Times New Roman"/>
-                <w:b w:val="0"/>
-                <w:i w:val="0"/>
-                <w:color w:val="000000"/>
-                <w:sz w:val="24"/>
-              </w:rPr>
-              <w:t>5</w:t>
-            </w:r>
-          </w:p>
-        </w:tc>
-        <w:tc>
-          <w:tcPr>
-            <w:tcW w:type="dxa" w:w="2721"/>
-            <w:tcBorders>
-              <w:top w:val="single" w:sz="4" w:space="0" w:color="000000"/>
-              <w:left w:val="single" w:sz="4" w:space="0" w:color="000000"/>
-              <w:bottom w:val="single" w:sz="4" w:space="0" w:color="000000"/>
-              <w:right w:val="single" w:sz="4" w:space="0" w:color="000000"/>
-            </w:tcBorders>
-            <w:vAlign w:val="center"/>
-          </w:tcPr>
-          <w:p>
-            <w:pPr>
-              <w:spacing w:lineRule="auto" w:line="240" w:after="0" w:before="0"/>
-              <w:ind w:firstLine="0"/>
-              <w:jc w:val="center"/>
-            </w:pPr>
-            <w:r/>
-            <w:r>
-              <w:rPr>
-                <w:rFonts w:ascii="Times New Roman" w:hAnsi="Times New Roman" w:eastAsia="Times New Roman"/>
-                <w:b w:val="0"/>
-                <w:i w:val="0"/>
-                <w:color w:val="000000"/>
-                <w:sz w:val="24"/>
-              </w:rPr>
-              <w:t>опорные векторы</w:t>
-            </w:r>
-          </w:p>
-        </w:tc>
-        <w:tc>
-          <w:tcPr>
-            <w:tcW w:type="dxa" w:w="1587"/>
-            <w:tcBorders>
-              <w:top w:val="single" w:sz="4" w:space="0" w:color="000000"/>
-              <w:left w:val="single" w:sz="4" w:space="0" w:color="000000"/>
-              <w:bottom w:val="single" w:sz="4" w:space="0" w:color="000000"/>
-              <w:right w:val="single" w:sz="4" w:space="0" w:color="000000"/>
-            </w:tcBorders>
-            <w:vAlign w:val="center"/>
-          </w:tcPr>
-          <w:p>
-            <w:pPr>
-              <w:spacing w:lineRule="auto" w:line="240" w:after="0" w:before="0"/>
-              <w:ind w:firstLine="0"/>
-              <w:jc w:val="center"/>
-            </w:pPr>
-            <w:r/>
-            <w:r>
-              <w:rPr>
-                <w:rFonts w:ascii="Times New Roman" w:hAnsi="Times New Roman" w:eastAsia="Times New Roman"/>
-                <w:b w:val="0"/>
-                <w:i w:val="0"/>
-                <w:color w:val="000000"/>
-                <w:sz w:val="24"/>
-              </w:rPr>
-              <w:t>21 из 27</w:t>
-            </w:r>
-          </w:p>
-        </w:tc>
-        <w:tc>
-          <w:tcPr>
-            <w:tcW w:type="dxa" w:w="1871"/>
-            <w:tcBorders>
-              <w:top w:val="single" w:sz="4" w:space="0" w:color="000000"/>
-              <w:left w:val="single" w:sz="4" w:space="0" w:color="000000"/>
-              <w:bottom w:val="single" w:sz="4" w:space="0" w:color="000000"/>
-              <w:right w:val="single" w:sz="4" w:space="0" w:color="000000"/>
-            </w:tcBorders>
-            <w:vAlign w:val="center"/>
-          </w:tcPr>
-          <w:p>
-            <w:pPr>
-              <w:spacing w:lineRule="auto" w:line="240" w:after="0" w:before="0"/>
-              <w:ind w:firstLine="0"/>
-              <w:jc w:val="center"/>
-            </w:pPr>
-            <w:r/>
-            <w:r>
-              <w:rPr>
-                <w:rFonts w:ascii="Times New Roman" w:hAnsi="Times New Roman" w:eastAsia="Times New Roman"/>
-                <w:b w:val="0"/>
-                <w:i w:val="0"/>
-                <w:color w:val="000000"/>
-                <w:sz w:val="24"/>
-              </w:rPr>
-              <w:t>77,78</w:t>
-            </w:r>
-          </w:p>
-        </w:tc>
-        <w:tc>
-          <w:tcPr>
-            <w:tcW w:type="dxa" w:w="1928"/>
-            <w:tcBorders>
-              <w:top w:val="single" w:sz="4" w:space="0" w:color="000000"/>
-              <w:left w:val="single" w:sz="4" w:space="0" w:color="000000"/>
-              <w:bottom w:val="single" w:sz="4" w:space="0" w:color="000000"/>
-              <w:right w:val="single" w:sz="4" w:space="0" w:color="000000"/>
-            </w:tcBorders>
-            <w:vAlign w:val="center"/>
-          </w:tcPr>
-          <w:p>
-            <w:pPr>
-              <w:spacing w:lineRule="auto" w:line="240" w:after="0" w:before="0"/>
-              <w:ind w:firstLine="0"/>
-              <w:jc w:val="center"/>
-            </w:pPr>
-            <w:r/>
-            <w:r>
-              <w:rPr>
-                <w:rFonts w:ascii="Times New Roman" w:hAnsi="Times New Roman" w:eastAsia="Times New Roman"/>
-                <w:b w:val="0"/>
-                <w:i w:val="0"/>
-                <w:color w:val="000000"/>
-                <w:sz w:val="24"/>
-              </w:rPr>
-              <w:t>78,33</w:t>
+            <w:tcW w:w="2268" w:type="dxa"/>
+            <w:tcBorders>
+              <w:top w:val="single" w:sz="4" w:space="0" w:color="000000"/>
+              <w:left w:val="single" w:sz="4" w:space="0" w:color="000000"/>
+              <w:bottom w:val="single" w:sz="4" w:space="0" w:color="000000"/>
+              <w:right w:val="single" w:sz="4" w:space="0" w:color="000000"/>
+            </w:tcBorders>
+            <w:vAlign w:val="center"/>
+          </w:tcPr>
+          <w:p>
+            <w:pPr>
+              <w:jc w:val="center"/>
+            </w:pPr>
+            <w:r>
+              <w:rPr>
+                <w:color w:val="000000"/>
+                <w:sz w:val="22"/>
+              </w:rPr>
+              <w:t>волейбольный</w:t>
+            </w:r>
+          </w:p>
+        </w:tc>
+        <w:tc>
+          <w:tcPr>
+            <w:tcW w:w="1587" w:type="dxa"/>
+            <w:tcBorders>
+              <w:top w:val="single" w:sz="4" w:space="0" w:color="000000"/>
+              <w:left w:val="single" w:sz="4" w:space="0" w:color="000000"/>
+              <w:bottom w:val="single" w:sz="4" w:space="0" w:color="000000"/>
+              <w:right w:val="single" w:sz="4" w:space="0" w:color="000000"/>
+            </w:tcBorders>
+            <w:vAlign w:val="center"/>
+          </w:tcPr>
+          <w:p>
+            <w:pPr>
+              <w:jc w:val="center"/>
+            </w:pPr>
+            <w:r>
+              <w:rPr>
+                <w:color w:val="000000"/>
+                <w:sz w:val="22"/>
+              </w:rPr>
+              <w:t>1</w:t>
+            </w:r>
+          </w:p>
+        </w:tc>
+        <w:tc>
+          <w:tcPr>
+            <w:tcW w:w="1928" w:type="dxa"/>
+            <w:tcBorders>
+              <w:top w:val="single" w:sz="4" w:space="0" w:color="000000"/>
+              <w:left w:val="single" w:sz="4" w:space="0" w:color="000000"/>
+              <w:bottom w:val="single" w:sz="4" w:space="0" w:color="000000"/>
+              <w:right w:val="single" w:sz="4" w:space="0" w:color="000000"/>
+            </w:tcBorders>
+            <w:vAlign w:val="center"/>
+          </w:tcPr>
+          <w:p>
+            <w:pPr>
+              <w:jc w:val="center"/>
+            </w:pPr>
+            <w:r>
+              <w:rPr>
+                <w:color w:val="000000"/>
+                <w:sz w:val="22"/>
+              </w:rPr>
+              <w:t>0</w:t>
+            </w:r>
+          </w:p>
+        </w:tc>
+        <w:tc>
+          <w:tcPr>
+            <w:tcW w:w="1814" w:type="dxa"/>
+            <w:tcBorders>
+              <w:top w:val="single" w:sz="4" w:space="0" w:color="000000"/>
+              <w:left w:val="single" w:sz="4" w:space="0" w:color="000000"/>
+              <w:bottom w:val="single" w:sz="4" w:space="0" w:color="000000"/>
+              <w:right w:val="single" w:sz="4" w:space="0" w:color="000000"/>
+            </w:tcBorders>
+            <w:vAlign w:val="center"/>
+          </w:tcPr>
+          <w:p>
+            <w:pPr>
+              <w:jc w:val="center"/>
+            </w:pPr>
+            <w:r>
+              <w:rPr>
+                <w:color w:val="000000"/>
+                <w:sz w:val="22"/>
+              </w:rPr>
+              <w:t>14</w:t>
             </w:r>
           </w:p>
         </w:tc>
       </w:tr>
     </w:tbl>
     <w:p>
-      <w:r>
-        <w:br w:type="page"/>
+      <w:pPr>
+        <w:keepNext/>
+        <w:spacing w:before="240" w:after="120"/>
+        <w:rPr>
+          <w:lang w:val="en-US"/>
+        </w:rPr>
+      </w:pPr>
+      <w:r>
+        <w:rPr>
+          <w:color w:val="000000"/>
+          <w:sz w:val="28"/>
+        </w:rPr>
+        <w:t>Таблица</w:t>
+      </w:r>
+      <w:r>
+        <w:rPr>
+          <w:color w:val="000000"/>
+          <w:sz w:val="28"/>
+          <w:lang w:val="en-US"/>
+        </w:rPr>
+        <w:t xml:space="preserve"> 4 — Precision, recall </w:t>
+      </w:r>
+      <w:r>
+        <w:rPr>
+          <w:color w:val="000000"/>
+          <w:sz w:val="28"/>
+        </w:rPr>
+        <w:t>и</w:t>
+      </w:r>
+      <w:r>
+        <w:rPr>
+          <w:color w:val="000000"/>
+          <w:sz w:val="28"/>
+          <w:lang w:val="en-US"/>
+        </w:rPr>
+        <w:t xml:space="preserve"> F-measure </w:t>
+      </w:r>
+      <w:r>
+        <w:rPr>
+          <w:color w:val="000000"/>
+          <w:sz w:val="28"/>
+        </w:rPr>
+        <w:t>по</w:t>
+      </w:r>
+      <w:r>
+        <w:rPr>
+          <w:color w:val="000000"/>
+          <w:sz w:val="28"/>
+          <w:lang w:val="en-US"/>
+        </w:rPr>
+        <w:t xml:space="preserve"> </w:t>
+      </w:r>
+      <w:r>
+        <w:rPr>
+          <w:color w:val="000000"/>
+          <w:sz w:val="28"/>
+        </w:rPr>
+        <w:t>классам</w:t>
+      </w:r>
+    </w:p>
+    <w:tbl>
+      <w:tblPr>
+        <w:tblW w:w="9356" w:type="dxa"/>
+        <w:tblBorders>
+          <w:top w:val="single" w:sz="4" w:space="0" w:color="000000"/>
+          <w:left w:val="single" w:sz="4" w:space="0" w:color="000000"/>
+          <w:bottom w:val="single" w:sz="4" w:space="0" w:color="000000"/>
+          <w:right w:val="single" w:sz="4" w:space="0" w:color="000000"/>
+          <w:insideH w:val="single" w:sz="4" w:space="0" w:color="000000"/>
+          <w:insideV w:val="single" w:sz="4" w:space="0" w:color="000000"/>
+        </w:tblBorders>
+        <w:tblLayout w:type="fixed"/>
+        <w:tblLook w:val="04A0" w:firstRow="1" w:lastRow="0" w:firstColumn="1" w:lastColumn="0" w:noHBand="0" w:noVBand="1"/>
+      </w:tblPr>
+      <w:tblGrid>
+        <w:gridCol w:w="2042"/>
+        <w:gridCol w:w="1815"/>
+        <w:gridCol w:w="1587"/>
+        <w:gridCol w:w="1928"/>
+        <w:gridCol w:w="1984"/>
+      </w:tblGrid>
+      <w:tr>
+        <w:trPr>
+          <w:tblHeader/>
+        </w:trPr>
+        <w:tc>
+          <w:tcPr>
+            <w:tcW w:w="2041" w:type="dxa"/>
+            <w:tcBorders>
+              <w:top w:val="single" w:sz="4" w:space="0" w:color="000000"/>
+              <w:left w:val="single" w:sz="4" w:space="0" w:color="000000"/>
+              <w:bottom w:val="single" w:sz="4" w:space="0" w:color="000000"/>
+              <w:right w:val="single" w:sz="4" w:space="0" w:color="000000"/>
+            </w:tcBorders>
+            <w:shd w:val="clear" w:color="auto" w:fill="F2F2F2"/>
+            <w:vAlign w:val="center"/>
+          </w:tcPr>
+          <w:p>
+            <w:pPr>
+              <w:jc w:val="center"/>
+            </w:pPr>
+            <w:r>
+              <w:rPr>
+                <w:b/>
+                <w:color w:val="000000"/>
+              </w:rPr>
+              <w:t>Класс</w:t>
+            </w:r>
+          </w:p>
+        </w:tc>
+        <w:tc>
+          <w:tcPr>
+            <w:tcW w:w="1814" w:type="dxa"/>
+            <w:tcBorders>
+              <w:top w:val="single" w:sz="4" w:space="0" w:color="000000"/>
+              <w:left w:val="single" w:sz="4" w:space="0" w:color="000000"/>
+              <w:bottom w:val="single" w:sz="4" w:space="0" w:color="000000"/>
+              <w:right w:val="single" w:sz="4" w:space="0" w:color="000000"/>
+            </w:tcBorders>
+            <w:shd w:val="clear" w:color="auto" w:fill="F2F2F2"/>
+            <w:vAlign w:val="center"/>
+          </w:tcPr>
+          <w:p>
+            <w:pPr>
+              <w:jc w:val="center"/>
+            </w:pPr>
+            <w:r>
+              <w:rPr>
+                <w:b/>
+                <w:color w:val="000000"/>
+              </w:rPr>
+              <w:t>Precision, %</w:t>
+            </w:r>
+          </w:p>
+        </w:tc>
+        <w:tc>
+          <w:tcPr>
+            <w:tcW w:w="1587" w:type="dxa"/>
+            <w:tcBorders>
+              <w:top w:val="single" w:sz="4" w:space="0" w:color="000000"/>
+              <w:left w:val="single" w:sz="4" w:space="0" w:color="000000"/>
+              <w:bottom w:val="single" w:sz="4" w:space="0" w:color="000000"/>
+              <w:right w:val="single" w:sz="4" w:space="0" w:color="000000"/>
+            </w:tcBorders>
+            <w:shd w:val="clear" w:color="auto" w:fill="F2F2F2"/>
+            <w:vAlign w:val="center"/>
+          </w:tcPr>
+          <w:p>
+            <w:pPr>
+              <w:jc w:val="center"/>
+            </w:pPr>
+            <w:r>
+              <w:rPr>
+                <w:b/>
+                <w:color w:val="000000"/>
+              </w:rPr>
+              <w:t>Recall, %</w:t>
+            </w:r>
+          </w:p>
+        </w:tc>
+        <w:tc>
+          <w:tcPr>
+            <w:tcW w:w="1928" w:type="dxa"/>
+            <w:tcBorders>
+              <w:top w:val="single" w:sz="4" w:space="0" w:color="000000"/>
+              <w:left w:val="single" w:sz="4" w:space="0" w:color="000000"/>
+              <w:bottom w:val="single" w:sz="4" w:space="0" w:color="000000"/>
+              <w:right w:val="single" w:sz="4" w:space="0" w:color="000000"/>
+            </w:tcBorders>
+            <w:shd w:val="clear" w:color="auto" w:fill="F2F2F2"/>
+            <w:vAlign w:val="center"/>
+          </w:tcPr>
+          <w:p>
+            <w:pPr>
+              <w:jc w:val="center"/>
+            </w:pPr>
+            <w:r>
+              <w:rPr>
+                <w:b/>
+                <w:color w:val="000000"/>
+              </w:rPr>
+              <w:t>F-measure, %</w:t>
+            </w:r>
+          </w:p>
+        </w:tc>
+        <w:tc>
+          <w:tcPr>
+            <w:tcW w:w="1984" w:type="dxa"/>
+            <w:tcBorders>
+              <w:top w:val="single" w:sz="4" w:space="0" w:color="000000"/>
+              <w:left w:val="single" w:sz="4" w:space="0" w:color="000000"/>
+              <w:bottom w:val="single" w:sz="4" w:space="0" w:color="000000"/>
+              <w:right w:val="single" w:sz="4" w:space="0" w:color="000000"/>
+            </w:tcBorders>
+            <w:shd w:val="clear" w:color="auto" w:fill="F2F2F2"/>
+            <w:vAlign w:val="center"/>
+          </w:tcPr>
+          <w:p>
+            <w:pPr>
+              <w:jc w:val="center"/>
+            </w:pPr>
+            <w:r>
+              <w:rPr>
+                <w:b/>
+                <w:color w:val="000000"/>
+              </w:rPr>
+              <w:t>Наблюдений</w:t>
+            </w:r>
+          </w:p>
+        </w:tc>
+      </w:tr>
+      <w:tr>
+        <w:tc>
+          <w:tcPr>
+            <w:tcW w:w="2041" w:type="dxa"/>
+            <w:tcBorders>
+              <w:top w:val="single" w:sz="4" w:space="0" w:color="000000"/>
+              <w:left w:val="single" w:sz="4" w:space="0" w:color="000000"/>
+              <w:bottom w:val="single" w:sz="4" w:space="0" w:color="000000"/>
+              <w:right w:val="single" w:sz="4" w:space="0" w:color="000000"/>
+            </w:tcBorders>
+            <w:vAlign w:val="center"/>
+          </w:tcPr>
+          <w:p>
+            <w:pPr>
+              <w:jc w:val="center"/>
+            </w:pPr>
+            <w:r>
+              <w:rPr>
+                <w:color w:val="000000"/>
+              </w:rPr>
+              <w:t>футбольный</w:t>
+            </w:r>
+          </w:p>
+        </w:tc>
+        <w:tc>
+          <w:tcPr>
+            <w:tcW w:w="1814" w:type="dxa"/>
+            <w:tcBorders>
+              <w:top w:val="single" w:sz="4" w:space="0" w:color="000000"/>
+              <w:left w:val="single" w:sz="4" w:space="0" w:color="000000"/>
+              <w:bottom w:val="single" w:sz="4" w:space="0" w:color="000000"/>
+              <w:right w:val="single" w:sz="4" w:space="0" w:color="000000"/>
+            </w:tcBorders>
+            <w:vAlign w:val="center"/>
+          </w:tcPr>
+          <w:p>
+            <w:pPr>
+              <w:jc w:val="center"/>
+            </w:pPr>
+            <w:r>
+              <w:rPr>
+                <w:color w:val="000000"/>
+              </w:rPr>
+              <w:t>88,24</w:t>
+            </w:r>
+          </w:p>
+        </w:tc>
+        <w:tc>
+          <w:tcPr>
+            <w:tcW w:w="1587" w:type="dxa"/>
+            <w:tcBorders>
+              <w:top w:val="single" w:sz="4" w:space="0" w:color="000000"/>
+              <w:left w:val="single" w:sz="4" w:space="0" w:color="000000"/>
+              <w:bottom w:val="single" w:sz="4" w:space="0" w:color="000000"/>
+              <w:right w:val="single" w:sz="4" w:space="0" w:color="000000"/>
+            </w:tcBorders>
+            <w:vAlign w:val="center"/>
+          </w:tcPr>
+          <w:p>
+            <w:pPr>
+              <w:jc w:val="center"/>
+            </w:pPr>
+            <w:r>
+              <w:rPr>
+                <w:color w:val="000000"/>
+              </w:rPr>
+              <w:t>100,00</w:t>
+            </w:r>
+          </w:p>
+        </w:tc>
+        <w:tc>
+          <w:tcPr>
+            <w:tcW w:w="1928" w:type="dxa"/>
+            <w:tcBorders>
+              <w:top w:val="single" w:sz="4" w:space="0" w:color="000000"/>
+              <w:left w:val="single" w:sz="4" w:space="0" w:color="000000"/>
+              <w:bottom w:val="single" w:sz="4" w:space="0" w:color="000000"/>
+              <w:right w:val="single" w:sz="4" w:space="0" w:color="000000"/>
+            </w:tcBorders>
+            <w:vAlign w:val="center"/>
+          </w:tcPr>
+          <w:p>
+            <w:pPr>
+              <w:jc w:val="center"/>
+            </w:pPr>
+            <w:r>
+              <w:rPr>
+                <w:color w:val="000000"/>
+              </w:rPr>
+              <w:t>93,75</w:t>
+            </w:r>
+          </w:p>
+        </w:tc>
+        <w:tc>
+          <w:tcPr>
+            <w:tcW w:w="1984" w:type="dxa"/>
+            <w:tcBorders>
+              <w:top w:val="single" w:sz="4" w:space="0" w:color="000000"/>
+              <w:left w:val="single" w:sz="4" w:space="0" w:color="000000"/>
+              <w:bottom w:val="single" w:sz="4" w:space="0" w:color="000000"/>
+              <w:right w:val="single" w:sz="4" w:space="0" w:color="000000"/>
+            </w:tcBorders>
+            <w:vAlign w:val="center"/>
+          </w:tcPr>
+          <w:p>
+            <w:pPr>
+              <w:jc w:val="center"/>
+            </w:pPr>
+            <w:r>
+              <w:rPr>
+                <w:color w:val="000000"/>
+              </w:rPr>
+              <w:t>15</w:t>
+            </w:r>
+          </w:p>
+        </w:tc>
+      </w:tr>
+      <w:tr>
+        <w:tc>
+          <w:tcPr>
+            <w:tcW w:w="2041" w:type="dxa"/>
+            <w:tcBorders>
+              <w:top w:val="single" w:sz="4" w:space="0" w:color="000000"/>
+              <w:left w:val="single" w:sz="4" w:space="0" w:color="000000"/>
+              <w:bottom w:val="single" w:sz="4" w:space="0" w:color="000000"/>
+              <w:right w:val="single" w:sz="4" w:space="0" w:color="000000"/>
+            </w:tcBorders>
+            <w:vAlign w:val="center"/>
+          </w:tcPr>
+          <w:p>
+            <w:pPr>
+              <w:jc w:val="center"/>
+            </w:pPr>
+            <w:r>
+              <w:rPr>
+                <w:color w:val="000000"/>
+              </w:rPr>
+              <w:t>баскетбольный</w:t>
+            </w:r>
+          </w:p>
+        </w:tc>
+        <w:tc>
+          <w:tcPr>
+            <w:tcW w:w="1814" w:type="dxa"/>
+            <w:tcBorders>
+              <w:top w:val="single" w:sz="4" w:space="0" w:color="000000"/>
+              <w:left w:val="single" w:sz="4" w:space="0" w:color="000000"/>
+              <w:bottom w:val="single" w:sz="4" w:space="0" w:color="000000"/>
+              <w:right w:val="single" w:sz="4" w:space="0" w:color="000000"/>
+            </w:tcBorders>
+            <w:vAlign w:val="center"/>
+          </w:tcPr>
+          <w:p>
+            <w:pPr>
+              <w:jc w:val="center"/>
+            </w:pPr>
+            <w:r>
+              <w:rPr>
+                <w:color w:val="000000"/>
+              </w:rPr>
+              <w:t>100,00</w:t>
+            </w:r>
+          </w:p>
+        </w:tc>
+        <w:tc>
+          <w:tcPr>
+            <w:tcW w:w="1587" w:type="dxa"/>
+            <w:tcBorders>
+              <w:top w:val="single" w:sz="4" w:space="0" w:color="000000"/>
+              <w:left w:val="single" w:sz="4" w:space="0" w:color="000000"/>
+              <w:bottom w:val="single" w:sz="4" w:space="0" w:color="000000"/>
+              <w:right w:val="single" w:sz="4" w:space="0" w:color="000000"/>
+            </w:tcBorders>
+            <w:vAlign w:val="center"/>
+          </w:tcPr>
+          <w:p>
+            <w:pPr>
+              <w:jc w:val="center"/>
+            </w:pPr>
+            <w:r>
+              <w:rPr>
+                <w:color w:val="000000"/>
+              </w:rPr>
+              <w:t>93,33</w:t>
+            </w:r>
+          </w:p>
+        </w:tc>
+        <w:tc>
+          <w:tcPr>
+            <w:tcW w:w="1928" w:type="dxa"/>
+            <w:tcBorders>
+              <w:top w:val="single" w:sz="4" w:space="0" w:color="000000"/>
+              <w:left w:val="single" w:sz="4" w:space="0" w:color="000000"/>
+              <w:bottom w:val="single" w:sz="4" w:space="0" w:color="000000"/>
+              <w:right w:val="single" w:sz="4" w:space="0" w:color="000000"/>
+            </w:tcBorders>
+            <w:vAlign w:val="center"/>
+          </w:tcPr>
+          <w:p>
+            <w:pPr>
+              <w:jc w:val="center"/>
+            </w:pPr>
+            <w:r>
+              <w:rPr>
+                <w:color w:val="000000"/>
+              </w:rPr>
+              <w:t>96,55</w:t>
+            </w:r>
+          </w:p>
+        </w:tc>
+        <w:tc>
+          <w:tcPr>
+            <w:tcW w:w="1984" w:type="dxa"/>
+            <w:tcBorders>
+              <w:top w:val="single" w:sz="4" w:space="0" w:color="000000"/>
+              <w:left w:val="single" w:sz="4" w:space="0" w:color="000000"/>
+              <w:bottom w:val="single" w:sz="4" w:space="0" w:color="000000"/>
+              <w:right w:val="single" w:sz="4" w:space="0" w:color="000000"/>
+            </w:tcBorders>
+            <w:vAlign w:val="center"/>
+          </w:tcPr>
+          <w:p>
+            <w:pPr>
+              <w:jc w:val="center"/>
+            </w:pPr>
+            <w:r>
+              <w:rPr>
+                <w:color w:val="000000"/>
+              </w:rPr>
+              <w:t>15</w:t>
+            </w:r>
+          </w:p>
+        </w:tc>
+      </w:tr>
+      <w:tr>
+        <w:tc>
+          <w:tcPr>
+            <w:tcW w:w="2041" w:type="dxa"/>
+            <w:tcBorders>
+              <w:top w:val="single" w:sz="4" w:space="0" w:color="000000"/>
+              <w:left w:val="single" w:sz="4" w:space="0" w:color="000000"/>
+              <w:bottom w:val="single" w:sz="4" w:space="0" w:color="000000"/>
+              <w:right w:val="single" w:sz="4" w:space="0" w:color="000000"/>
+            </w:tcBorders>
+            <w:vAlign w:val="center"/>
+          </w:tcPr>
+          <w:p>
+            <w:pPr>
+              <w:jc w:val="center"/>
+            </w:pPr>
+            <w:r>
+              <w:rPr>
+                <w:color w:val="000000"/>
+              </w:rPr>
+              <w:t>волейбольный</w:t>
+            </w:r>
+          </w:p>
+        </w:tc>
+        <w:tc>
+          <w:tcPr>
+            <w:tcW w:w="1814" w:type="dxa"/>
+            <w:tcBorders>
+              <w:top w:val="single" w:sz="4" w:space="0" w:color="000000"/>
+              <w:left w:val="single" w:sz="4" w:space="0" w:color="000000"/>
+              <w:bottom w:val="single" w:sz="4" w:space="0" w:color="000000"/>
+              <w:right w:val="single" w:sz="4" w:space="0" w:color="000000"/>
+            </w:tcBorders>
+            <w:vAlign w:val="center"/>
+          </w:tcPr>
+          <w:p>
+            <w:pPr>
+              <w:jc w:val="center"/>
+            </w:pPr>
+            <w:r>
+              <w:rPr>
+                <w:color w:val="000000"/>
+              </w:rPr>
+              <w:t>100,00</w:t>
+            </w:r>
+          </w:p>
+        </w:tc>
+        <w:tc>
+          <w:tcPr>
+            <w:tcW w:w="1587" w:type="dxa"/>
+            <w:tcBorders>
+              <w:top w:val="single" w:sz="4" w:space="0" w:color="000000"/>
+              <w:left w:val="single" w:sz="4" w:space="0" w:color="000000"/>
+              <w:bottom w:val="single" w:sz="4" w:space="0" w:color="000000"/>
+              <w:right w:val="single" w:sz="4" w:space="0" w:color="000000"/>
+            </w:tcBorders>
+            <w:vAlign w:val="center"/>
+          </w:tcPr>
+          <w:p>
+            <w:pPr>
+              <w:jc w:val="center"/>
+            </w:pPr>
+            <w:r>
+              <w:rPr>
+                <w:color w:val="000000"/>
+              </w:rPr>
+              <w:t>93,33</w:t>
+            </w:r>
+          </w:p>
+        </w:tc>
+        <w:tc>
+          <w:tcPr>
+            <w:tcW w:w="1928" w:type="dxa"/>
+            <w:tcBorders>
+              <w:top w:val="single" w:sz="4" w:space="0" w:color="000000"/>
+              <w:left w:val="single" w:sz="4" w:space="0" w:color="000000"/>
+              <w:bottom w:val="single" w:sz="4" w:space="0" w:color="000000"/>
+              <w:right w:val="single" w:sz="4" w:space="0" w:color="000000"/>
+            </w:tcBorders>
+            <w:vAlign w:val="center"/>
+          </w:tcPr>
+          <w:p>
+            <w:pPr>
+              <w:jc w:val="center"/>
+            </w:pPr>
+            <w:r>
+              <w:rPr>
+                <w:color w:val="000000"/>
+              </w:rPr>
+              <w:t>96,55</w:t>
+            </w:r>
+          </w:p>
+        </w:tc>
+        <w:tc>
+          <w:tcPr>
+            <w:tcW w:w="1984" w:type="dxa"/>
+            <w:tcBorders>
+              <w:top w:val="single" w:sz="4" w:space="0" w:color="000000"/>
+              <w:left w:val="single" w:sz="4" w:space="0" w:color="000000"/>
+              <w:bottom w:val="single" w:sz="4" w:space="0" w:color="000000"/>
+              <w:right w:val="single" w:sz="4" w:space="0" w:color="000000"/>
+            </w:tcBorders>
+            <w:vAlign w:val="center"/>
+          </w:tcPr>
+          <w:p>
+            <w:pPr>
+              <w:jc w:val="center"/>
+            </w:pPr>
+            <w:r>
+              <w:rPr>
+                <w:color w:val="000000"/>
+              </w:rPr>
+              <w:t>15</w:t>
+            </w:r>
+          </w:p>
+        </w:tc>
+      </w:tr>
+    </w:tbl>
+    <w:p>
+      <w:pPr>
+        <w:spacing w:before="240" w:line="360" w:lineRule="auto"/>
+        <w:ind w:firstLine="709"/>
+        <w:jc w:val="both"/>
+      </w:pPr>
+      <w:r>
+        <w:rPr>
+          <w:color w:val="000000"/>
+          <w:sz w:val="28"/>
+        </w:rPr>
+        <w:t>Верных ответов 43 из 45. Accuracy равна 95,56 %, средние precision, recall и F-measure — 96,08 %, 95,56 % и 95,62 %.</w:t>
       </w:r>
     </w:p>
     <w:p>
       <w:pPr>
         <w:keepNext/>
-        <w:spacing w:lineRule="auto" w:line="360" w:after="240" w:before="0"/>
-        <w:ind w:firstLine="709"/>
-        <w:jc w:val="left"/>
+        <w:spacing w:before="120" w:line="360" w:lineRule="auto"/>
+        <w:jc w:val="center"/>
       </w:pPr>
       <w:r>
         <w:rPr>
-          <w:rFonts w:ascii="Times New Roman" w:hAnsi="Times New Roman" w:eastAsia="Times New Roman"/>
-          <w:b/>
-          <w:i w:val="0"/>
-          <w:color w:val="000000"/>
-          <w:sz w:val="28"/>
-        </w:rPr>
-        <w:t>4</w:t>
-      </w:r>
-      <w:r>
-        <w:rPr>
-          <w:rFonts w:ascii="Times New Roman" w:hAnsi="Times New Roman" w:eastAsia="Times New Roman"/>
-          <w:b/>
-          <w:i w:val="0"/>
-          <w:color w:val="000000"/>
-          <w:sz w:val="28"/>
-        </w:rPr>
-        <w:t xml:space="preserve"> </w:t>
-      </w:r>
-      <w:r>
-        <w:rPr>
-          <w:rFonts w:ascii="Times New Roman" w:hAnsi="Times New Roman" w:eastAsia="Times New Roman"/>
-          <w:b/>
-          <w:i w:val="0"/>
-          <w:color w:val="000000"/>
-          <w:sz w:val="28"/>
-        </w:rPr>
-        <w:t>Выводы</w:t>
+          <w:noProof/>
+        </w:rPr>
+        <w:lastRenderedPageBreak/>
+        <w:drawing>
+          <wp:inline distT="0" distB="0" distL="0" distR="0">
+            <wp:extent cx="5040000" cy="3838997"/>
+            <wp:effectExtent l="0" t="0" r="0" b="0"/>
+            <wp:docPr id="2" name="Picture 2"/>
+            <wp:cNvGraphicFramePr>
+              <a:graphicFrameLocks xmlns:a="http://schemas.openxmlformats.org/drawingml/2006/main" noChangeAspect="1"/>
+            </wp:cNvGraphicFramePr>
+            <a:graphic xmlns:a="http://schemas.openxmlformats.org/drawingml/2006/main">
+              <a:graphicData uri="http://schemas.openxmlformats.org/drawingml/2006/picture">
+                <pic:pic xmlns:pic="http://schemas.openxmlformats.org/drawingml/2006/picture">
+                  <pic:nvPicPr>
+                    <pic:cNvPr id="0" name="scatter.png"/>
+                    <pic:cNvPicPr/>
+                  </pic:nvPicPr>
+                  <pic:blipFill>
+                    <a:blip r:embed="rId8"/>
+                    <a:stretch>
+                      <a:fillRect/>
+                    </a:stretch>
+                  </pic:blipFill>
+                  <pic:spPr>
+                    <a:xfrm>
+                      <a:off x="0" y="0"/>
+                      <a:ext cx="5040000" cy="3838997"/>
+                    </a:xfrm>
+                    <a:prstGeom prst="rect">
+                      <a:avLst/>
+                    </a:prstGeom>
+                  </pic:spPr>
+                </pic:pic>
+              </a:graphicData>
+            </a:graphic>
+          </wp:inline>
+        </w:drawing>
       </w:r>
     </w:p>
     <w:p>
       <w:pPr>
-        <w:spacing w:lineRule="auto" w:line="360" w:after="0" w:before="0"/>
+        <w:spacing w:before="120" w:after="240" w:line="360" w:lineRule="auto"/>
+        <w:jc w:val="center"/>
+      </w:pPr>
+      <w:r>
+        <w:rPr>
+          <w:color w:val="000000"/>
+          <w:sz w:val="28"/>
+        </w:rPr>
+        <w:t>Рисунок 2 — Классы мяча в осях окружности и коэффициента упругости</w:t>
+      </w:r>
+    </w:p>
+    <w:p>
+      <w:pPr>
+        <w:spacing w:before="240" w:line="360" w:lineRule="auto"/>
         <w:ind w:firstLine="709"/>
         <w:jc w:val="both"/>
       </w:pPr>
       <w:r>
         <w:rPr>
-          <w:rFonts w:ascii="Times New Roman" w:hAnsi="Times New Roman" w:eastAsia="Times New Roman"/>
-          <w:b w:val="0"/>
-          <w:i w:val="0"/>
           <w:color w:val="000000"/>
           <w:sz w:val="28"/>
         </w:rPr>
-        <w:t>Опорные векторы на этом разбиении верно назвали 21 из 27. Accuracy равна 77,78 %. Опорных векторов 30: граница класса держится на разных розыгрышах, включая те, что совпадают у нескольких мячей.</w:t>
+        <w:t>Сравнение сделано на одном и том же тесте из 45 строк. Лабораторная 2 — k ближайших соседей при k = 5. Лабораторная 3 — дерево решений глубиной 3. Лабораторная 4 — наивный Байес. Лабораторная 5 — опорные векторы. Числа собраны в таблице 5: верные ответы, accuracy, precision, recall и F-measure.</w:t>
       </w:r>
     </w:p>
     <w:p>
       <w:pPr>
-        <w:spacing w:lineRule="auto" w:line="360" w:after="0" w:before="0"/>
+        <w:keepNext/>
+        <w:spacing w:before="240" w:after="120"/>
+      </w:pPr>
+      <w:r>
+        <w:rPr>
+          <w:color w:val="000000"/>
+          <w:sz w:val="28"/>
+        </w:rPr>
+        <w:t>Таблица 5 — Сравнение четырёх методов на одном тесте</w:t>
+      </w:r>
+    </w:p>
+    <w:tbl>
+      <w:tblPr>
+        <w:tblW w:w="9639" w:type="dxa"/>
+        <w:tblBorders>
+          <w:top w:val="single" w:sz="4" w:space="0" w:color="000000"/>
+          <w:left w:val="single" w:sz="4" w:space="0" w:color="000000"/>
+          <w:bottom w:val="single" w:sz="4" w:space="0" w:color="000000"/>
+          <w:right w:val="single" w:sz="4" w:space="0" w:color="000000"/>
+          <w:insideH w:val="single" w:sz="4" w:space="0" w:color="000000"/>
+          <w:insideV w:val="single" w:sz="4" w:space="0" w:color="000000"/>
+        </w:tblBorders>
+        <w:tblLayout w:type="fixed"/>
+        <w:tblLook w:val="04A0" w:firstRow="1" w:lastRow="0" w:firstColumn="1" w:lastColumn="0" w:noHBand="0" w:noVBand="1"/>
+      </w:tblPr>
+      <w:tblGrid>
+        <w:gridCol w:w="1021"/>
+        <w:gridCol w:w="2041"/>
+        <w:gridCol w:w="1247"/>
+        <w:gridCol w:w="1361"/>
+        <w:gridCol w:w="1361"/>
+        <w:gridCol w:w="1247"/>
+        <w:gridCol w:w="1361"/>
+      </w:tblGrid>
+      <w:tr>
+        <w:trPr>
+          <w:tblHeader/>
+        </w:trPr>
+        <w:tc>
+          <w:tcPr>
+            <w:tcW w:w="1020" w:type="dxa"/>
+            <w:tcBorders>
+              <w:top w:val="single" w:sz="4" w:space="0" w:color="000000"/>
+              <w:left w:val="single" w:sz="4" w:space="0" w:color="000000"/>
+              <w:bottom w:val="single" w:sz="4" w:space="0" w:color="000000"/>
+              <w:right w:val="single" w:sz="4" w:space="0" w:color="000000"/>
+            </w:tcBorders>
+            <w:shd w:val="clear" w:color="auto" w:fill="F2F2F2"/>
+            <w:vAlign w:val="center"/>
+          </w:tcPr>
+          <w:p>
+            <w:pPr>
+              <w:jc w:val="center"/>
+            </w:pPr>
+            <w:r>
+              <w:rPr>
+                <w:b/>
+                <w:color w:val="000000"/>
+                <w:sz w:val="20"/>
+              </w:rPr>
+              <w:t>Работа</w:t>
+            </w:r>
+          </w:p>
+        </w:tc>
+        <w:tc>
+          <w:tcPr>
+            <w:tcW w:w="2041" w:type="dxa"/>
+            <w:tcBorders>
+              <w:top w:val="single" w:sz="4" w:space="0" w:color="000000"/>
+              <w:left w:val="single" w:sz="4" w:space="0" w:color="000000"/>
+              <w:bottom w:val="single" w:sz="4" w:space="0" w:color="000000"/>
+              <w:right w:val="single" w:sz="4" w:space="0" w:color="000000"/>
+            </w:tcBorders>
+            <w:shd w:val="clear" w:color="auto" w:fill="F2F2F2"/>
+            <w:vAlign w:val="center"/>
+          </w:tcPr>
+          <w:p>
+            <w:pPr>
+              <w:jc w:val="center"/>
+            </w:pPr>
+            <w:r>
+              <w:rPr>
+                <w:b/>
+                <w:color w:val="000000"/>
+                <w:sz w:val="20"/>
+              </w:rPr>
+              <w:t>Метод</w:t>
+            </w:r>
+          </w:p>
+        </w:tc>
+        <w:tc>
+          <w:tcPr>
+            <w:tcW w:w="1247" w:type="dxa"/>
+            <w:tcBorders>
+              <w:top w:val="single" w:sz="4" w:space="0" w:color="000000"/>
+              <w:left w:val="single" w:sz="4" w:space="0" w:color="000000"/>
+              <w:bottom w:val="single" w:sz="4" w:space="0" w:color="000000"/>
+              <w:right w:val="single" w:sz="4" w:space="0" w:color="000000"/>
+            </w:tcBorders>
+            <w:shd w:val="clear" w:color="auto" w:fill="F2F2F2"/>
+            <w:vAlign w:val="center"/>
+          </w:tcPr>
+          <w:p>
+            <w:pPr>
+              <w:jc w:val="center"/>
+            </w:pPr>
+            <w:r>
+              <w:rPr>
+                <w:b/>
+                <w:color w:val="000000"/>
+                <w:sz w:val="20"/>
+              </w:rPr>
+              <w:t>Верных</w:t>
+            </w:r>
+          </w:p>
+        </w:tc>
+        <w:tc>
+          <w:tcPr>
+            <w:tcW w:w="1361" w:type="dxa"/>
+            <w:tcBorders>
+              <w:top w:val="single" w:sz="4" w:space="0" w:color="000000"/>
+              <w:left w:val="single" w:sz="4" w:space="0" w:color="000000"/>
+              <w:bottom w:val="single" w:sz="4" w:space="0" w:color="000000"/>
+              <w:right w:val="single" w:sz="4" w:space="0" w:color="000000"/>
+            </w:tcBorders>
+            <w:shd w:val="clear" w:color="auto" w:fill="F2F2F2"/>
+            <w:vAlign w:val="center"/>
+          </w:tcPr>
+          <w:p>
+            <w:pPr>
+              <w:jc w:val="center"/>
+            </w:pPr>
+            <w:r>
+              <w:rPr>
+                <w:b/>
+                <w:color w:val="000000"/>
+                <w:sz w:val="20"/>
+              </w:rPr>
+              <w:t>Accuracy, %</w:t>
+            </w:r>
+          </w:p>
+        </w:tc>
+        <w:tc>
+          <w:tcPr>
+            <w:tcW w:w="1361" w:type="dxa"/>
+            <w:tcBorders>
+              <w:top w:val="single" w:sz="4" w:space="0" w:color="000000"/>
+              <w:left w:val="single" w:sz="4" w:space="0" w:color="000000"/>
+              <w:bottom w:val="single" w:sz="4" w:space="0" w:color="000000"/>
+              <w:right w:val="single" w:sz="4" w:space="0" w:color="000000"/>
+            </w:tcBorders>
+            <w:shd w:val="clear" w:color="auto" w:fill="F2F2F2"/>
+            <w:vAlign w:val="center"/>
+          </w:tcPr>
+          <w:p>
+            <w:pPr>
+              <w:jc w:val="center"/>
+            </w:pPr>
+            <w:r>
+              <w:rPr>
+                <w:b/>
+                <w:color w:val="000000"/>
+                <w:sz w:val="20"/>
+              </w:rPr>
+              <w:t>Precision, %</w:t>
+            </w:r>
+          </w:p>
+        </w:tc>
+        <w:tc>
+          <w:tcPr>
+            <w:tcW w:w="1247" w:type="dxa"/>
+            <w:tcBorders>
+              <w:top w:val="single" w:sz="4" w:space="0" w:color="000000"/>
+              <w:left w:val="single" w:sz="4" w:space="0" w:color="000000"/>
+              <w:bottom w:val="single" w:sz="4" w:space="0" w:color="000000"/>
+              <w:right w:val="single" w:sz="4" w:space="0" w:color="000000"/>
+            </w:tcBorders>
+            <w:shd w:val="clear" w:color="auto" w:fill="F2F2F2"/>
+            <w:vAlign w:val="center"/>
+          </w:tcPr>
+          <w:p>
+            <w:pPr>
+              <w:jc w:val="center"/>
+            </w:pPr>
+            <w:r>
+              <w:rPr>
+                <w:b/>
+                <w:color w:val="000000"/>
+                <w:sz w:val="20"/>
+              </w:rPr>
+              <w:t>Recall, %</w:t>
+            </w:r>
+          </w:p>
+        </w:tc>
+        <w:tc>
+          <w:tcPr>
+            <w:tcW w:w="1361" w:type="dxa"/>
+            <w:tcBorders>
+              <w:top w:val="single" w:sz="4" w:space="0" w:color="000000"/>
+              <w:left w:val="single" w:sz="4" w:space="0" w:color="000000"/>
+              <w:bottom w:val="single" w:sz="4" w:space="0" w:color="000000"/>
+              <w:right w:val="single" w:sz="4" w:space="0" w:color="000000"/>
+            </w:tcBorders>
+            <w:shd w:val="clear" w:color="auto" w:fill="F2F2F2"/>
+            <w:vAlign w:val="center"/>
+          </w:tcPr>
+          <w:p>
+            <w:pPr>
+              <w:jc w:val="center"/>
+            </w:pPr>
+            <w:r>
+              <w:rPr>
+                <w:b/>
+                <w:color w:val="000000"/>
+                <w:sz w:val="20"/>
+              </w:rPr>
+              <w:t>F-measure, %</w:t>
+            </w:r>
+          </w:p>
+        </w:tc>
+      </w:tr>
+      <w:tr>
+        <w:tc>
+          <w:tcPr>
+            <w:tcW w:w="1020" w:type="dxa"/>
+            <w:tcBorders>
+              <w:top w:val="single" w:sz="4" w:space="0" w:color="000000"/>
+              <w:left w:val="single" w:sz="4" w:space="0" w:color="000000"/>
+              <w:bottom w:val="single" w:sz="4" w:space="0" w:color="000000"/>
+              <w:right w:val="single" w:sz="4" w:space="0" w:color="000000"/>
+            </w:tcBorders>
+            <w:vAlign w:val="center"/>
+          </w:tcPr>
+          <w:p>
+            <w:pPr>
+              <w:jc w:val="center"/>
+            </w:pPr>
+            <w:r>
+              <w:rPr>
+                <w:color w:val="000000"/>
+                <w:sz w:val="20"/>
+              </w:rPr>
+              <w:t>2</w:t>
+            </w:r>
+          </w:p>
+        </w:tc>
+        <w:tc>
+          <w:tcPr>
+            <w:tcW w:w="2041" w:type="dxa"/>
+            <w:tcBorders>
+              <w:top w:val="single" w:sz="4" w:space="0" w:color="000000"/>
+              <w:left w:val="single" w:sz="4" w:space="0" w:color="000000"/>
+              <w:bottom w:val="single" w:sz="4" w:space="0" w:color="000000"/>
+              <w:right w:val="single" w:sz="4" w:space="0" w:color="000000"/>
+            </w:tcBorders>
+            <w:vAlign w:val="center"/>
+          </w:tcPr>
+          <w:p>
+            <w:pPr>
+              <w:jc w:val="center"/>
+            </w:pPr>
+            <w:r>
+              <w:rPr>
+                <w:color w:val="000000"/>
+                <w:sz w:val="20"/>
+              </w:rPr>
+              <w:t>k ближайших соседей</w:t>
+            </w:r>
+          </w:p>
+        </w:tc>
+        <w:tc>
+          <w:tcPr>
+            <w:tcW w:w="1247" w:type="dxa"/>
+            <w:tcBorders>
+              <w:top w:val="single" w:sz="4" w:space="0" w:color="000000"/>
+              <w:left w:val="single" w:sz="4" w:space="0" w:color="000000"/>
+              <w:bottom w:val="single" w:sz="4" w:space="0" w:color="000000"/>
+              <w:right w:val="single" w:sz="4" w:space="0" w:color="000000"/>
+            </w:tcBorders>
+            <w:vAlign w:val="center"/>
+          </w:tcPr>
+          <w:p>
+            <w:pPr>
+              <w:jc w:val="center"/>
+            </w:pPr>
+            <w:r>
+              <w:rPr>
+                <w:color w:val="000000"/>
+                <w:sz w:val="20"/>
+              </w:rPr>
+              <w:t>42 из 45</w:t>
+            </w:r>
+          </w:p>
+        </w:tc>
+        <w:tc>
+          <w:tcPr>
+            <w:tcW w:w="1361" w:type="dxa"/>
+            <w:tcBorders>
+              <w:top w:val="single" w:sz="4" w:space="0" w:color="000000"/>
+              <w:left w:val="single" w:sz="4" w:space="0" w:color="000000"/>
+              <w:bottom w:val="single" w:sz="4" w:space="0" w:color="000000"/>
+              <w:right w:val="single" w:sz="4" w:space="0" w:color="000000"/>
+            </w:tcBorders>
+            <w:vAlign w:val="center"/>
+          </w:tcPr>
+          <w:p>
+            <w:pPr>
+              <w:jc w:val="center"/>
+            </w:pPr>
+            <w:r>
+              <w:rPr>
+                <w:color w:val="000000"/>
+                <w:sz w:val="20"/>
+              </w:rPr>
+              <w:t>93,33</w:t>
+            </w:r>
+          </w:p>
+        </w:tc>
+        <w:tc>
+          <w:tcPr>
+            <w:tcW w:w="1361" w:type="dxa"/>
+            <w:tcBorders>
+              <w:top w:val="single" w:sz="4" w:space="0" w:color="000000"/>
+              <w:left w:val="single" w:sz="4" w:space="0" w:color="000000"/>
+              <w:bottom w:val="single" w:sz="4" w:space="0" w:color="000000"/>
+              <w:right w:val="single" w:sz="4" w:space="0" w:color="000000"/>
+            </w:tcBorders>
+            <w:vAlign w:val="center"/>
+          </w:tcPr>
+          <w:p>
+            <w:pPr>
+              <w:jc w:val="center"/>
+            </w:pPr>
+            <w:r>
+              <w:rPr>
+                <w:color w:val="000000"/>
+                <w:sz w:val="20"/>
+              </w:rPr>
+              <w:t>94,44</w:t>
+            </w:r>
+          </w:p>
+        </w:tc>
+        <w:tc>
+          <w:tcPr>
+            <w:tcW w:w="1247" w:type="dxa"/>
+            <w:tcBorders>
+              <w:top w:val="single" w:sz="4" w:space="0" w:color="000000"/>
+              <w:left w:val="single" w:sz="4" w:space="0" w:color="000000"/>
+              <w:bottom w:val="single" w:sz="4" w:space="0" w:color="000000"/>
+              <w:right w:val="single" w:sz="4" w:space="0" w:color="000000"/>
+            </w:tcBorders>
+            <w:vAlign w:val="center"/>
+          </w:tcPr>
+          <w:p>
+            <w:pPr>
+              <w:jc w:val="center"/>
+            </w:pPr>
+            <w:r>
+              <w:rPr>
+                <w:color w:val="000000"/>
+                <w:sz w:val="20"/>
+              </w:rPr>
+              <w:t>93,33</w:t>
+            </w:r>
+          </w:p>
+        </w:tc>
+        <w:tc>
+          <w:tcPr>
+            <w:tcW w:w="1361" w:type="dxa"/>
+            <w:tcBorders>
+              <w:top w:val="single" w:sz="4" w:space="0" w:color="000000"/>
+              <w:left w:val="single" w:sz="4" w:space="0" w:color="000000"/>
+              <w:bottom w:val="single" w:sz="4" w:space="0" w:color="000000"/>
+              <w:right w:val="single" w:sz="4" w:space="0" w:color="000000"/>
+            </w:tcBorders>
+            <w:vAlign w:val="center"/>
+          </w:tcPr>
+          <w:p>
+            <w:pPr>
+              <w:jc w:val="center"/>
+            </w:pPr>
+            <w:r>
+              <w:rPr>
+                <w:color w:val="000000"/>
+                <w:sz w:val="20"/>
+              </w:rPr>
+              <w:t>93,44</w:t>
+            </w:r>
+          </w:p>
+        </w:tc>
+      </w:tr>
+      <w:tr>
+        <w:tc>
+          <w:tcPr>
+            <w:tcW w:w="1020" w:type="dxa"/>
+            <w:tcBorders>
+              <w:top w:val="single" w:sz="4" w:space="0" w:color="000000"/>
+              <w:left w:val="single" w:sz="4" w:space="0" w:color="000000"/>
+              <w:bottom w:val="single" w:sz="4" w:space="0" w:color="000000"/>
+              <w:right w:val="single" w:sz="4" w:space="0" w:color="000000"/>
+            </w:tcBorders>
+            <w:vAlign w:val="center"/>
+          </w:tcPr>
+          <w:p>
+            <w:pPr>
+              <w:jc w:val="center"/>
+            </w:pPr>
+            <w:r>
+              <w:rPr>
+                <w:color w:val="000000"/>
+                <w:sz w:val="20"/>
+              </w:rPr>
+              <w:t>3</w:t>
+            </w:r>
+          </w:p>
+        </w:tc>
+        <w:tc>
+          <w:tcPr>
+            <w:tcW w:w="2041" w:type="dxa"/>
+            <w:tcBorders>
+              <w:top w:val="single" w:sz="4" w:space="0" w:color="000000"/>
+              <w:left w:val="single" w:sz="4" w:space="0" w:color="000000"/>
+              <w:bottom w:val="single" w:sz="4" w:space="0" w:color="000000"/>
+              <w:right w:val="single" w:sz="4" w:space="0" w:color="000000"/>
+            </w:tcBorders>
+            <w:vAlign w:val="center"/>
+          </w:tcPr>
+          <w:p>
+            <w:pPr>
+              <w:jc w:val="center"/>
+            </w:pPr>
+            <w:r>
+              <w:rPr>
+                <w:color w:val="000000"/>
+                <w:sz w:val="20"/>
+              </w:rPr>
+              <w:t>дерево решений</w:t>
+            </w:r>
+          </w:p>
+        </w:tc>
+        <w:tc>
+          <w:tcPr>
+            <w:tcW w:w="1247" w:type="dxa"/>
+            <w:tcBorders>
+              <w:top w:val="single" w:sz="4" w:space="0" w:color="000000"/>
+              <w:left w:val="single" w:sz="4" w:space="0" w:color="000000"/>
+              <w:bottom w:val="single" w:sz="4" w:space="0" w:color="000000"/>
+              <w:right w:val="single" w:sz="4" w:space="0" w:color="000000"/>
+            </w:tcBorders>
+            <w:vAlign w:val="center"/>
+          </w:tcPr>
+          <w:p>
+            <w:pPr>
+              <w:jc w:val="center"/>
+            </w:pPr>
+            <w:r>
+              <w:rPr>
+                <w:color w:val="000000"/>
+                <w:sz w:val="20"/>
+              </w:rPr>
+              <w:t>40 из 45</w:t>
+            </w:r>
+          </w:p>
+        </w:tc>
+        <w:tc>
+          <w:tcPr>
+            <w:tcW w:w="1361" w:type="dxa"/>
+            <w:tcBorders>
+              <w:top w:val="single" w:sz="4" w:space="0" w:color="000000"/>
+              <w:left w:val="single" w:sz="4" w:space="0" w:color="000000"/>
+              <w:bottom w:val="single" w:sz="4" w:space="0" w:color="000000"/>
+              <w:right w:val="single" w:sz="4" w:space="0" w:color="000000"/>
+            </w:tcBorders>
+            <w:vAlign w:val="center"/>
+          </w:tcPr>
+          <w:p>
+            <w:pPr>
+              <w:jc w:val="center"/>
+            </w:pPr>
+            <w:r>
+              <w:rPr>
+                <w:color w:val="000000"/>
+                <w:sz w:val="20"/>
+              </w:rPr>
+              <w:t>88,89</w:t>
+            </w:r>
+          </w:p>
+        </w:tc>
+        <w:tc>
+          <w:tcPr>
+            <w:tcW w:w="1361" w:type="dxa"/>
+            <w:tcBorders>
+              <w:top w:val="single" w:sz="4" w:space="0" w:color="000000"/>
+              <w:left w:val="single" w:sz="4" w:space="0" w:color="000000"/>
+              <w:bottom w:val="single" w:sz="4" w:space="0" w:color="000000"/>
+              <w:right w:val="single" w:sz="4" w:space="0" w:color="000000"/>
+            </w:tcBorders>
+            <w:vAlign w:val="center"/>
+          </w:tcPr>
+          <w:p>
+            <w:pPr>
+              <w:jc w:val="center"/>
+            </w:pPr>
+            <w:r>
+              <w:rPr>
+                <w:color w:val="000000"/>
+                <w:sz w:val="20"/>
+              </w:rPr>
+              <w:t>89,83</w:t>
+            </w:r>
+          </w:p>
+        </w:tc>
+        <w:tc>
+          <w:tcPr>
+            <w:tcW w:w="1247" w:type="dxa"/>
+            <w:tcBorders>
+              <w:top w:val="single" w:sz="4" w:space="0" w:color="000000"/>
+              <w:left w:val="single" w:sz="4" w:space="0" w:color="000000"/>
+              <w:bottom w:val="single" w:sz="4" w:space="0" w:color="000000"/>
+              <w:right w:val="single" w:sz="4" w:space="0" w:color="000000"/>
+            </w:tcBorders>
+            <w:vAlign w:val="center"/>
+          </w:tcPr>
+          <w:p>
+            <w:pPr>
+              <w:jc w:val="center"/>
+            </w:pPr>
+            <w:r>
+              <w:rPr>
+                <w:color w:val="000000"/>
+                <w:sz w:val="20"/>
+              </w:rPr>
+              <w:t>88,89</w:t>
+            </w:r>
+          </w:p>
+        </w:tc>
+        <w:tc>
+          <w:tcPr>
+            <w:tcW w:w="1361" w:type="dxa"/>
+            <w:tcBorders>
+              <w:top w:val="single" w:sz="4" w:space="0" w:color="000000"/>
+              <w:left w:val="single" w:sz="4" w:space="0" w:color="000000"/>
+              <w:bottom w:val="single" w:sz="4" w:space="0" w:color="000000"/>
+              <w:right w:val="single" w:sz="4" w:space="0" w:color="000000"/>
+            </w:tcBorders>
+            <w:vAlign w:val="center"/>
+          </w:tcPr>
+          <w:p>
+            <w:pPr>
+              <w:jc w:val="center"/>
+            </w:pPr>
+            <w:r>
+              <w:rPr>
+                <w:color w:val="000000"/>
+                <w:sz w:val="20"/>
+              </w:rPr>
+              <w:t>88,84</w:t>
+            </w:r>
+          </w:p>
+        </w:tc>
+      </w:tr>
+      <w:tr>
+        <w:tc>
+          <w:tcPr>
+            <w:tcW w:w="1020" w:type="dxa"/>
+            <w:tcBorders>
+              <w:top w:val="single" w:sz="4" w:space="0" w:color="000000"/>
+              <w:left w:val="single" w:sz="4" w:space="0" w:color="000000"/>
+              <w:bottom w:val="single" w:sz="4" w:space="0" w:color="000000"/>
+              <w:right w:val="single" w:sz="4" w:space="0" w:color="000000"/>
+            </w:tcBorders>
+            <w:vAlign w:val="center"/>
+          </w:tcPr>
+          <w:p>
+            <w:pPr>
+              <w:jc w:val="center"/>
+            </w:pPr>
+            <w:r>
+              <w:rPr>
+                <w:color w:val="000000"/>
+                <w:sz w:val="20"/>
+              </w:rPr>
+              <w:t>4</w:t>
+            </w:r>
+          </w:p>
+        </w:tc>
+        <w:tc>
+          <w:tcPr>
+            <w:tcW w:w="2041" w:type="dxa"/>
+            <w:tcBorders>
+              <w:top w:val="single" w:sz="4" w:space="0" w:color="000000"/>
+              <w:left w:val="single" w:sz="4" w:space="0" w:color="000000"/>
+              <w:bottom w:val="single" w:sz="4" w:space="0" w:color="000000"/>
+              <w:right w:val="single" w:sz="4" w:space="0" w:color="000000"/>
+            </w:tcBorders>
+            <w:vAlign w:val="center"/>
+          </w:tcPr>
+          <w:p>
+            <w:pPr>
+              <w:jc w:val="center"/>
+            </w:pPr>
+            <w:r>
+              <w:rPr>
+                <w:color w:val="000000"/>
+                <w:sz w:val="20"/>
+              </w:rPr>
+              <w:t>наивный Байес</w:t>
+            </w:r>
+          </w:p>
+        </w:tc>
+        <w:tc>
+          <w:tcPr>
+            <w:tcW w:w="1247" w:type="dxa"/>
+            <w:tcBorders>
+              <w:top w:val="single" w:sz="4" w:space="0" w:color="000000"/>
+              <w:left w:val="single" w:sz="4" w:space="0" w:color="000000"/>
+              <w:bottom w:val="single" w:sz="4" w:space="0" w:color="000000"/>
+              <w:right w:val="single" w:sz="4" w:space="0" w:color="000000"/>
+            </w:tcBorders>
+            <w:vAlign w:val="center"/>
+          </w:tcPr>
+          <w:p>
+            <w:pPr>
+              <w:jc w:val="center"/>
+            </w:pPr>
+            <w:r>
+              <w:rPr>
+                <w:color w:val="000000"/>
+                <w:sz w:val="20"/>
+              </w:rPr>
+              <w:t>42 из 45</w:t>
+            </w:r>
+          </w:p>
+        </w:tc>
+        <w:tc>
+          <w:tcPr>
+            <w:tcW w:w="1361" w:type="dxa"/>
+            <w:tcBorders>
+              <w:top w:val="single" w:sz="4" w:space="0" w:color="000000"/>
+              <w:left w:val="single" w:sz="4" w:space="0" w:color="000000"/>
+              <w:bottom w:val="single" w:sz="4" w:space="0" w:color="000000"/>
+              <w:right w:val="single" w:sz="4" w:space="0" w:color="000000"/>
+            </w:tcBorders>
+            <w:vAlign w:val="center"/>
+          </w:tcPr>
+          <w:p>
+            <w:pPr>
+              <w:jc w:val="center"/>
+            </w:pPr>
+            <w:r>
+              <w:rPr>
+                <w:color w:val="000000"/>
+                <w:sz w:val="20"/>
+              </w:rPr>
+              <w:t>93,33</w:t>
+            </w:r>
+          </w:p>
+        </w:tc>
+        <w:tc>
+          <w:tcPr>
+            <w:tcW w:w="1361" w:type="dxa"/>
+            <w:tcBorders>
+              <w:top w:val="single" w:sz="4" w:space="0" w:color="000000"/>
+              <w:left w:val="single" w:sz="4" w:space="0" w:color="000000"/>
+              <w:bottom w:val="single" w:sz="4" w:space="0" w:color="000000"/>
+              <w:right w:val="single" w:sz="4" w:space="0" w:color="000000"/>
+            </w:tcBorders>
+            <w:vAlign w:val="center"/>
+          </w:tcPr>
+          <w:p>
+            <w:pPr>
+              <w:jc w:val="center"/>
+            </w:pPr>
+            <w:r>
+              <w:rPr>
+                <w:color w:val="000000"/>
+                <w:sz w:val="20"/>
+              </w:rPr>
+              <w:t>94,44</w:t>
+            </w:r>
+          </w:p>
+        </w:tc>
+        <w:tc>
+          <w:tcPr>
+            <w:tcW w:w="1247" w:type="dxa"/>
+            <w:tcBorders>
+              <w:top w:val="single" w:sz="4" w:space="0" w:color="000000"/>
+              <w:left w:val="single" w:sz="4" w:space="0" w:color="000000"/>
+              <w:bottom w:val="single" w:sz="4" w:space="0" w:color="000000"/>
+              <w:right w:val="single" w:sz="4" w:space="0" w:color="000000"/>
+            </w:tcBorders>
+            <w:vAlign w:val="center"/>
+          </w:tcPr>
+          <w:p>
+            <w:pPr>
+              <w:jc w:val="center"/>
+            </w:pPr>
+            <w:r>
+              <w:rPr>
+                <w:color w:val="000000"/>
+                <w:sz w:val="20"/>
+              </w:rPr>
+              <w:t>93,33</w:t>
+            </w:r>
+          </w:p>
+        </w:tc>
+        <w:tc>
+          <w:tcPr>
+            <w:tcW w:w="1361" w:type="dxa"/>
+            <w:tcBorders>
+              <w:top w:val="single" w:sz="4" w:space="0" w:color="000000"/>
+              <w:left w:val="single" w:sz="4" w:space="0" w:color="000000"/>
+              <w:bottom w:val="single" w:sz="4" w:space="0" w:color="000000"/>
+              <w:right w:val="single" w:sz="4" w:space="0" w:color="000000"/>
+            </w:tcBorders>
+            <w:vAlign w:val="center"/>
+          </w:tcPr>
+          <w:p>
+            <w:pPr>
+              <w:jc w:val="center"/>
+            </w:pPr>
+            <w:r>
+              <w:rPr>
+                <w:color w:val="000000"/>
+                <w:sz w:val="20"/>
+              </w:rPr>
+              <w:t>93,44</w:t>
+            </w:r>
+          </w:p>
+        </w:tc>
+      </w:tr>
+      <w:tr>
+        <w:tc>
+          <w:tcPr>
+            <w:tcW w:w="1020" w:type="dxa"/>
+            <w:tcBorders>
+              <w:top w:val="single" w:sz="4" w:space="0" w:color="000000"/>
+              <w:left w:val="single" w:sz="4" w:space="0" w:color="000000"/>
+              <w:bottom w:val="single" w:sz="4" w:space="0" w:color="000000"/>
+              <w:right w:val="single" w:sz="4" w:space="0" w:color="000000"/>
+            </w:tcBorders>
+            <w:vAlign w:val="center"/>
+          </w:tcPr>
+          <w:p>
+            <w:pPr>
+              <w:jc w:val="center"/>
+            </w:pPr>
+            <w:r>
+              <w:rPr>
+                <w:color w:val="000000"/>
+                <w:sz w:val="20"/>
+              </w:rPr>
+              <w:t>5</w:t>
+            </w:r>
+          </w:p>
+        </w:tc>
+        <w:tc>
+          <w:tcPr>
+            <w:tcW w:w="2041" w:type="dxa"/>
+            <w:tcBorders>
+              <w:top w:val="single" w:sz="4" w:space="0" w:color="000000"/>
+              <w:left w:val="single" w:sz="4" w:space="0" w:color="000000"/>
+              <w:bottom w:val="single" w:sz="4" w:space="0" w:color="000000"/>
+              <w:right w:val="single" w:sz="4" w:space="0" w:color="000000"/>
+            </w:tcBorders>
+            <w:vAlign w:val="center"/>
+          </w:tcPr>
+          <w:p>
+            <w:pPr>
+              <w:jc w:val="center"/>
+            </w:pPr>
+            <w:r>
+              <w:rPr>
+                <w:color w:val="000000"/>
+                <w:sz w:val="20"/>
+              </w:rPr>
+              <w:t>опорные векторы</w:t>
+            </w:r>
+          </w:p>
+        </w:tc>
+        <w:tc>
+          <w:tcPr>
+            <w:tcW w:w="1247" w:type="dxa"/>
+            <w:tcBorders>
+              <w:top w:val="single" w:sz="4" w:space="0" w:color="000000"/>
+              <w:left w:val="single" w:sz="4" w:space="0" w:color="000000"/>
+              <w:bottom w:val="single" w:sz="4" w:space="0" w:color="000000"/>
+              <w:right w:val="single" w:sz="4" w:space="0" w:color="000000"/>
+            </w:tcBorders>
+            <w:vAlign w:val="center"/>
+          </w:tcPr>
+          <w:p>
+            <w:pPr>
+              <w:jc w:val="center"/>
+            </w:pPr>
+            <w:r>
+              <w:rPr>
+                <w:color w:val="000000"/>
+                <w:sz w:val="20"/>
+              </w:rPr>
+              <w:t>43 из 45</w:t>
+            </w:r>
+          </w:p>
+        </w:tc>
+        <w:tc>
+          <w:tcPr>
+            <w:tcW w:w="1361" w:type="dxa"/>
+            <w:tcBorders>
+              <w:top w:val="single" w:sz="4" w:space="0" w:color="000000"/>
+              <w:left w:val="single" w:sz="4" w:space="0" w:color="000000"/>
+              <w:bottom w:val="single" w:sz="4" w:space="0" w:color="000000"/>
+              <w:right w:val="single" w:sz="4" w:space="0" w:color="000000"/>
+            </w:tcBorders>
+            <w:vAlign w:val="center"/>
+          </w:tcPr>
+          <w:p>
+            <w:pPr>
+              <w:jc w:val="center"/>
+            </w:pPr>
+            <w:r>
+              <w:rPr>
+                <w:color w:val="000000"/>
+                <w:sz w:val="20"/>
+              </w:rPr>
+              <w:t>95,56</w:t>
+            </w:r>
+          </w:p>
+        </w:tc>
+        <w:tc>
+          <w:tcPr>
+            <w:tcW w:w="1361" w:type="dxa"/>
+            <w:tcBorders>
+              <w:top w:val="single" w:sz="4" w:space="0" w:color="000000"/>
+              <w:left w:val="single" w:sz="4" w:space="0" w:color="000000"/>
+              <w:bottom w:val="single" w:sz="4" w:space="0" w:color="000000"/>
+              <w:right w:val="single" w:sz="4" w:space="0" w:color="000000"/>
+            </w:tcBorders>
+            <w:vAlign w:val="center"/>
+          </w:tcPr>
+          <w:p>
+            <w:pPr>
+              <w:jc w:val="center"/>
+            </w:pPr>
+            <w:r>
+              <w:rPr>
+                <w:color w:val="000000"/>
+                <w:sz w:val="20"/>
+              </w:rPr>
+              <w:t>96,08</w:t>
+            </w:r>
+          </w:p>
+        </w:tc>
+        <w:tc>
+          <w:tcPr>
+            <w:tcW w:w="1247" w:type="dxa"/>
+            <w:tcBorders>
+              <w:top w:val="single" w:sz="4" w:space="0" w:color="000000"/>
+              <w:left w:val="single" w:sz="4" w:space="0" w:color="000000"/>
+              <w:bottom w:val="single" w:sz="4" w:space="0" w:color="000000"/>
+              <w:right w:val="single" w:sz="4" w:space="0" w:color="000000"/>
+            </w:tcBorders>
+            <w:vAlign w:val="center"/>
+          </w:tcPr>
+          <w:p>
+            <w:pPr>
+              <w:jc w:val="center"/>
+            </w:pPr>
+            <w:r>
+              <w:rPr>
+                <w:color w:val="000000"/>
+                <w:sz w:val="20"/>
+              </w:rPr>
+              <w:t>95,56</w:t>
+            </w:r>
+          </w:p>
+        </w:tc>
+        <w:tc>
+          <w:tcPr>
+            <w:tcW w:w="1361" w:type="dxa"/>
+            <w:tcBorders>
+              <w:top w:val="single" w:sz="4" w:space="0" w:color="000000"/>
+              <w:left w:val="single" w:sz="4" w:space="0" w:color="000000"/>
+              <w:bottom w:val="single" w:sz="4" w:space="0" w:color="000000"/>
+              <w:right w:val="single" w:sz="4" w:space="0" w:color="000000"/>
+            </w:tcBorders>
+            <w:vAlign w:val="center"/>
+          </w:tcPr>
+          <w:p>
+            <w:pPr>
+              <w:jc w:val="center"/>
+            </w:pPr>
+            <w:r>
+              <w:rPr>
+                <w:color w:val="000000"/>
+                <w:sz w:val="20"/>
+              </w:rPr>
+              <w:t>95,62</w:t>
+            </w:r>
+          </w:p>
+        </w:tc>
+      </w:tr>
+    </w:tbl>
+    <w:p>
+      <w:r>
+        <w:br w:type="page"/>
+      </w:r>
+    </w:p>
+    <w:p>
+      <w:pPr>
+        <w:keepNext/>
+        <w:spacing w:after="240" w:line="360" w:lineRule="auto"/>
+        <w:ind w:firstLine="709"/>
+      </w:pPr>
+      <w:r>
+        <w:rPr>
+          <w:b/>
+          <w:color w:val="000000"/>
+          <w:sz w:val="28"/>
+        </w:rPr>
+        <w:lastRenderedPageBreak/>
+        <w:t>4 Выводы</w:t>
+      </w:r>
+    </w:p>
+    <w:p>
+      <w:pPr>
+        <w:spacing w:line="360" w:lineRule="auto"/>
         <w:ind w:firstLine="709"/>
         <w:jc w:val="both"/>
       </w:pPr>
       <w:r>
         <w:rPr>
-          <w:rFonts w:ascii="Times New Roman" w:hAnsi="Times New Roman" w:eastAsia="Times New Roman"/>
-          <w:b w:val="0"/>
-          <w:i w:val="0"/>
           <w:color w:val="000000"/>
           <w:sz w:val="28"/>
         </w:rPr>
-        <w:t>На одном тесте точнее остальных метод «дерево решений»: 23 из 27, accuracy 85,19 %. Дальше k ближайших соседей — 22 из 27, наивный Байес — 21 из 27, опорные векторы — 21 из 27. Стопроцентного ответа нет ни у одного метода. Два набора из пяти кодов встречаются у разных мячей, и эти строки нельзя отнести к классу без ошибки. Игровая зона больше не отделяет мячи сама по себе.</w:t>
+        <w:t>На одном тесте из 45 строк лучший результат у метода «опорные векторы»: 43/45, accuracy 95,56 %, F-measure 95,62 %; далее k ближайших соседей — 42/45 (93,33 %); наивный Байес — 42/45 (93,33 %); дерево решений — 40/45 (88,89 %). Ключевые параметры: у соседей k = 5 и стандартизация признаков; у дерева глубина 3, критерий Джини; у Байеса нормали по классу и допущение независимости признаков; у опорных векторов ядро RBF (сигма 0,5, штраф 1) и та же стандартизация. Стопроцентной точности нет, потому что диапазоны измерений соседних мячей пересекаются.</w:t>
       </w:r>
     </w:p>
     <w:sectPr>
@@ -3196,7 +4261,7 @@
 </file>
 
 <file path=word/endnotes.xml><?xml version="1.0" encoding="utf-8"?>
-<w:endnotes xmlns:wpc="http://schemas.microsoft.com/office/word/2010/wordprocessingCanvas" xmlns:cx="http://schemas.microsoft.com/office/drawing/2014/chartex" xmlns:cx1="http://schemas.microsoft.com/office/drawing/2015/9/8/chartex" xmlns:cx2="http://schemas.microsoft.com/office/drawing/2015/10/21/chartex" xmlns:cx3="http://schemas.microsoft.com/office/drawing/2016/5/9/chartex" xmlns:cx4="http://schemas.microsoft.com/office/drawing/2016/5/10/chartex" xmlns:cx5="http://schemas.microsoft.com/office/drawing/2016/5/11/chartex" xmlns:cx6="http://schemas.microsoft.com/office/drawing/2016/5/12/chartex" xmlns:cx7="http://schemas.microsoft.com/office/drawing/2016/5/13/chartex" xmlns:cx8="http://schemas.microsoft.com/office/drawing/2016/5/14/chartex" xmlns:mc="http://schemas.openxmlformats.org/markup-compatibility/2006" xmlns:aink="http://schemas.microsoft.com/office/drawing/2016/ink" xmlns:am3d="http://schemas.microsoft.com/office/drawing/2017/model3d" xmlns:o="urn:schemas-microsoft-com:office:office" xmlns:r="http://schemas.openxmlformats.org/officeDocument/2006/relationships" xmlns:m="http://schemas.openxmlformats.org/officeDocument/2006/math" xmlns:v="urn:schemas-microsoft-com:vml" xmlns:wp14="http://schemas.microsoft.com/office/word/2010/wordprocessingDrawing" xmlns:wp="http://schemas.openxmlformats.org/drawingml/2006/wordprocessingDrawing" xmlns:w10="urn:schemas-microsoft-com:office:word" xmlns:w="http://schemas.openxmlformats.org/wordprocessingml/2006/main" xmlns:w14="http://schemas.microsoft.com/office/word/2010/wordml" xmlns:w15="http://schemas.microsoft.com/office/word/2012/wordml" xmlns:w16cid="http://schemas.microsoft.com/office/word/2016/wordml/cid" xmlns:w16se="http://schemas.microsoft.com/office/word/2015/wordml/symex" xmlns:wpg="http://schemas.microsoft.com/office/word/2010/wordprocessingGroup" xmlns:wpi="http://schemas.microsoft.com/office/word/2010/wordprocessingInk" xmlns:wne="http://schemas.microsoft.com/office/word/2006/wordml" xmlns:wps="http://schemas.microsoft.com/office/word/2010/wordprocessingShape" mc:Ignorable="w14 w15 w16se w16cid wp14">
+<w:endnotes xmlns:wpc="http://schemas.microsoft.com/office/word/2010/wordprocessingCanvas" xmlns:cx="http://schemas.microsoft.com/office/drawing/2014/chartex" xmlns:cx1="http://schemas.microsoft.com/office/drawing/2015/9/8/chartex" xmlns:cx2="http://schemas.microsoft.com/office/drawing/2015/10/21/chartex" xmlns:cx3="http://schemas.microsoft.com/office/drawing/2016/5/9/chartex" xmlns:cx4="http://schemas.microsoft.com/office/drawing/2016/5/10/chartex" xmlns:cx5="http://schemas.microsoft.com/office/drawing/2016/5/11/chartex" xmlns:cx6="http://schemas.microsoft.com/office/drawing/2016/5/12/chartex" xmlns:cx7="http://schemas.microsoft.com/office/drawing/2016/5/13/chartex" xmlns:cx8="http://schemas.microsoft.com/office/drawing/2016/5/14/chartex" xmlns:mc="http://schemas.openxmlformats.org/markup-compatibility/2006" xmlns:aink="http://schemas.microsoft.com/office/drawing/2016/ink" xmlns:am3d="http://schemas.microsoft.com/office/drawing/2017/model3d" xmlns:o="urn:schemas-microsoft-com:office:office" xmlns:oel="http://schemas.microsoft.com/office/2019/extlst" xmlns:r="http://schemas.openxmlformats.org/officeDocument/2006/relationships" xmlns:m="http://schemas.openxmlformats.org/officeDocument/2006/math" xmlns:v="urn:schemas-microsoft-com:vml" xmlns:wp14="http://schemas.microsoft.com/office/word/2010/wordprocessingDrawing" xmlns:wp="http://schemas.openxmlformats.org/drawingml/2006/wordprocessingDrawing" xmlns:w10="urn:schemas-microsoft-com:office:word" xmlns:w="http://schemas.openxmlformats.org/wordprocessingml/2006/main" xmlns:w14="http://schemas.microsoft.com/office/word/2010/wordml" xmlns:w15="http://schemas.microsoft.com/office/word/2012/wordml" xmlns:w16cex="http://schemas.microsoft.com/office/word/2018/wordml/cex" xmlns:w16cid="http://schemas.microsoft.com/office/word/2016/wordml/cid" xmlns:w16="http://schemas.microsoft.com/office/word/2018/wordml" xmlns:w16sdtdh="http://schemas.microsoft.com/office/word/2020/wordml/sdtdatahash" xmlns:w16se="http://schemas.microsoft.com/office/word/2015/wordml/symex" xmlns:wpg="http://schemas.microsoft.com/office/word/2010/wordprocessingGroup" xmlns:wpi="http://schemas.microsoft.com/office/word/2010/wordprocessingInk" xmlns:wne="http://schemas.microsoft.com/office/word/2006/wordml" xmlns:wps="http://schemas.microsoft.com/office/word/2010/wordprocessingShape" mc:Ignorable="w14 w15 w16se w16cid w16 w16cex w16sdtdh wp14">
   <w:endnote w:type="separator" w:id="-1">
     <w:p>
       <w:r>
@@ -3215,13 +4280,13 @@
 </file>
 
 <file path=word/footer1.xml><?xml version="1.0" encoding="utf-8"?>
-<w:ftr xmlns:wpc="http://schemas.microsoft.com/office/word/2010/wordprocessingCanvas" xmlns:cx="http://schemas.microsoft.com/office/drawing/2014/chartex" xmlns:cx1="http://schemas.microsoft.com/office/drawing/2015/9/8/chartex" xmlns:cx2="http://schemas.microsoft.com/office/drawing/2015/10/21/chartex" xmlns:cx3="http://schemas.microsoft.com/office/drawing/2016/5/9/chartex" xmlns:cx4="http://schemas.microsoft.com/office/drawing/2016/5/10/chartex" xmlns:cx5="http://schemas.microsoft.com/office/drawing/2016/5/11/chartex" xmlns:cx6="http://schemas.microsoft.com/office/drawing/2016/5/12/chartex" xmlns:cx7="http://schemas.microsoft.com/office/drawing/2016/5/13/chartex" xmlns:cx8="http://schemas.microsoft.com/office/drawing/2016/5/14/chartex" xmlns:mc="http://schemas.openxmlformats.org/markup-compatibility/2006" xmlns:aink="http://schemas.microsoft.com/office/drawing/2016/ink" xmlns:am3d="http://schemas.microsoft.com/office/drawing/2017/model3d" xmlns:o="urn:schemas-microsoft-com:office:office" xmlns:r="http://schemas.openxmlformats.org/officeDocument/2006/relationships" xmlns:m="http://schemas.openxmlformats.org/officeDocument/2006/math" xmlns:v="urn:schemas-microsoft-com:vml" xmlns:wp14="http://schemas.microsoft.com/office/word/2010/wordprocessingDrawing" xmlns:wp="http://schemas.openxmlformats.org/drawingml/2006/wordprocessingDrawing" xmlns:w10="urn:schemas-microsoft-com:office:word" xmlns:w="http://schemas.openxmlformats.org/wordprocessingml/2006/main" xmlns:w14="http://schemas.microsoft.com/office/word/2010/wordml" xmlns:w15="http://schemas.microsoft.com/office/word/2012/wordml" xmlns:w16cid="http://schemas.microsoft.com/office/word/2016/wordml/cid" xmlns:w16se="http://schemas.microsoft.com/office/word/2015/wordml/symex" xmlns:wpg="http://schemas.microsoft.com/office/word/2010/wordprocessingGroup" xmlns:wpi="http://schemas.microsoft.com/office/word/2010/wordprocessingInk" xmlns:wne="http://schemas.microsoft.com/office/word/2006/wordml" xmlns:wps="http://schemas.microsoft.com/office/word/2010/wordprocessingShape" mc:Ignorable="w14 w15 w16se w16cid wp14">
+<w:ftr xmlns:wpc="http://schemas.microsoft.com/office/word/2010/wordprocessingCanvas" xmlns:cx="http://schemas.microsoft.com/office/drawing/2014/chartex" xmlns:cx1="http://schemas.microsoft.com/office/drawing/2015/9/8/chartex" xmlns:cx2="http://schemas.microsoft.com/office/drawing/2015/10/21/chartex" xmlns:cx3="http://schemas.microsoft.com/office/drawing/2016/5/9/chartex" xmlns:cx4="http://schemas.microsoft.com/office/drawing/2016/5/10/chartex" xmlns:cx5="http://schemas.microsoft.com/office/drawing/2016/5/11/chartex" xmlns:cx6="http://schemas.microsoft.com/office/drawing/2016/5/12/chartex" xmlns:cx7="http://schemas.microsoft.com/office/drawing/2016/5/13/chartex" xmlns:cx8="http://schemas.microsoft.com/office/drawing/2016/5/14/chartex" xmlns:mc="http://schemas.openxmlformats.org/markup-compatibility/2006" xmlns:aink="http://schemas.microsoft.com/office/drawing/2016/ink" xmlns:am3d="http://schemas.microsoft.com/office/drawing/2017/model3d" xmlns:o="urn:schemas-microsoft-com:office:office" xmlns:oel="http://schemas.microsoft.com/office/2019/extlst" xmlns:r="http://schemas.openxmlformats.org/officeDocument/2006/relationships" xmlns:m="http://schemas.openxmlformats.org/officeDocument/2006/math" xmlns:v="urn:schemas-microsoft-com:vml" xmlns:wp14="http://schemas.microsoft.com/office/word/2010/wordprocessingDrawing" xmlns:wp="http://schemas.openxmlformats.org/drawingml/2006/wordprocessingDrawing" xmlns:w10="urn:schemas-microsoft-com:office:word" xmlns:w="http://schemas.openxmlformats.org/wordprocessingml/2006/main" xmlns:w14="http://schemas.microsoft.com/office/word/2010/wordml" xmlns:w15="http://schemas.microsoft.com/office/word/2012/wordml" xmlns:w16cex="http://schemas.microsoft.com/office/word/2018/wordml/cex" xmlns:w16cid="http://schemas.microsoft.com/office/word/2016/wordml/cid" xmlns:w16="http://schemas.microsoft.com/office/word/2018/wordml" xmlns:w16sdtdh="http://schemas.microsoft.com/office/word/2020/wordml/sdtdatahash" xmlns:w16se="http://schemas.microsoft.com/office/word/2015/wordml/symex" xmlns:wpg="http://schemas.microsoft.com/office/word/2010/wordprocessingGroup" xmlns:wpi="http://schemas.microsoft.com/office/word/2010/wordprocessingInk" xmlns:wne="http://schemas.microsoft.com/office/word/2006/wordml" xmlns:wps="http://schemas.microsoft.com/office/word/2010/wordprocessingShape" mc:Ignorable="w14 w15 w16se w16cid w16 w16cex w16sdtdh wp14">
   <w:p/>
 </w:ftr>
 </file>
 
 <file path=word/footer2.xml><?xml version="1.0" encoding="utf-8"?>
-<w:ftr xmlns:wpc="http://schemas.microsoft.com/office/word/2010/wordprocessingCanvas" xmlns:cx="http://schemas.microsoft.com/office/drawing/2014/chartex" xmlns:cx1="http://schemas.microsoft.com/office/drawing/2015/9/8/chartex" xmlns:cx2="http://schemas.microsoft.com/office/drawing/2015/10/21/chartex" xmlns:cx3="http://schemas.microsoft.com/office/drawing/2016/5/9/chartex" xmlns:cx4="http://schemas.microsoft.com/office/drawing/2016/5/10/chartex" xmlns:cx5="http://schemas.microsoft.com/office/drawing/2016/5/11/chartex" xmlns:cx6="http://schemas.microsoft.com/office/drawing/2016/5/12/chartex" xmlns:cx7="http://schemas.microsoft.com/office/drawing/2016/5/13/chartex" xmlns:cx8="http://schemas.microsoft.com/office/drawing/2016/5/14/chartex" xmlns:mc="http://schemas.openxmlformats.org/markup-compatibility/2006" xmlns:aink="http://schemas.microsoft.com/office/drawing/2016/ink" xmlns:am3d="http://schemas.microsoft.com/office/drawing/2017/model3d" xmlns:o="urn:schemas-microsoft-com:office:office" xmlns:r="http://schemas.openxmlformats.org/officeDocument/2006/relationships" xmlns:m="http://schemas.openxmlformats.org/officeDocument/2006/math" xmlns:v="urn:schemas-microsoft-com:vml" xmlns:wp14="http://schemas.microsoft.com/office/word/2010/wordprocessingDrawing" xmlns:wp="http://schemas.openxmlformats.org/drawingml/2006/wordprocessingDrawing" xmlns:w10="urn:schemas-microsoft-com:office:word" xmlns:w="http://schemas.openxmlformats.org/wordprocessingml/2006/main" xmlns:w14="http://schemas.microsoft.com/office/word/2010/wordml" xmlns:w15="http://schemas.microsoft.com/office/word/2012/wordml" xmlns:w16cid="http://schemas.microsoft.com/office/word/2016/wordml/cid" xmlns:w16se="http://schemas.microsoft.com/office/word/2015/wordml/symex" xmlns:wpg="http://schemas.microsoft.com/office/word/2010/wordprocessingGroup" xmlns:wpi="http://schemas.microsoft.com/office/word/2010/wordprocessingInk" xmlns:wne="http://schemas.microsoft.com/office/word/2006/wordml" xmlns:wps="http://schemas.microsoft.com/office/word/2010/wordprocessingShape" mc:Ignorable="w14 w15 w16se w16cid wp14">
+<w:ftr xmlns:wpc="http://schemas.microsoft.com/office/word/2010/wordprocessingCanvas" xmlns:cx="http://schemas.microsoft.com/office/drawing/2014/chartex" xmlns:cx1="http://schemas.microsoft.com/office/drawing/2015/9/8/chartex" xmlns:cx2="http://schemas.microsoft.com/office/drawing/2015/10/21/chartex" xmlns:cx3="http://schemas.microsoft.com/office/drawing/2016/5/9/chartex" xmlns:cx4="http://schemas.microsoft.com/office/drawing/2016/5/10/chartex" xmlns:cx5="http://schemas.microsoft.com/office/drawing/2016/5/11/chartex" xmlns:cx6="http://schemas.microsoft.com/office/drawing/2016/5/12/chartex" xmlns:cx7="http://schemas.microsoft.com/office/drawing/2016/5/13/chartex" xmlns:cx8="http://schemas.microsoft.com/office/drawing/2016/5/14/chartex" xmlns:mc="http://schemas.openxmlformats.org/markup-compatibility/2006" xmlns:aink="http://schemas.microsoft.com/office/drawing/2016/ink" xmlns:am3d="http://schemas.microsoft.com/office/drawing/2017/model3d" xmlns:o="urn:schemas-microsoft-com:office:office" xmlns:oel="http://schemas.microsoft.com/office/2019/extlst" xmlns:r="http://schemas.openxmlformats.org/officeDocument/2006/relationships" xmlns:m="http://schemas.openxmlformats.org/officeDocument/2006/math" xmlns:v="urn:schemas-microsoft-com:vml" xmlns:wp14="http://schemas.microsoft.com/office/word/2010/wordprocessingDrawing" xmlns:wp="http://schemas.openxmlformats.org/drawingml/2006/wordprocessingDrawing" xmlns:w10="urn:schemas-microsoft-com:office:word" xmlns:w="http://schemas.openxmlformats.org/wordprocessingml/2006/main" xmlns:w14="http://schemas.microsoft.com/office/word/2010/wordml" xmlns:w15="http://schemas.microsoft.com/office/word/2012/wordml" xmlns:w16cex="http://schemas.microsoft.com/office/word/2018/wordml/cex" xmlns:w16cid="http://schemas.microsoft.com/office/word/2016/wordml/cid" xmlns:w16="http://schemas.microsoft.com/office/word/2018/wordml" xmlns:w16sdtdh="http://schemas.microsoft.com/office/word/2020/wordml/sdtdatahash" xmlns:w16se="http://schemas.microsoft.com/office/word/2015/wordml/symex" xmlns:wpg="http://schemas.microsoft.com/office/word/2010/wordprocessingGroup" xmlns:wpi="http://schemas.microsoft.com/office/word/2010/wordprocessingInk" xmlns:wne="http://schemas.microsoft.com/office/word/2006/wordml" xmlns:wps="http://schemas.microsoft.com/office/word/2010/wordprocessingShape" mc:Ignorable="w14 w15 w16se w16cid w16 w16cex w16sdtdh wp14">
   <w:p>
     <w:pPr>
       <w:jc w:val="center"/>
@@ -3267,7 +4332,7 @@
 </file>
 
 <file path=word/footnotes.xml><?xml version="1.0" encoding="utf-8"?>
-<w:footnotes xmlns:wpc="http://schemas.microsoft.com/office/word/2010/wordprocessingCanvas" xmlns:cx="http://schemas.microsoft.com/office/drawing/2014/chartex" xmlns:cx1="http://schemas.microsoft.com/office/drawing/2015/9/8/chartex" xmlns:cx2="http://schemas.microsoft.com/office/drawing/2015/10/21/chartex" xmlns:cx3="http://schemas.microsoft.com/office/drawing/2016/5/9/chartex" xmlns:cx4="http://schemas.microsoft.com/office/drawing/2016/5/10/chartex" xmlns:cx5="http://schemas.microsoft.com/office/drawing/2016/5/11/chartex" xmlns:cx6="http://schemas.microsoft.com/office/drawing/2016/5/12/chartex" xmlns:cx7="http://schemas.microsoft.com/office/drawing/2016/5/13/chartex" xmlns:cx8="http://schemas.microsoft.com/office/drawing/2016/5/14/chartex" xmlns:mc="http://schemas.openxmlformats.org/markup-compatibility/2006" xmlns:aink="http://schemas.microsoft.com/office/drawing/2016/ink" xmlns:am3d="http://schemas.microsoft.com/office/drawing/2017/model3d" xmlns:o="urn:schemas-microsoft-com:office:office" xmlns:r="http://schemas.openxmlformats.org/officeDocument/2006/relationships" xmlns:m="http://schemas.openxmlformats.org/officeDocument/2006/math" xmlns:v="urn:schemas-microsoft-com:vml" xmlns:wp14="http://schemas.microsoft.com/office/word/2010/wordprocessingDrawing" xmlns:wp="http://schemas.openxmlformats.org/drawingml/2006/wordprocessingDrawing" xmlns:w10="urn:schemas-microsoft-com:office:word" xmlns:w="http://schemas.openxmlformats.org/wordprocessingml/2006/main" xmlns:w14="http://schemas.microsoft.com/office/word/2010/wordml" xmlns:w15="http://schemas.microsoft.com/office/word/2012/wordml" xmlns:w16cid="http://schemas.microsoft.com/office/word/2016/wordml/cid" xmlns:w16se="http://schemas.microsoft.com/office/word/2015/wordml/symex" xmlns:wpg="http://schemas.microsoft.com/office/word/2010/wordprocessingGroup" xmlns:wpi="http://schemas.microsoft.com/office/word/2010/wordprocessingInk" xmlns:wne="http://schemas.microsoft.com/office/word/2006/wordml" xmlns:wps="http://schemas.microsoft.com/office/word/2010/wordprocessingShape" mc:Ignorable="w14 w15 w16se w16cid wp14">
+<w:footnotes xmlns:wpc="http://schemas.microsoft.com/office/word/2010/wordprocessingCanvas" xmlns:cx="http://schemas.microsoft.com/office/drawing/2014/chartex" xmlns:cx1="http://schemas.microsoft.com/office/drawing/2015/9/8/chartex" xmlns:cx2="http://schemas.microsoft.com/office/drawing/2015/10/21/chartex" xmlns:cx3="http://schemas.microsoft.com/office/drawing/2016/5/9/chartex" xmlns:cx4="http://schemas.microsoft.com/office/drawing/2016/5/10/chartex" xmlns:cx5="http://schemas.microsoft.com/office/drawing/2016/5/11/chartex" xmlns:cx6="http://schemas.microsoft.com/office/drawing/2016/5/12/chartex" xmlns:cx7="http://schemas.microsoft.com/office/drawing/2016/5/13/chartex" xmlns:cx8="http://schemas.microsoft.com/office/drawing/2016/5/14/chartex" xmlns:mc="http://schemas.openxmlformats.org/markup-compatibility/2006" xmlns:aink="http://schemas.microsoft.com/office/drawing/2016/ink" xmlns:am3d="http://schemas.microsoft.com/office/drawing/2017/model3d" xmlns:o="urn:schemas-microsoft-com:office:office" xmlns:oel="http://schemas.microsoft.com/office/2019/extlst" xmlns:r="http://schemas.openxmlformats.org/officeDocument/2006/relationships" xmlns:m="http://schemas.openxmlformats.org/officeDocument/2006/math" xmlns:v="urn:schemas-microsoft-com:vml" xmlns:wp14="http://schemas.microsoft.com/office/word/2010/wordprocessingDrawing" xmlns:wp="http://schemas.openxmlformats.org/drawingml/2006/wordprocessingDrawing" xmlns:w10="urn:schemas-microsoft-com:office:word" xmlns:w="http://schemas.openxmlformats.org/wordprocessingml/2006/main" xmlns:w14="http://schemas.microsoft.com/office/word/2010/wordml" xmlns:w15="http://schemas.microsoft.com/office/word/2012/wordml" xmlns:w16cex="http://schemas.microsoft.com/office/word/2018/wordml/cex" xmlns:w16cid="http://schemas.microsoft.com/office/word/2016/wordml/cid" xmlns:w16="http://schemas.microsoft.com/office/word/2018/wordml" xmlns:w16sdtdh="http://schemas.microsoft.com/office/word/2020/wordml/sdtdatahash" xmlns:w16se="http://schemas.microsoft.com/office/word/2015/wordml/symex" xmlns:wpg="http://schemas.microsoft.com/office/word/2010/wordprocessingGroup" xmlns:wpi="http://schemas.microsoft.com/office/word/2010/wordprocessingInk" xmlns:wne="http://schemas.microsoft.com/office/word/2006/wordml" xmlns:wps="http://schemas.microsoft.com/office/word/2010/wordprocessingShape" mc:Ignorable="w14 w15 w16se w16cid w16 w16cex w16sdtdh wp14">
   <w:footnote w:type="separator" w:id="-1">
     <w:p>
       <w:r>
@@ -3286,13 +4351,13 @@
 </file>
 
 <file path=word/header1.xml><?xml version="1.0" encoding="utf-8"?>
-<w:hdr xmlns:wpc="http://schemas.microsoft.com/office/word/2010/wordprocessingCanvas" xmlns:cx="http://schemas.microsoft.com/office/drawing/2014/chartex" xmlns:cx1="http://schemas.microsoft.com/office/drawing/2015/9/8/chartex" xmlns:cx2="http://schemas.microsoft.com/office/drawing/2015/10/21/chartex" xmlns:cx3="http://schemas.microsoft.com/office/drawing/2016/5/9/chartex" xmlns:cx4="http://schemas.microsoft.com/office/drawing/2016/5/10/chartex" xmlns:cx5="http://schemas.microsoft.com/office/drawing/2016/5/11/chartex" xmlns:cx6="http://schemas.microsoft.com/office/drawing/2016/5/12/chartex" xmlns:cx7="http://schemas.microsoft.com/office/drawing/2016/5/13/chartex" xmlns:cx8="http://schemas.microsoft.com/office/drawing/2016/5/14/chartex" xmlns:mc="http://schemas.openxmlformats.org/markup-compatibility/2006" xmlns:aink="http://schemas.microsoft.com/office/drawing/2016/ink" xmlns:am3d="http://schemas.microsoft.com/office/drawing/2017/model3d" xmlns:o="urn:schemas-microsoft-com:office:office" xmlns:r="http://schemas.openxmlformats.org/officeDocument/2006/relationships" xmlns:m="http://schemas.openxmlformats.org/officeDocument/2006/math" xmlns:v="urn:schemas-microsoft-com:vml" xmlns:wp14="http://schemas.microsoft.com/office/word/2010/wordprocessingDrawing" xmlns:wp="http://schemas.openxmlformats.org/drawingml/2006/wordprocessingDrawing" xmlns:w10="urn:schemas-microsoft-com:office:word" xmlns:w="http://schemas.openxmlformats.org/wordprocessingml/2006/main" xmlns:w14="http://schemas.microsoft.com/office/word/2010/wordml" xmlns:w15="http://schemas.microsoft.com/office/word/2012/wordml" xmlns:w16cid="http://schemas.microsoft.com/office/word/2016/wordml/cid" xmlns:w16se="http://schemas.microsoft.com/office/word/2015/wordml/symex" xmlns:wpg="http://schemas.microsoft.com/office/word/2010/wordprocessingGroup" xmlns:wpi="http://schemas.microsoft.com/office/word/2010/wordprocessingInk" xmlns:wne="http://schemas.microsoft.com/office/word/2006/wordml" xmlns:wps="http://schemas.microsoft.com/office/word/2010/wordprocessingShape" mc:Ignorable="w14 w15 w16se w16cid wp14">
+<w:hdr xmlns:wpc="http://schemas.microsoft.com/office/word/2010/wordprocessingCanvas" xmlns:cx="http://schemas.microsoft.com/office/drawing/2014/chartex" xmlns:cx1="http://schemas.microsoft.com/office/drawing/2015/9/8/chartex" xmlns:cx2="http://schemas.microsoft.com/office/drawing/2015/10/21/chartex" xmlns:cx3="http://schemas.microsoft.com/office/drawing/2016/5/9/chartex" xmlns:cx4="http://schemas.microsoft.com/office/drawing/2016/5/10/chartex" xmlns:cx5="http://schemas.microsoft.com/office/drawing/2016/5/11/chartex" xmlns:cx6="http://schemas.microsoft.com/office/drawing/2016/5/12/chartex" xmlns:cx7="http://schemas.microsoft.com/office/drawing/2016/5/13/chartex" xmlns:cx8="http://schemas.microsoft.com/office/drawing/2016/5/14/chartex" xmlns:mc="http://schemas.openxmlformats.org/markup-compatibility/2006" xmlns:aink="http://schemas.microsoft.com/office/drawing/2016/ink" xmlns:am3d="http://schemas.microsoft.com/office/drawing/2017/model3d" xmlns:o="urn:schemas-microsoft-com:office:office" xmlns:oel="http://schemas.microsoft.com/office/2019/extlst" xmlns:r="http://schemas.openxmlformats.org/officeDocument/2006/relationships" xmlns:m="http://schemas.openxmlformats.org/officeDocument/2006/math" xmlns:v="urn:schemas-microsoft-com:vml" xmlns:wp14="http://schemas.microsoft.com/office/word/2010/wordprocessingDrawing" xmlns:wp="http://schemas.openxmlformats.org/drawingml/2006/wordprocessingDrawing" xmlns:w10="urn:schemas-microsoft-com:office:word" xmlns:w="http://schemas.openxmlformats.org/wordprocessingml/2006/main" xmlns:w14="http://schemas.microsoft.com/office/word/2010/wordml" xmlns:w15="http://schemas.microsoft.com/office/word/2012/wordml" xmlns:w16cex="http://schemas.microsoft.com/office/word/2018/wordml/cex" xmlns:w16cid="http://schemas.microsoft.com/office/word/2016/wordml/cid" xmlns:w16="http://schemas.microsoft.com/office/word/2018/wordml" xmlns:w16sdtdh="http://schemas.microsoft.com/office/word/2020/wordml/sdtdatahash" xmlns:w16se="http://schemas.microsoft.com/office/word/2015/wordml/symex" xmlns:wpg="http://schemas.microsoft.com/office/word/2010/wordprocessingGroup" xmlns:wpi="http://schemas.microsoft.com/office/word/2010/wordprocessingInk" xmlns:wne="http://schemas.microsoft.com/office/word/2006/wordml" xmlns:wps="http://schemas.microsoft.com/office/word/2010/wordprocessingShape" mc:Ignorable="w14 w15 w16se w16cid w16 w16cex w16sdtdh wp14">
   <w:p/>
 </w:hdr>
 </file>
 
 <file path=word/styles.xml><?xml version="1.0" encoding="utf-8"?>
-<w:styles xmlns:mc="http://schemas.openxmlformats.org/markup-compatibility/2006" xmlns:r="http://schemas.openxmlformats.org/officeDocument/2006/relationships" xmlns:w="http://schemas.openxmlformats.org/wordprocessingml/2006/main" xmlns:w14="http://schemas.microsoft.com/office/word/2010/wordml" xmlns:w15="http://schemas.microsoft.com/office/word/2012/wordml" xmlns:w16cid="http://schemas.microsoft.com/office/word/2016/wordml/cid" xmlns:w16se="http://schemas.microsoft.com/office/word/2015/wordml/symex" mc:Ignorable="w14 w15 w16se w16cid">
+<w:styles xmlns:mc="http://schemas.openxmlformats.org/markup-compatibility/2006" xmlns:r="http://schemas.openxmlformats.org/officeDocument/2006/relationships" xmlns:w="http://schemas.openxmlformats.org/wordprocessingml/2006/main" xmlns:w14="http://schemas.microsoft.com/office/word/2010/wordml" xmlns:w15="http://schemas.microsoft.com/office/word/2012/wordml" xmlns:w16cex="http://schemas.microsoft.com/office/word/2018/wordml/cex" xmlns:w16cid="http://schemas.microsoft.com/office/word/2016/wordml/cid" xmlns:w16="http://schemas.microsoft.com/office/word/2018/wordml" xmlns:w16sdtdh="http://schemas.microsoft.com/office/word/2020/wordml/sdtdatahash" xmlns:w16se="http://schemas.microsoft.com/office/word/2015/wordml/symex" mc:Ignorable="w14 w15 w16se w16cid w16 w16cex w16sdtdh">
   <w:docDefaults>
     <w:rPrDefault>
       <w:rPr>
@@ -3308,7 +4373,7 @@
       </w:pPr>
     </w:pPrDefault>
   </w:docDefaults>
-  <w:latentStyles w:defLockedState="0" w:defUIPriority="99" w:defSemiHidden="0" w:defUnhideWhenUsed="0" w:defQFormat="0" w:count="375">
+  <w:latentStyles w:defLockedState="0" w:defUIPriority="99" w:defSemiHidden="0" w:defUnhideWhenUsed="0" w:defQFormat="0" w:count="376">
     <w:lsdException w:name="Normal" w:locked="1" w:uiPriority="0" w:qFormat="1"/>
     <w:lsdException w:name="heading 1" w:locked="1" w:uiPriority="0" w:qFormat="1"/>
     <w:lsdException w:name="heading 2" w:locked="1" w:uiPriority="0" w:qFormat="1"/>
@@ -3684,6 +4749,7 @@
     <w:lsdException w:name="Smart Hyperlink" w:semiHidden="1" w:unhideWhenUsed="1"/>
     <w:lsdException w:name="Hashtag" w:semiHidden="1" w:unhideWhenUsed="1"/>
     <w:lsdException w:name="Unresolved Mention" w:semiHidden="1" w:unhideWhenUsed="1"/>
+    <w:lsdException w:name="Smart Link" w:semiHidden="1" w:unhideWhenUsed="1"/>
   </w:latentStyles>
   <w:style w:type="paragraph" w:default="1" w:styleId="a">
     <w:name w:val="Normal"/>

--- a/7_semester/Методы искусственного интеллекта/ЛР5/ЛР5_Отчет_Буренков_МИИ.docx
+++ b/7_semester/Методы искусственного интеллекта/ЛР5/ЛР5_Отчет_Буренков_МИИ.docx
@@ -1840,14 +1840,562 @@
         <w:spacing w:before="240" w:line="360" w:lineRule="auto"/>
         <w:ind w:firstLine="709"/>
         <w:jc w:val="both"/>
-      </w:pPr>
-      <w:r>
         <w:rPr>
           <w:color w:val="000000"/>
           <w:sz w:val="28"/>
         </w:rPr>
+      </w:pPr>
+      <w:r>
+        <w:rPr>
+          <w:color w:val="000000"/>
+          <w:sz w:val="28"/>
+        </w:rPr>
         <w:t>Диапазоны соседних классов пересекаются: упругость футбольного 0,70–0,80, баскетбольного 0,71–0,87; окружность волейбольного 67,1–70,6 см, футбольного 68,2–72,9 см. Поэтому стопроцентной точности на тесте ни у одного из четырёх методов нет.</w:t>
       </w:r>
+    </w:p>
+    <w:p>
+      <w:pPr>
+        <w:spacing w:before="120" w:after="120" w:line="360" w:lineRule="auto"/>
+        <w:rPr>
+          <w:sz w:val="28"/>
+          <w:szCs w:val="28"/>
+        </w:rPr>
+      </w:pPr>
+      <w:r>
+        <w:rPr>
+          <w:color w:val="000000"/>
+          <w:sz w:val="28"/>
+          <w:szCs w:val="28"/>
+        </w:rPr>
+        <w:t xml:space="preserve">Таблица </w:t>
+      </w:r>
+      <w:r>
+        <w:rPr>
+          <w:color w:val="000000"/>
+          <w:sz w:val="28"/>
+          <w:szCs w:val="28"/>
+        </w:rPr>
+        <w:t>2</w:t>
+      </w:r>
+      <w:r>
+        <w:rPr>
+          <w:color w:val="000000"/>
+          <w:sz w:val="28"/>
+          <w:szCs w:val="28"/>
+        </w:rPr>
+        <w:t xml:space="preserve"> — Начальные параметры метода опорных векторов</w:t>
+      </w:r>
+    </w:p>
+    <w:tbl>
+      <w:tblPr>
+        <w:tblW w:w="0" w:type="auto"/>
+        <w:jc w:val="center"/>
+        <w:tblLayout w:type="fixed"/>
+        <w:tblLook w:val="04A0" w:firstRow="1" w:lastRow="0" w:firstColumn="1" w:lastColumn="0" w:noHBand="0" w:noVBand="1"/>
+      </w:tblPr>
+      <w:tblGrid>
+        <w:gridCol w:w="2835"/>
+        <w:gridCol w:w="2551"/>
+        <w:gridCol w:w="3969"/>
+      </w:tblGrid>
+      <w:tr>
+        <w:trPr>
+          <w:jc w:val="center"/>
+        </w:trPr>
+        <w:tc>
+          <w:tcPr>
+            <w:tcW w:w="2835" w:type="dxa"/>
+            <w:tcBorders>
+              <w:top w:val="single" w:sz="4" w:space="0" w:color="000000"/>
+              <w:left w:val="single" w:sz="4" w:space="0" w:color="000000"/>
+              <w:bottom w:val="single" w:sz="4" w:space="0" w:color="000000"/>
+              <w:right w:val="single" w:sz="4" w:space="0" w:color="000000"/>
+            </w:tcBorders>
+            <w:shd w:val="clear" w:color="auto" w:fill="F2F2F2"/>
+          </w:tcPr>
+          <w:p>
+            <w:pPr>
+              <w:jc w:val="center"/>
+            </w:pPr>
+            <w:r>
+              <w:rPr>
+                <w:b/>
+                <w:color w:val="000000"/>
+              </w:rPr>
+              <w:t>Параметр</w:t>
+            </w:r>
+          </w:p>
+        </w:tc>
+        <w:tc>
+          <w:tcPr>
+            <w:tcW w:w="2551" w:type="dxa"/>
+            <w:tcBorders>
+              <w:top w:val="single" w:sz="4" w:space="0" w:color="000000"/>
+              <w:left w:val="single" w:sz="4" w:space="0" w:color="000000"/>
+              <w:bottom w:val="single" w:sz="4" w:space="0" w:color="000000"/>
+              <w:right w:val="single" w:sz="4" w:space="0" w:color="000000"/>
+            </w:tcBorders>
+            <w:shd w:val="clear" w:color="auto" w:fill="F2F2F2"/>
+          </w:tcPr>
+          <w:p>
+            <w:pPr>
+              <w:jc w:val="center"/>
+            </w:pPr>
+            <w:r>
+              <w:rPr>
+                <w:b/>
+                <w:color w:val="000000"/>
+              </w:rPr>
+              <w:t>Значение</w:t>
+            </w:r>
+          </w:p>
+        </w:tc>
+        <w:tc>
+          <w:tcPr>
+            <w:tcW w:w="3969" w:type="dxa"/>
+            <w:tcBorders>
+              <w:top w:val="single" w:sz="4" w:space="0" w:color="000000"/>
+              <w:left w:val="single" w:sz="4" w:space="0" w:color="000000"/>
+              <w:bottom w:val="single" w:sz="4" w:space="0" w:color="000000"/>
+              <w:right w:val="single" w:sz="4" w:space="0" w:color="000000"/>
+            </w:tcBorders>
+            <w:shd w:val="clear" w:color="auto" w:fill="F2F2F2"/>
+          </w:tcPr>
+          <w:p>
+            <w:pPr>
+              <w:jc w:val="center"/>
+            </w:pPr>
+            <w:r>
+              <w:rPr>
+                <w:b/>
+                <w:color w:val="000000"/>
+              </w:rPr>
+              <w:t>Обоснование</w:t>
+            </w:r>
+          </w:p>
+        </w:tc>
+      </w:tr>
+      <w:tr>
+        <w:trPr>
+          <w:jc w:val="center"/>
+        </w:trPr>
+        <w:tc>
+          <w:tcPr>
+            <w:tcW w:w="2835" w:type="dxa"/>
+            <w:tcBorders>
+              <w:top w:val="single" w:sz="4" w:space="0" w:color="000000"/>
+              <w:left w:val="single" w:sz="4" w:space="0" w:color="000000"/>
+              <w:bottom w:val="single" w:sz="4" w:space="0" w:color="000000"/>
+              <w:right w:val="single" w:sz="4" w:space="0" w:color="000000"/>
+            </w:tcBorders>
+          </w:tcPr>
+          <w:p>
+            <w:r>
+              <w:rPr>
+                <w:color w:val="000000"/>
+              </w:rPr>
+              <w:t>Ядро</w:t>
+            </w:r>
+          </w:p>
+        </w:tc>
+        <w:tc>
+          <w:tcPr>
+            <w:tcW w:w="2551" w:type="dxa"/>
+            <w:tcBorders>
+              <w:top w:val="single" w:sz="4" w:space="0" w:color="000000"/>
+              <w:left w:val="single" w:sz="4" w:space="0" w:color="000000"/>
+              <w:bottom w:val="single" w:sz="4" w:space="0" w:color="000000"/>
+              <w:right w:val="single" w:sz="4" w:space="0" w:color="000000"/>
+            </w:tcBorders>
+          </w:tcPr>
+          <w:p>
+            <w:pPr>
+              <w:jc w:val="center"/>
+            </w:pPr>
+            <w:r>
+              <w:rPr>
+                <w:color w:val="000000"/>
+              </w:rPr>
+              <w:t>RBF (радиальная базисная функция)</w:t>
+            </w:r>
+          </w:p>
+        </w:tc>
+        <w:tc>
+          <w:tcPr>
+            <w:tcW w:w="3969" w:type="dxa"/>
+            <w:tcBorders>
+              <w:top w:val="single" w:sz="4" w:space="0" w:color="000000"/>
+              <w:left w:val="single" w:sz="4" w:space="0" w:color="000000"/>
+              <w:bottom w:val="single" w:sz="4" w:space="0" w:color="000000"/>
+              <w:right w:val="single" w:sz="4" w:space="0" w:color="000000"/>
+            </w:tcBorders>
+          </w:tcPr>
+          <w:p>
+            <w:r>
+              <w:rPr>
+                <w:color w:val="000000"/>
+              </w:rPr>
+              <w:t>Задано практикумом; нелинейная граница классов</w:t>
+            </w:r>
+          </w:p>
+        </w:tc>
+      </w:tr>
+      <w:tr>
+        <w:trPr>
+          <w:jc w:val="center"/>
+        </w:trPr>
+        <w:tc>
+          <w:tcPr>
+            <w:tcW w:w="2835" w:type="dxa"/>
+            <w:tcBorders>
+              <w:top w:val="single" w:sz="4" w:space="0" w:color="000000"/>
+              <w:left w:val="single" w:sz="4" w:space="0" w:color="000000"/>
+              <w:bottom w:val="single" w:sz="4" w:space="0" w:color="000000"/>
+              <w:right w:val="single" w:sz="4" w:space="0" w:color="000000"/>
+            </w:tcBorders>
+          </w:tcPr>
+          <w:p>
+            <w:r>
+              <w:rPr>
+                <w:color w:val="000000"/>
+              </w:rPr>
+              <w:t>Параметр сигма σ</w:t>
+            </w:r>
+          </w:p>
+        </w:tc>
+        <w:tc>
+          <w:tcPr>
+            <w:tcW w:w="2551" w:type="dxa"/>
+            <w:tcBorders>
+              <w:top w:val="single" w:sz="4" w:space="0" w:color="000000"/>
+              <w:left w:val="single" w:sz="4" w:space="0" w:color="000000"/>
+              <w:bottom w:val="single" w:sz="4" w:space="0" w:color="000000"/>
+              <w:right w:val="single" w:sz="4" w:space="0" w:color="000000"/>
+            </w:tcBorders>
+          </w:tcPr>
+          <w:p>
+            <w:pPr>
+              <w:jc w:val="center"/>
+            </w:pPr>
+            <w:r>
+              <w:rPr>
+                <w:color w:val="000000"/>
+              </w:rPr>
+              <w:t>0,5</w:t>
+            </w:r>
+          </w:p>
+        </w:tc>
+        <w:tc>
+          <w:tcPr>
+            <w:tcW w:w="3969" w:type="dxa"/>
+            <w:tcBorders>
+              <w:top w:val="single" w:sz="4" w:space="0" w:color="000000"/>
+              <w:left w:val="single" w:sz="4" w:space="0" w:color="000000"/>
+              <w:bottom w:val="single" w:sz="4" w:space="0" w:color="000000"/>
+              <w:right w:val="single" w:sz="4" w:space="0" w:color="000000"/>
+            </w:tcBorders>
+          </w:tcPr>
+          <w:p>
+            <w:r>
+              <w:rPr>
+                <w:color w:val="000000"/>
+              </w:rPr>
+              <w:t>Задан лабораторным практикумом</w:t>
+            </w:r>
+          </w:p>
+        </w:tc>
+      </w:tr>
+      <w:tr>
+        <w:trPr>
+          <w:jc w:val="center"/>
+        </w:trPr>
+        <w:tc>
+          <w:tcPr>
+            <w:tcW w:w="2835" w:type="dxa"/>
+            <w:tcBorders>
+              <w:top w:val="single" w:sz="4" w:space="0" w:color="000000"/>
+              <w:left w:val="single" w:sz="4" w:space="0" w:color="000000"/>
+              <w:bottom w:val="single" w:sz="4" w:space="0" w:color="000000"/>
+              <w:right w:val="single" w:sz="4" w:space="0" w:color="000000"/>
+            </w:tcBorders>
+          </w:tcPr>
+          <w:p>
+            <w:r>
+              <w:rPr>
+                <w:color w:val="000000"/>
+              </w:rPr>
+              <w:t>Параметр γ = 1/(2σ²)</w:t>
+            </w:r>
+          </w:p>
+        </w:tc>
+        <w:tc>
+          <w:tcPr>
+            <w:tcW w:w="2551" w:type="dxa"/>
+            <w:tcBorders>
+              <w:top w:val="single" w:sz="4" w:space="0" w:color="000000"/>
+              <w:left w:val="single" w:sz="4" w:space="0" w:color="000000"/>
+              <w:bottom w:val="single" w:sz="4" w:space="0" w:color="000000"/>
+              <w:right w:val="single" w:sz="4" w:space="0" w:color="000000"/>
+            </w:tcBorders>
+          </w:tcPr>
+          <w:p>
+            <w:pPr>
+              <w:jc w:val="center"/>
+            </w:pPr>
+            <w:r>
+              <w:rPr>
+                <w:color w:val="000000"/>
+              </w:rPr>
+              <w:t>2,0</w:t>
+            </w:r>
+          </w:p>
+        </w:tc>
+        <w:tc>
+          <w:tcPr>
+            <w:tcW w:w="3969" w:type="dxa"/>
+            <w:tcBorders>
+              <w:top w:val="single" w:sz="4" w:space="0" w:color="000000"/>
+              <w:left w:val="single" w:sz="4" w:space="0" w:color="000000"/>
+              <w:bottom w:val="single" w:sz="4" w:space="0" w:color="000000"/>
+              <w:right w:val="single" w:sz="4" w:space="0" w:color="000000"/>
+            </w:tcBorders>
+          </w:tcPr>
+          <w:p>
+            <w:r>
+              <w:rPr>
+                <w:color w:val="000000"/>
+              </w:rPr>
+              <w:t xml:space="preserve">Следует из формулы ядра </w:t>
+            </w:r>
+            <w:r>
+              <w:rPr>
+                <w:color w:val="000000"/>
+              </w:rPr>
+              <w:t>RBF</w:t>
+            </w:r>
+            <w:r>
+              <w:rPr>
+                <w:color w:val="000000"/>
+              </w:rPr>
+              <w:t xml:space="preserve"> при выбранной сигме</w:t>
+            </w:r>
+          </w:p>
+        </w:tc>
+      </w:tr>
+      <w:tr>
+        <w:trPr>
+          <w:jc w:val="center"/>
+        </w:trPr>
+        <w:tc>
+          <w:tcPr>
+            <w:tcW w:w="2835" w:type="dxa"/>
+            <w:tcBorders>
+              <w:top w:val="single" w:sz="4" w:space="0" w:color="000000"/>
+              <w:left w:val="single" w:sz="4" w:space="0" w:color="000000"/>
+              <w:bottom w:val="single" w:sz="4" w:space="0" w:color="000000"/>
+              <w:right w:val="single" w:sz="4" w:space="0" w:color="000000"/>
+            </w:tcBorders>
+          </w:tcPr>
+          <w:p>
+            <w:r>
+              <w:rPr>
+                <w:color w:val="000000"/>
+              </w:rPr>
+              <w:t>Штраф C</w:t>
+            </w:r>
+          </w:p>
+        </w:tc>
+        <w:tc>
+          <w:tcPr>
+            <w:tcW w:w="2551" w:type="dxa"/>
+            <w:tcBorders>
+              <w:top w:val="single" w:sz="4" w:space="0" w:color="000000"/>
+              <w:left w:val="single" w:sz="4" w:space="0" w:color="000000"/>
+              <w:bottom w:val="single" w:sz="4" w:space="0" w:color="000000"/>
+              <w:right w:val="single" w:sz="4" w:space="0" w:color="000000"/>
+            </w:tcBorders>
+          </w:tcPr>
+          <w:p>
+            <w:pPr>
+              <w:jc w:val="center"/>
+            </w:pPr>
+            <w:r>
+              <w:rPr>
+                <w:color w:val="000000"/>
+              </w:rPr>
+              <w:t>1</w:t>
+            </w:r>
+          </w:p>
+        </w:tc>
+        <w:tc>
+          <w:tcPr>
+            <w:tcW w:w="3969" w:type="dxa"/>
+            <w:tcBorders>
+              <w:top w:val="single" w:sz="4" w:space="0" w:color="000000"/>
+              <w:left w:val="single" w:sz="4" w:space="0" w:color="000000"/>
+              <w:bottom w:val="single" w:sz="4" w:space="0" w:color="000000"/>
+              <w:right w:val="single" w:sz="4" w:space="0" w:color="000000"/>
+            </w:tcBorders>
+          </w:tcPr>
+          <w:p>
+            <w:r>
+              <w:rPr>
+                <w:color w:val="000000"/>
+              </w:rPr>
+              <w:t>Задан практикумом: баланс ошибок обучения и ширины разделяющей полосы</w:t>
+            </w:r>
+          </w:p>
+        </w:tc>
+      </w:tr>
+      <w:tr>
+        <w:trPr>
+          <w:jc w:val="center"/>
+        </w:trPr>
+        <w:tc>
+          <w:tcPr>
+            <w:tcW w:w="2835" w:type="dxa"/>
+            <w:tcBorders>
+              <w:top w:val="single" w:sz="4" w:space="0" w:color="000000"/>
+              <w:left w:val="single" w:sz="4" w:space="0" w:color="000000"/>
+              <w:bottom w:val="single" w:sz="4" w:space="0" w:color="000000"/>
+              <w:right w:val="single" w:sz="4" w:space="0" w:color="000000"/>
+            </w:tcBorders>
+          </w:tcPr>
+          <w:p>
+            <w:r>
+              <w:rPr>
+                <w:color w:val="000000"/>
+              </w:rPr>
+              <w:t>Масштабирование</w:t>
+            </w:r>
+          </w:p>
+        </w:tc>
+        <w:tc>
+          <w:tcPr>
+            <w:tcW w:w="2551" w:type="dxa"/>
+            <w:tcBorders>
+              <w:top w:val="single" w:sz="4" w:space="0" w:color="000000"/>
+              <w:left w:val="single" w:sz="4" w:space="0" w:color="000000"/>
+              <w:bottom w:val="single" w:sz="4" w:space="0" w:color="000000"/>
+              <w:right w:val="single" w:sz="4" w:space="0" w:color="000000"/>
+            </w:tcBorders>
+          </w:tcPr>
+          <w:p>
+            <w:pPr>
+              <w:jc w:val="center"/>
+            </w:pPr>
+            <w:r>
+              <w:rPr>
+                <w:color w:val="000000"/>
+              </w:rPr>
+              <w:t>стандартизация по обучению</w:t>
+            </w:r>
+          </w:p>
+        </w:tc>
+        <w:tc>
+          <w:tcPr>
+            <w:tcW w:w="3969" w:type="dxa"/>
+            <w:tcBorders>
+              <w:top w:val="single" w:sz="4" w:space="0" w:color="000000"/>
+              <w:left w:val="single" w:sz="4" w:space="0" w:color="000000"/>
+              <w:bottom w:val="single" w:sz="4" w:space="0" w:color="000000"/>
+              <w:right w:val="single" w:sz="4" w:space="0" w:color="000000"/>
+            </w:tcBorders>
+          </w:tcPr>
+          <w:p>
+            <w:r>
+              <w:rPr>
+                <w:color w:val="000000"/>
+              </w:rPr>
+              <w:t xml:space="preserve">Те же единицы признаков, что у </w:t>
+            </w:r>
+            <w:r>
+              <w:rPr>
+                <w:color w:val="000000"/>
+              </w:rPr>
+              <w:t>k</w:t>
+            </w:r>
+            <w:r>
+              <w:rPr>
+                <w:color w:val="000000"/>
+              </w:rPr>
+              <w:t xml:space="preserve"> ближайших соседей</w:t>
+            </w:r>
+          </w:p>
+        </w:tc>
+      </w:tr>
+      <w:tr>
+        <w:trPr>
+          <w:jc w:val="center"/>
+        </w:trPr>
+        <w:tc>
+          <w:tcPr>
+            <w:tcW w:w="2835" w:type="dxa"/>
+            <w:tcBorders>
+              <w:top w:val="single" w:sz="4" w:space="0" w:color="000000"/>
+              <w:left w:val="single" w:sz="4" w:space="0" w:color="000000"/>
+              <w:bottom w:val="single" w:sz="4" w:space="0" w:color="000000"/>
+              <w:right w:val="single" w:sz="4" w:space="0" w:color="000000"/>
+            </w:tcBorders>
+          </w:tcPr>
+          <w:p>
+            <w:r>
+              <w:rPr>
+                <w:color w:val="000000"/>
+              </w:rPr>
+              <w:t>Число опорных векторов</w:t>
+            </w:r>
+          </w:p>
+        </w:tc>
+        <w:tc>
+          <w:tcPr>
+            <w:tcW w:w="2551" w:type="dxa"/>
+            <w:tcBorders>
+              <w:top w:val="single" w:sz="4" w:space="0" w:color="000000"/>
+              <w:left w:val="single" w:sz="4" w:space="0" w:color="000000"/>
+              <w:bottom w:val="single" w:sz="4" w:space="0" w:color="000000"/>
+              <w:right w:val="single" w:sz="4" w:space="0" w:color="000000"/>
+            </w:tcBorders>
+          </w:tcPr>
+          <w:p>
+            <w:pPr>
+              <w:jc w:val="center"/>
+            </w:pPr>
+            <w:r>
+              <w:rPr>
+                <w:color w:val="000000"/>
+              </w:rPr>
+              <w:t>80</w:t>
+            </w:r>
+          </w:p>
+        </w:tc>
+        <w:tc>
+          <w:tcPr>
+            <w:tcW w:w="3969" w:type="dxa"/>
+            <w:tcBorders>
+              <w:top w:val="single" w:sz="4" w:space="0" w:color="000000"/>
+              <w:left w:val="single" w:sz="4" w:space="0" w:color="000000"/>
+              <w:bottom w:val="single" w:sz="4" w:space="0" w:color="000000"/>
+              <w:right w:val="single" w:sz="4" w:space="0" w:color="000000"/>
+            </w:tcBorders>
+          </w:tcPr>
+          <w:p>
+            <w:r>
+              <w:rPr>
+                <w:color w:val="000000"/>
+              </w:rPr>
+              <w:t>Результат обучения (не задаётся вручную)</w:t>
+            </w:r>
+          </w:p>
+        </w:tc>
+      </w:tr>
+    </w:tbl>
+    <w:p>
+      <w:pPr>
+        <w:spacing w:before="240" w:line="360" w:lineRule="auto"/>
+        <w:ind w:firstLine="709"/>
+        <w:jc w:val="both"/>
+      </w:pPr>
     </w:p>
     <w:p>
       <w:r>
